--- a/OSS_Capstone_Project_24BAI10071.docx
+++ b/OSS_Capstone_Project_24BAI10071.docx
@@ -299,7 +299,6 @@
         <w:tblCellMar>
           <w:top w:w="152" w:type="dxa"/>
           <w:left w:w="125" w:type="dxa"/>
-          <w:bottom w:w="0" w:type="dxa"/>
           <w:right w:w="115" w:type="dxa"/>
         </w:tblCellMar>
         <w:tblLook w:val="04A0" w:firstRow="1" w:lastRow="0" w:firstColumn="1" w:lastColumn="0" w:noHBand="0" w:noVBand="1"/>
@@ -400,8 +399,16 @@
             <w:pPr>
               <w:spacing w:after="0" w:line="259" w:lineRule="auto"/>
               <w:ind w:left="3" w:firstLine="0"/>
+              <w:rPr>
+                <w:b/>
+                <w:bCs/>
+              </w:rPr>
             </w:pPr>
             <w:r>
+              <w:rPr>
+                <w:b/>
+                <w:bCs/>
+              </w:rPr>
               <w:t>Kartikay Singh</w:t>
             </w:r>
           </w:p>
@@ -430,8 +437,16 @@
             <w:pPr>
               <w:spacing w:after="0" w:line="259" w:lineRule="auto"/>
               <w:ind w:left="0" w:firstLine="0"/>
+              <w:rPr>
+                <w:b/>
+                <w:bCs/>
+              </w:rPr>
             </w:pPr>
             <w:r>
+              <w:rPr>
+                <w:b/>
+                <w:bCs/>
+              </w:rPr>
               <w:t>24BAI10071</w:t>
             </w:r>
           </w:p>
@@ -560,201 +575,214 @@
         <w:ind w:left="-5"/>
       </w:pPr>
     </w:p>
+    <w:p/>
+    <w:p/>
+    <w:p/>
+    <w:p/>
+    <w:p/>
+    <w:p/>
+    <w:p/>
+    <w:p/>
+    <w:p/>
+    <w:p/>
+    <w:p/>
     <w:p>
       <w:pPr>
         <w:pStyle w:val="Heading2"/>
         <w:ind w:left="-5"/>
       </w:pPr>
       <w:r>
+        <w:lastRenderedPageBreak/>
         <w:t xml:space="preserve">1. Introduction </w:t>
-      </w:r>
-    </w:p>
-    <w:p>
-      <w:pPr>
-        <w:ind w:left="-5"/>
-      </w:pPr>
-      <w:r>
-        <w:t xml:space="preserve">Most of the software that powers the modern world — the servers that run websites, the tools that developers use every day, the operating systems inside supercomputers and smartphones — was not built by a single company and sold for profit. It was built openly, shared freely, and improved collectively. That is the essence of open source. </w:t>
-      </w:r>
-    </w:p>
-    <w:p>
-      <w:pPr>
-        <w:spacing w:after="80" w:line="259" w:lineRule="auto"/>
-        <w:ind w:left="0" w:firstLine="0"/>
-      </w:pPr>
-      <w:r>
-        <w:t xml:space="preserve"> </w:t>
-      </w:r>
-    </w:p>
-    <w:p>
-      <w:pPr>
-        <w:ind w:left="-5"/>
-      </w:pPr>
-      <w:r>
-        <w:t xml:space="preserve">This project asks you to stop and think about that. </w:t>
-      </w:r>
-    </w:p>
-    <w:p>
-      <w:pPr>
-        <w:spacing w:after="80" w:line="259" w:lineRule="auto"/>
-        <w:ind w:left="0" w:firstLine="0"/>
-      </w:pPr>
-      <w:r>
-        <w:t xml:space="preserve"> </w:t>
-      </w:r>
-    </w:p>
-    <w:p>
-      <w:pPr>
-        <w:ind w:left="-5"/>
-      </w:pPr>
-      <w:r>
-        <w:t xml:space="preserve">You will choose one real open-source software project — something you can download, read about, and interact with on Linux — and conduct a structured audit of it. Not just 'what does it do,' but why it exists, who built it, what freedoms its license actually gives you, what philosophical values it represents, and how it has shaped the world around it. </w:t>
-      </w:r>
-    </w:p>
-    <w:p>
-      <w:pPr>
-        <w:spacing w:after="80" w:line="259" w:lineRule="auto"/>
-        <w:ind w:left="0" w:firstLine="0"/>
-      </w:pPr>
-      <w:r>
-        <w:t xml:space="preserve"> </w:t>
-      </w:r>
-    </w:p>
-    <w:p>
-      <w:pPr>
-        <w:ind w:left="-5"/>
-      </w:pPr>
-      <w:r>
-        <w:lastRenderedPageBreak/>
-        <w:t xml:space="preserve">Alongside the written report, you will write five shell scripts that demonstrate practical Linux skills. These are not meant to be impressive programs — they are meant to show that you understand how open-source tools work at the command line, and how automation connects to the philosophy of sharing and transparency. </w:t>
-      </w:r>
-    </w:p>
-    <w:p>
-      <w:pPr>
-        <w:spacing w:after="0" w:line="259" w:lineRule="auto"/>
-        <w:ind w:left="0" w:firstLine="0"/>
-      </w:pPr>
-      <w:r>
-        <w:t xml:space="preserve"> </w:t>
-      </w:r>
-    </w:p>
-    <w:tbl>
-      <w:tblPr>
-        <w:tblStyle w:val="TableGrid"/>
-        <w:tblW w:w="9360" w:type="dxa"/>
-        <w:tblInd w:w="8" w:type="dxa"/>
-        <w:tblCellMar>
-          <w:top w:w="169" w:type="dxa"/>
-          <w:left w:w="125" w:type="dxa"/>
-          <w:bottom w:w="0" w:type="dxa"/>
-          <w:right w:w="115" w:type="dxa"/>
-        </w:tblCellMar>
-        <w:tblLook w:val="04A0" w:firstRow="1" w:lastRow="0" w:firstColumn="1" w:lastColumn="0" w:noHBand="0" w:noVBand="1"/>
-      </w:tblPr>
-      <w:tblGrid>
-        <w:gridCol w:w="1203"/>
-        <w:gridCol w:w="8157"/>
-      </w:tblGrid>
-      <w:tr>
-        <w:trPr>
-          <w:trHeight w:val="1020"/>
-        </w:trPr>
-        <w:tc>
-          <w:tcPr>
-            <w:tcW w:w="1203" w:type="dxa"/>
-            <w:tcBorders>
-              <w:top w:val="single" w:sz="8" w:space="0" w:color="CBD5E1"/>
-              <w:left w:val="single" w:sz="8" w:space="0" w:color="CBD5E1"/>
-              <w:bottom w:val="single" w:sz="8" w:space="0" w:color="CBD5E1"/>
-              <w:right w:val="single" w:sz="8" w:space="0" w:color="CBD5E1"/>
-            </w:tcBorders>
-            <w:shd w:val="clear" w:color="auto" w:fill="EFF6FF"/>
-          </w:tcPr>
-          <w:p>
-            <w:pPr>
-              <w:spacing w:after="0" w:line="259" w:lineRule="auto"/>
-              <w:ind w:left="3" w:firstLine="0"/>
-            </w:pPr>
-            <w:r>
-              <w:rPr>
-                <w:b/>
-                <w:sz w:val="20"/>
-              </w:rPr>
-              <w:t>Why this matters</w:t>
-            </w:r>
-            <w:r>
-              <w:t xml:space="preserve"> </w:t>
-            </w:r>
-          </w:p>
-        </w:tc>
-        <w:tc>
-          <w:tcPr>
-            <w:tcW w:w="8158" w:type="dxa"/>
-            <w:tcBorders>
-              <w:top w:val="single" w:sz="8" w:space="0" w:color="CBD5E1"/>
-              <w:left w:val="single" w:sz="8" w:space="0" w:color="CBD5E1"/>
-              <w:bottom w:val="single" w:sz="8" w:space="0" w:color="CBD5E1"/>
-              <w:right w:val="single" w:sz="8" w:space="0" w:color="CBD5E1"/>
-            </w:tcBorders>
-            <w:shd w:val="clear" w:color="auto" w:fill="EFF6FF"/>
-            <w:vAlign w:val="center"/>
-          </w:tcPr>
-          <w:p>
-            <w:pPr>
-              <w:spacing w:after="0" w:line="259" w:lineRule="auto"/>
-              <w:ind w:left="0" w:firstLine="0"/>
-            </w:pPr>
-            <w:r>
-              <w:rPr>
-                <w:sz w:val="20"/>
-              </w:rPr>
-              <w:t>Every line of code you write in your career will sit on top of open-source foundations. Understanding the philosophy behind that is not optional — it is part of being a professional.</w:t>
-            </w:r>
-            <w:r>
-              <w:t xml:space="preserve"> </w:t>
-            </w:r>
-          </w:p>
-        </w:tc>
-      </w:tr>
-    </w:tbl>
-    <w:p>
-      <w:pPr>
-        <w:spacing w:after="0" w:line="259" w:lineRule="auto"/>
-        <w:ind w:left="2325" w:firstLine="0"/>
-      </w:pPr>
-      <w:r>
-        <w:t xml:space="preserve"> </w:t>
-      </w:r>
-      <w:r>
-        <w:br w:type="page"/>
       </w:r>
     </w:p>
     <w:p>
       <w:pPr>
         <w:pStyle w:val="Heading2"/>
         <w:ind w:left="-5"/>
-      </w:pPr>
-      <w:r>
+        <w:rPr>
+          <w:b w:val="0"/>
+          <w:bCs/>
+          <w:sz w:val="28"/>
+          <w:szCs w:val="22"/>
+        </w:rPr>
+      </w:pPr>
+      <w:proofErr w:type="gramStart"/>
+      <w:r>
+        <w:rPr>
+          <w:b w:val="0"/>
+          <w:bCs/>
+          <w:sz w:val="28"/>
+          <w:szCs w:val="22"/>
+        </w:rPr>
+        <w:t>Open source</w:t>
+      </w:r>
+      <w:proofErr w:type="gramEnd"/>
+      <w:r>
+        <w:rPr>
+          <w:b w:val="0"/>
+          <w:bCs/>
+          <w:sz w:val="28"/>
+          <w:szCs w:val="22"/>
+        </w:rPr>
+        <w:t xml:space="preserve"> software has become one of the most important forces shaping modern computing. From operating systems to programming languages and cloud platforms, a significant portion of today’s technology is built on tools that are freely available, collaboratively developed, and continuously improved by a global community. Among these tools, Python stands out as one of the most influential and widely adopted open-source programming languages.</w:t>
+      </w:r>
+    </w:p>
+    <w:p>
+      <w:pPr>
+        <w:pStyle w:val="Heading2"/>
+        <w:ind w:left="-5"/>
+        <w:rPr>
+          <w:b w:val="0"/>
+          <w:bCs/>
+          <w:sz w:val="28"/>
+          <w:szCs w:val="22"/>
+        </w:rPr>
+      </w:pPr>
+      <w:r>
+        <w:rPr>
+          <w:b w:val="0"/>
+          <w:bCs/>
+          <w:sz w:val="28"/>
+          <w:szCs w:val="22"/>
+        </w:rPr>
+        <w:t>Developed by Guido van Rossum, Python was designed with a simple but powerful idea: programming should be easy to read, easy to write, and accessible to everyone. At a time when many programming languages were complex and difficult to learn, Python introduced a more human-friendly approach to coding. Its clean syntax and flexibility made it suitable not only for beginners but also for professionals working on large-scale systems. Over time, Python has evolved into a language that supports a wide range of applications, including web development, data science, artificial intelligence, automation, and system scripting.</w:t>
+      </w:r>
+    </w:p>
+    <w:p>
+      <w:pPr>
+        <w:pStyle w:val="Heading2"/>
+        <w:ind w:left="-5"/>
+        <w:rPr>
+          <w:b w:val="0"/>
+          <w:bCs/>
+          <w:sz w:val="28"/>
+          <w:szCs w:val="22"/>
+        </w:rPr>
+      </w:pPr>
+      <w:r>
+        <w:rPr>
+          <w:b w:val="0"/>
+          <w:bCs/>
+          <w:sz w:val="28"/>
+          <w:szCs w:val="22"/>
+        </w:rPr>
+        <w:t xml:space="preserve">This project explores Python not just as a programming language, but as part of the broader open-source ecosystem. It examines the philosophy behind open source, the role of licensing, and the ethical considerations of sharing and collaboration. It also investigates how Python interacts with the Linux operating system, where it is commonly used for scripting, automation, and system-level tasks. By studying its installation, structure, and </w:t>
+      </w:r>
+      <w:proofErr w:type="spellStart"/>
+      <w:r>
+        <w:rPr>
+          <w:b w:val="0"/>
+          <w:bCs/>
+          <w:sz w:val="28"/>
+          <w:szCs w:val="22"/>
+        </w:rPr>
+        <w:t>behavior</w:t>
+      </w:r>
+      <w:proofErr w:type="spellEnd"/>
+      <w:r>
+        <w:rPr>
+          <w:b w:val="0"/>
+          <w:bCs/>
+          <w:sz w:val="28"/>
+          <w:szCs w:val="22"/>
+        </w:rPr>
+        <w:t xml:space="preserve"> within a Linux environment, this report aims to provide a deeper understanding of how open-source software actually functions in practice.</w:t>
+      </w:r>
+    </w:p>
+    <w:p>
+      <w:pPr>
+        <w:pStyle w:val="Heading2"/>
+        <w:ind w:left="-5"/>
+        <w:rPr>
+          <w:b w:val="0"/>
+          <w:bCs/>
+          <w:sz w:val="28"/>
+          <w:szCs w:val="22"/>
+        </w:rPr>
+      </w:pPr>
+      <w:r>
+        <w:rPr>
+          <w:b w:val="0"/>
+          <w:bCs/>
+          <w:sz w:val="28"/>
+          <w:szCs w:val="22"/>
+        </w:rPr>
+        <w:t>In addition to theoretical concepts, this project includes a set of shell scripts designed to demonstrate practical usage of Linux and open-source tools. These scripts perform tasks such as system inspection, package analysis, directory auditing, log file processing, and interactive content generation. Through these implementations, the project highlights how simple command-line tools can be combined to create meaningful and functional utilities.</w:t>
+      </w:r>
+    </w:p>
+    <w:p>
+      <w:pPr>
+        <w:pStyle w:val="Heading2"/>
+        <w:ind w:left="-5"/>
+        <w:rPr>
+          <w:b w:val="0"/>
+          <w:bCs/>
+          <w:sz w:val="28"/>
+          <w:szCs w:val="22"/>
+        </w:rPr>
+      </w:pPr>
+      <w:r>
+        <w:rPr>
+          <w:b w:val="0"/>
+          <w:bCs/>
+          <w:sz w:val="28"/>
+          <w:szCs w:val="22"/>
+        </w:rPr>
         <w:lastRenderedPageBreak/>
-        <w:t xml:space="preserve">2. Choosing Your Software </w:t>
-      </w:r>
-    </w:p>
-    <w:p>
-      <w:pPr>
+        <w:t>Ultimately, this report is not just about learning a programming language or writing scripts. It is about understanding a mindset — one that values openness, collaboration, and shared progress. Open source is not simply a technical model; it is a way of thinking about how knowledge should be created and distributed. By working with Python and Linux, this project aims to move beyond surface-level usage and develop a more practical and critical understanding of the open-source world.</w:t>
+      </w:r>
+    </w:p>
+    <w:p>
+      <w:pPr>
+        <w:pStyle w:val="Heading2"/>
         <w:ind w:left="-5"/>
       </w:pPr>
-      <w:r>
-        <w:t xml:space="preserve">Pick one open-source project from the list below, or propose your own (subject to instructor approval). Your choice will be the subject of your entire report and all five shell scripts. </w:t>
-      </w:r>
-    </w:p>
-    <w:p>
-      <w:pPr>
-        <w:spacing w:after="217" w:line="259" w:lineRule="auto"/>
-        <w:ind w:left="0" w:firstLine="0"/>
-      </w:pPr>
-      <w:r>
-        <w:t xml:space="preserve"> </w:t>
-      </w:r>
+    </w:p>
+    <w:p/>
+    <w:p/>
+    <w:p/>
+    <w:p/>
+    <w:p/>
+    <w:p/>
+    <w:p/>
+    <w:p/>
+    <w:p/>
+    <w:p/>
+    <w:p/>
+    <w:p/>
+    <w:p/>
+    <w:p/>
+    <w:p/>
+    <w:p/>
+    <w:p/>
+    <w:p/>
+    <w:p/>
+    <w:p/>
+    <w:p/>
+    <w:p/>
+    <w:p/>
+    <w:p/>
+    <w:p/>
+    <w:p/>
+    <w:p/>
+    <w:p/>
+    <w:p/>
+    <w:p>
+      <w:pPr>
+        <w:pStyle w:val="Heading2"/>
+        <w:ind w:left="-5"/>
+      </w:pPr>
+      <w:r>
+        <w:lastRenderedPageBreak/>
+        <w:t xml:space="preserve">Choosing Software </w:t>
+      </w:r>
+    </w:p>
+    <w:p>
+      <w:pPr>
+        <w:spacing w:after="217" w:line="259" w:lineRule="auto"/>
+        <w:ind w:left="0" w:firstLine="0"/>
+      </w:pPr>
     </w:p>
     <w:p>
       <w:pPr>
@@ -773,7 +801,6 @@
         <w:tblCellMar>
           <w:top w:w="151" w:type="dxa"/>
           <w:left w:w="128" w:type="dxa"/>
-          <w:bottom w:w="0" w:type="dxa"/>
           <w:right w:w="115" w:type="dxa"/>
         </w:tblCellMar>
         <w:tblLook w:val="04A0" w:firstRow="1" w:lastRow="0" w:firstColumn="1" w:lastColumn="0" w:noHBand="0" w:noVBand="1"/>
@@ -1840,9 +1867,7 @@
         <w:tblW w:w="9360" w:type="dxa"/>
         <w:tblInd w:w="8" w:type="dxa"/>
         <w:tblCellMar>
-          <w:top w:w="0" w:type="dxa"/>
           <w:left w:w="125" w:type="dxa"/>
-          <w:bottom w:w="0" w:type="dxa"/>
           <w:right w:w="115" w:type="dxa"/>
         </w:tblCellMar>
         <w:tblLook w:val="04A0" w:firstRow="1" w:lastRow="0" w:firstColumn="1" w:lastColumn="0" w:noHBand="0" w:noVBand="1"/>
@@ -1921,38 +1946,49 @@
     </w:tbl>
     <w:p>
       <w:pPr>
-        <w:spacing w:after="0" w:line="259" w:lineRule="auto"/>
-        <w:ind w:left="2325" w:firstLine="0"/>
-      </w:pPr>
-      <w:r>
-        <w:t xml:space="preserve"> </w:t>
-      </w:r>
-    </w:p>
-    <w:p>
-      <w:pPr>
-        <w:pStyle w:val="Heading2"/>
-        <w:ind w:left="-5"/>
-      </w:pPr>
-      <w:r>
-        <w:t xml:space="preserve">3. Project Report Structure </w:t>
-      </w:r>
-    </w:p>
-    <w:p>
-      <w:pPr>
-        <w:ind w:left="-5"/>
-      </w:pPr>
-      <w:r>
-        <w:t xml:space="preserve">Your report should be 12 to 16 pages long. Each section below maps to a unit in the course. Do not pad with screenshots — every page should contain original thinking and analysis written in your own words. </w:t>
-      </w:r>
-    </w:p>
-    <w:p>
-      <w:pPr>
-        <w:spacing w:after="217" w:line="259" w:lineRule="auto"/>
-        <w:ind w:left="0" w:firstLine="0"/>
-      </w:pPr>
-      <w:r>
-        <w:t xml:space="preserve"> </w:t>
-      </w:r>
+        <w:spacing w:after="217" w:line="259" w:lineRule="auto"/>
+        <w:ind w:left="0" w:firstLine="0"/>
+        <w:rPr>
+          <w:b/>
+          <w:sz w:val="32"/>
+        </w:rPr>
+      </w:pPr>
+    </w:p>
+    <w:p>
+      <w:pPr>
+        <w:spacing w:after="217" w:line="259" w:lineRule="auto"/>
+        <w:ind w:left="0" w:firstLine="0"/>
+        <w:rPr>
+          <w:b/>
+          <w:sz w:val="32"/>
+        </w:rPr>
+      </w:pPr>
+    </w:p>
+    <w:p>
+      <w:pPr>
+        <w:spacing w:after="217" w:line="259" w:lineRule="auto"/>
+        <w:ind w:left="0" w:firstLine="0"/>
+        <w:rPr>
+          <w:b/>
+          <w:sz w:val="32"/>
+        </w:rPr>
+      </w:pPr>
+    </w:p>
+    <w:p>
+      <w:pPr>
+        <w:spacing w:after="217" w:line="259" w:lineRule="auto"/>
+        <w:ind w:left="0" w:firstLine="0"/>
+        <w:rPr>
+          <w:b/>
+          <w:sz w:val="32"/>
+        </w:rPr>
+      </w:pPr>
+    </w:p>
+    <w:p>
+      <w:pPr>
+        <w:spacing w:after="217" w:line="259" w:lineRule="auto"/>
+        <w:ind w:left="0" w:firstLine="0"/>
+      </w:pPr>
     </w:p>
     <w:p>
       <w:pPr>
@@ -3529,7 +3565,7 @@
       </w:pPr>
       <w:r>
         <w:pict w14:anchorId="188AB3E6">
-          <v:rect id="_x0000_i1105" style="width:0;height:1.5pt" o:hralign="center" o:hrstd="t" o:hr="t" fillcolor="#a0a0a0" stroked="f"/>
+          <v:rect id="_x0000_i1025" style="width:0;height:1.5pt" o:hralign="center" o:hrstd="t" o:hr="t" fillcolor="#a0a0a0" stroked="f"/>
         </w:pict>
       </w:r>
     </w:p>
@@ -3654,6 +3690,9 @@
         <w:ind w:left="0" w:firstLine="0"/>
       </w:pPr>
       <w:r>
+        <w:rPr>
+          <w:noProof/>
+        </w:rPr>
         <w:drawing>
           <wp:inline distT="0" distB="0" distL="0" distR="0" wp14:anchorId="73C7941B" wp14:editId="4A89CF43">
             <wp:extent cx="5001323" cy="781159"/>
@@ -3763,6 +3802,9 @@
         </w:rPr>
       </w:pPr>
       <w:r>
+        <w:rPr>
+          <w:noProof/>
+        </w:rPr>
         <w:drawing>
           <wp:inline distT="0" distB="0" distL="0" distR="0" wp14:anchorId="0C2BEF0E" wp14:editId="0C7EB2E6">
             <wp:extent cx="3143689" cy="533474"/>
@@ -3832,6 +3874,9 @@
         <w:ind w:left="0" w:firstLine="0"/>
       </w:pPr>
       <w:r>
+        <w:rPr>
+          <w:noProof/>
+        </w:rPr>
         <w:lastRenderedPageBreak/>
         <w:drawing>
           <wp:inline distT="0" distB="0" distL="0" distR="0" wp14:anchorId="29CA0DC4" wp14:editId="2E1FAAB2">
@@ -3884,7 +3929,7 @@
       </w:pPr>
       <w:r>
         <w:pict w14:anchorId="1C243A0D">
-          <v:rect id="_x0000_i1106" style="width:0;height:1.5pt" o:hralign="center" o:hrstd="t" o:hr="t" fillcolor="#a0a0a0" stroked="f"/>
+          <v:rect id="_x0000_i1026" style="width:0;height:1.5pt" o:hralign="center" o:hrstd="t" o:hr="t" fillcolor="#a0a0a0" stroked="f"/>
         </w:pict>
       </w:r>
     </w:p>
@@ -4039,7 +4084,7 @@
       </w:pPr>
       <w:r>
         <w:pict w14:anchorId="34D3C0BE">
-          <v:rect id="_x0000_i1107" style="width:0;height:1.5pt" o:hralign="center" o:hrstd="t" o:hr="t" fillcolor="#a0a0a0" stroked="f"/>
+          <v:rect id="_x0000_i1027" style="width:0;height:1.5pt" o:hralign="center" o:hrstd="t" o:hr="t" fillcolor="#a0a0a0" stroked="f"/>
         </w:pict>
       </w:r>
     </w:p>
@@ -4143,7 +4188,7 @@
       </w:pPr>
       <w:r>
         <w:pict w14:anchorId="3A95FF75">
-          <v:rect id="_x0000_i1108" style="width:0;height:1.5pt" o:hralign="center" o:hrstd="t" o:hr="t" fillcolor="#a0a0a0" stroked="f"/>
+          <v:rect id="_x0000_i1028" style="width:0;height:1.5pt" o:hralign="center" o:hrstd="t" o:hr="t" fillcolor="#a0a0a0" stroked="f"/>
         </w:pict>
       </w:r>
     </w:p>
@@ -4202,7 +4247,7 @@
       </w:pPr>
       <w:r>
         <w:pict w14:anchorId="2775FB74">
-          <v:rect id="_x0000_i1109" style="width:0;height:1.5pt" o:hralign="center" o:hrstd="t" o:hr="t" fillcolor="#a0a0a0" stroked="f"/>
+          <v:rect id="_x0000_i1029" style="width:0;height:1.5pt" o:hralign="center" o:hrstd="t" o:hr="t" fillcolor="#a0a0a0" stroked="f"/>
         </w:pict>
       </w:r>
     </w:p>
@@ -4319,7 +4364,7 @@
       </w:pPr>
       <w:r>
         <w:pict w14:anchorId="743C63B5">
-          <v:rect id="_x0000_i1110" style="width:0;height:1.5pt" o:hralign="center" o:hrstd="t" o:hr="t" fillcolor="#a0a0a0" stroked="f"/>
+          <v:rect id="_x0000_i1030" style="width:0;height:1.5pt" o:hralign="center" o:hrstd="t" o:hr="t" fillcolor="#a0a0a0" stroked="f"/>
         </w:pict>
       </w:r>
     </w:p>
@@ -4664,7 +4709,7 @@
       </w:pPr>
       <w:r>
         <w:pict w14:anchorId="4BCA1D66">
-          <v:rect id="_x0000_i1111" style="width:0;height:1.5pt" o:hralign="center" o:hrstd="t" o:hr="t" fillcolor="#a0a0a0" stroked="f"/>
+          <v:rect id="_x0000_i1031" style="width:0;height:1.5pt" o:hralign="center" o:hrstd="t" o:hr="t" fillcolor="#a0a0a0" stroked="f"/>
         </w:pict>
       </w:r>
     </w:p>
@@ -4797,6 +4842,9 @@
         </w:rPr>
       </w:pPr>
       <w:r>
+        <w:rPr>
+          <w:noProof/>
+        </w:rPr>
         <w:drawing>
           <wp:inline distT="0" distB="0" distL="0" distR="0" wp14:anchorId="02E93F57" wp14:editId="492FA1CE">
             <wp:extent cx="4763165" cy="390580"/>
@@ -4861,6 +4909,9 @@
         </w:rPr>
       </w:pPr>
       <w:r>
+        <w:rPr>
+          <w:noProof/>
+        </w:rPr>
         <w:drawing>
           <wp:inline distT="0" distB="0" distL="0" distR="0" wp14:anchorId="2DEE1A0A" wp14:editId="2269D045">
             <wp:extent cx="5553850" cy="2657846"/>
@@ -4921,6 +4972,9 @@
         <w:ind w:left="0" w:firstLine="0"/>
       </w:pPr>
       <w:r>
+        <w:rPr>
+          <w:noProof/>
+        </w:rPr>
         <w:lastRenderedPageBreak/>
         <w:drawing>
           <wp:inline distT="0" distB="0" distL="0" distR="0" wp14:anchorId="3C97A729" wp14:editId="20F4AD08">
@@ -4975,7 +5029,7 @@
       </w:pPr>
       <w:r>
         <w:pict w14:anchorId="23D6BBA1">
-          <v:rect id="_x0000_i1112" style="width:0;height:1.5pt" o:hralign="center" o:hrstd="t" o:hr="t" fillcolor="#a0a0a0" stroked="f"/>
+          <v:rect id="_x0000_i1032" style="width:0;height:1.5pt" o:hralign="center" o:hrstd="t" o:hr="t" fillcolor="#a0a0a0" stroked="f"/>
         </w:pict>
       </w:r>
     </w:p>
@@ -5037,6 +5091,9 @@
         <w:ind w:left="0" w:firstLine="0"/>
       </w:pPr>
       <w:r>
+        <w:rPr>
+          <w:noProof/>
+        </w:rPr>
         <w:drawing>
           <wp:inline distT="0" distB="0" distL="0" distR="0" wp14:anchorId="71E7F35F" wp14:editId="6A70704E">
             <wp:extent cx="3057952" cy="695422"/>
@@ -5213,7 +5270,7 @@
       <w:r>
         <w:lastRenderedPageBreak/>
         <w:pict w14:anchorId="7FE8E6B4">
-          <v:rect id="_x0000_i1113" style="width:0;height:1.5pt" o:hralign="center" o:hrstd="t" o:hr="t" fillcolor="#a0a0a0" stroked="f"/>
+          <v:rect id="_x0000_i1033" style="width:0;height:1.5pt" o:hralign="center" o:hrstd="t" o:hr="t" fillcolor="#a0a0a0" stroked="f"/>
         </w:pict>
       </w:r>
     </w:p>
@@ -5351,7 +5408,7 @@
       </w:pPr>
       <w:r>
         <w:pict w14:anchorId="24E771B7">
-          <v:rect id="_x0000_i1114" style="width:0;height:1.5pt" o:hralign="center" o:hrstd="t" o:hr="t" fillcolor="#a0a0a0" stroked="f"/>
+          <v:rect id="_x0000_i1034" style="width:0;height:1.5pt" o:hralign="center" o:hrstd="t" o:hr="t" fillcolor="#a0a0a0" stroked="f"/>
         </w:pict>
       </w:r>
     </w:p>
@@ -5478,7 +5535,7 @@
       </w:pPr>
       <w:r>
         <w:pict w14:anchorId="491E6602">
-          <v:rect id="_x0000_i1228" style="width:0;height:1.5pt" o:hralign="center" o:hrstd="t" o:hr="t" fillcolor="#a0a0a0" stroked="f"/>
+          <v:rect id="_x0000_i1035" style="width:0;height:1.5pt" o:hralign="center" o:hrstd="t" o:hr="t" fillcolor="#a0a0a0" stroked="f"/>
         </w:pict>
       </w:r>
     </w:p>
@@ -5645,7 +5702,7 @@
       </w:pPr>
       <w:r>
         <w:pict w14:anchorId="2E3C43EE">
-          <v:rect id="_x0000_i1229" style="width:0;height:1.5pt" o:hralign="center" o:hrstd="t" o:hr="t" fillcolor="#a0a0a0" stroked="f"/>
+          <v:rect id="_x0000_i1036" style="width:0;height:1.5pt" o:hralign="center" o:hrstd="t" o:hr="t" fillcolor="#a0a0a0" stroked="f"/>
         </w:pict>
       </w:r>
     </w:p>
@@ -5743,7 +5800,7 @@
       </w:pPr>
       <w:r>
         <w:pict w14:anchorId="5906C14C">
-          <v:rect id="_x0000_i1230" style="width:0;height:1.5pt" o:hralign="center" o:hrstd="t" o:hr="t" fillcolor="#a0a0a0" stroked="f"/>
+          <v:rect id="_x0000_i1037" style="width:0;height:1.5pt" o:hralign="center" o:hrstd="t" o:hr="t" fillcolor="#a0a0a0" stroked="f"/>
         </w:pict>
       </w:r>
     </w:p>
@@ -5832,7 +5889,7 @@
       </w:pPr>
       <w:r>
         <w:pict w14:anchorId="73327785">
-          <v:rect id="_x0000_i1231" style="width:0;height:1.5pt" o:hralign="center" o:hrstd="t" o:hr="t" fillcolor="#a0a0a0" stroked="f"/>
+          <v:rect id="_x0000_i1038" style="width:0;height:1.5pt" o:hralign="center" o:hrstd="t" o:hr="t" fillcolor="#a0a0a0" stroked="f"/>
         </w:pict>
       </w:r>
     </w:p>
@@ -5878,7 +5935,7 @@
       </w:pPr>
       <w:r>
         <w:pict w14:anchorId="72200D45">
-          <v:rect id="_x0000_i1232" style="width:0;height:1.5pt" o:hralign="center" o:hrstd="t" o:hr="t" fillcolor="#a0a0a0" stroked="f"/>
+          <v:rect id="_x0000_i1039" style="width:0;height:1.5pt" o:hralign="center" o:hrstd="t" o:hr="t" fillcolor="#a0a0a0" stroked="f"/>
         </w:pict>
       </w:r>
     </w:p>
@@ -5985,7 +6042,7 @@
       </w:pPr>
       <w:r>
         <w:pict w14:anchorId="52A9F5E5">
-          <v:rect id="_x0000_i1233" style="width:0;height:1.5pt" o:hralign="center" o:hrstd="t" o:hr="t" fillcolor="#a0a0a0" stroked="f"/>
+          <v:rect id="_x0000_i1040" style="width:0;height:1.5pt" o:hralign="center" o:hrstd="t" o:hr="t" fillcolor="#a0a0a0" stroked="f"/>
         </w:pict>
       </w:r>
     </w:p>
@@ -6105,7 +6162,7 @@
       </w:pPr>
       <w:r>
         <w:pict w14:anchorId="5D4B2656">
-          <v:rect id="_x0000_i1234" style="width:0;height:1.5pt" o:hralign="center" o:hrstd="t" o:hr="t" fillcolor="#a0a0a0" stroked="f"/>
+          <v:rect id="_x0000_i1041" style="width:0;height:1.5pt" o:hralign="center" o:hrstd="t" o:hr="t" fillcolor="#a0a0a0" stroked="f"/>
         </w:pict>
       </w:r>
     </w:p>
@@ -6208,7 +6265,7 @@
       </w:pPr>
       <w:r>
         <w:pict w14:anchorId="270A8A69">
-          <v:rect id="_x0000_i1235" style="width:0;height:1.5pt" o:hralign="center" o:hrstd="t" o:hr="t" fillcolor="#a0a0a0" stroked="f"/>
+          <v:rect id="_x0000_i1042" style="width:0;height:1.5pt" o:hralign="center" o:hrstd="t" o:hr="t" fillcolor="#a0a0a0" stroked="f"/>
         </w:pict>
       </w:r>
     </w:p>
@@ -6306,7 +6363,7 @@
       </w:pPr>
       <w:r>
         <w:pict w14:anchorId="5A6C9777">
-          <v:rect id="_x0000_i1236" style="width:0;height:1.5pt" o:hralign="center" o:hrstd="t" o:hr="t" fillcolor="#a0a0a0" stroked="f"/>
+          <v:rect id="_x0000_i1043" style="width:0;height:1.5pt" o:hralign="center" o:hrstd="t" o:hr="t" fillcolor="#a0a0a0" stroked="f"/>
         </w:pict>
       </w:r>
     </w:p>
@@ -6419,7 +6476,7 @@
       </w:pPr>
       <w:r>
         <w:pict w14:anchorId="12FB8859">
-          <v:rect id="_x0000_i1237" style="width:0;height:1.5pt" o:hralign="center" o:hrstd="t" o:hr="t" fillcolor="#a0a0a0" stroked="f"/>
+          <v:rect id="_x0000_i1044" style="width:0;height:1.5pt" o:hralign="center" o:hrstd="t" o:hr="t" fillcolor="#a0a0a0" stroked="f"/>
         </w:pict>
       </w:r>
     </w:p>
@@ -6549,7 +6606,7 @@
       </w:pPr>
       <w:r>
         <w:pict w14:anchorId="56AA892F">
-          <v:rect id="_x0000_i1238" style="width:0;height:1.5pt" o:hralign="center" o:hrstd="t" o:hr="t" fillcolor="#a0a0a0" stroked="f"/>
+          <v:rect id="_x0000_i1045" style="width:0;height:1.5pt" o:hralign="center" o:hrstd="t" o:hr="t" fillcolor="#a0a0a0" stroked="f"/>
         </w:pict>
       </w:r>
     </w:p>
@@ -6641,7 +6698,7 @@
       </w:pPr>
       <w:r>
         <w:pict w14:anchorId="675DBB85">
-          <v:rect id="_x0000_i1239" style="width:0;height:1.5pt" o:hralign="center" o:hrstd="t" o:hr="t" fillcolor="#a0a0a0" stroked="f"/>
+          <v:rect id="_x0000_i1046" style="width:0;height:1.5pt" o:hralign="center" o:hrstd="t" o:hr="t" fillcolor="#a0a0a0" stroked="f"/>
         </w:pict>
       </w:r>
     </w:p>
@@ -6687,7 +6744,7 @@
       </w:pPr>
       <w:r>
         <w:pict w14:anchorId="11EFC94B">
-          <v:rect id="_x0000_i1240" style="width:0;height:1.5pt" o:hralign="center" o:hrstd="t" o:hr="t" fillcolor="#a0a0a0" stroked="f"/>
+          <v:rect id="_x0000_i1047" style="width:0;height:1.5pt" o:hralign="center" o:hrstd="t" o:hr="t" fillcolor="#a0a0a0" stroked="f"/>
         </w:pict>
       </w:r>
     </w:p>
@@ -6781,7 +6838,7 @@
       </w:pPr>
       <w:r>
         <w:pict w14:anchorId="3709EBE8">
-          <v:rect id="_x0000_i1241" style="width:0;height:1.5pt" o:hralign="center" o:hrstd="t" o:hr="t" fillcolor="#a0a0a0" stroked="f"/>
+          <v:rect id="_x0000_i1048" style="width:0;height:1.5pt" o:hralign="center" o:hrstd="t" o:hr="t" fillcolor="#a0a0a0" stroked="f"/>
         </w:pict>
       </w:r>
     </w:p>
@@ -6884,7 +6941,7 @@
       </w:pPr>
       <w:r>
         <w:pict w14:anchorId="12ABFCD3">
-          <v:rect id="_x0000_i1242" style="width:0;height:1.5pt" o:hralign="center" o:hrstd="t" o:hr="t" fillcolor="#a0a0a0" stroked="f"/>
+          <v:rect id="_x0000_i1049" style="width:0;height:1.5pt" o:hralign="center" o:hrstd="t" o:hr="t" fillcolor="#a0a0a0" stroked="f"/>
         </w:pict>
       </w:r>
     </w:p>
@@ -6979,7 +7036,7 @@
       </w:pPr>
       <w:r>
         <w:pict w14:anchorId="6B0EE073">
-          <v:rect id="_x0000_i1243" style="width:0;height:1.5pt" o:hralign="center" o:hrstd="t" o:hr="t" fillcolor="#a0a0a0" stroked="f"/>
+          <v:rect id="_x0000_i1050" style="width:0;height:1.5pt" o:hralign="center" o:hrstd="t" o:hr="t" fillcolor="#a0a0a0" stroked="f"/>
         </w:pict>
       </w:r>
     </w:p>
@@ -7125,7 +7182,6 @@
         <w:tblCellMar>
           <w:top w:w="154" w:type="dxa"/>
           <w:left w:w="128" w:type="dxa"/>
-          <w:bottom w:w="0" w:type="dxa"/>
           <w:right w:w="115" w:type="dxa"/>
         </w:tblCellMar>
         <w:tblLook w:val="04A0" w:firstRow="1" w:lastRow="0" w:firstColumn="1" w:lastColumn="0" w:noHBand="0" w:noVBand="1"/>
@@ -7893,7 +7949,7 @@
       </w:pPr>
       <w:r>
         <w:pict w14:anchorId="03AD5F37">
-          <v:rect id="_x0000_i1302" style="width:0;height:1.5pt" o:hralign="center" o:hrstd="t" o:hr="t" fillcolor="#a0a0a0" stroked="f"/>
+          <v:rect id="_x0000_i1051" style="width:0;height:1.5pt" o:hralign="center" o:hrstd="t" o:hr="t" fillcolor="#a0a0a0" stroked="f"/>
         </w:pict>
       </w:r>
     </w:p>
@@ -8176,7 +8232,7 @@
       </w:pPr>
       <w:r>
         <w:pict w14:anchorId="2D2A6EB0">
-          <v:rect id="_x0000_i1303" style="width:0;height:1.5pt" o:hralign="center" o:hrstd="t" o:hr="t" fillcolor="#a0a0a0" stroked="f"/>
+          <v:rect id="_x0000_i1052" style="width:0;height:1.5pt" o:hralign="center" o:hrstd="t" o:hr="t" fillcolor="#a0a0a0" stroked="f"/>
         </w:pict>
       </w:r>
     </w:p>
@@ -8656,7 +8712,7 @@
       </w:pPr>
       <w:r>
         <w:pict w14:anchorId="4FE52822">
-          <v:rect id="_x0000_i1304" style="width:0;height:1.5pt" o:hralign="center" o:hrstd="t" o:hr="t" fillcolor="#a0a0a0" stroked="f"/>
+          <v:rect id="_x0000_i1053" style="width:0;height:1.5pt" o:hralign="center" o:hrstd="t" o:hr="t" fillcolor="#a0a0a0" stroked="f"/>
         </w:pict>
       </w:r>
     </w:p>
@@ -8947,7 +9003,7 @@
       </w:pPr>
       <w:r>
         <w:pict w14:anchorId="25418428">
-          <v:rect id="_x0000_i1305" style="width:0;height:1.5pt" o:hralign="center" o:hrstd="t" o:hr="t" fillcolor="#a0a0a0" stroked="f"/>
+          <v:rect id="_x0000_i1054" style="width:0;height:1.5pt" o:hralign="center" o:hrstd="t" o:hr="t" fillcolor="#a0a0a0" stroked="f"/>
         </w:pict>
       </w:r>
     </w:p>
@@ -9053,7 +9109,7 @@
       </w:pPr>
       <w:r>
         <w:pict w14:anchorId="5D77CA45">
-          <v:rect id="_x0000_i1306" style="width:0;height:1.5pt" o:hralign="center" o:hrstd="t" o:hr="t" fillcolor="#a0a0a0" stroked="f"/>
+          <v:rect id="_x0000_i1055" style="width:0;height:1.5pt" o:hralign="center" o:hrstd="t" o:hr="t" fillcolor="#a0a0a0" stroked="f"/>
         </w:pict>
       </w:r>
     </w:p>
@@ -9125,7 +9181,7 @@
       </w:pPr>
       <w:r>
         <w:pict w14:anchorId="5797ADCE">
-          <v:rect id="_x0000_i1307" style="width:0;height:1.5pt" o:hralign="center" o:hrstd="t" o:hr="t" fillcolor="#a0a0a0" stroked="f"/>
+          <v:rect id="_x0000_i1056" style="width:0;height:1.5pt" o:hralign="center" o:hrstd="t" o:hr="t" fillcolor="#a0a0a0" stroked="f"/>
         </w:pict>
       </w:r>
     </w:p>
@@ -9201,7 +9257,7 @@
       </w:pPr>
       <w:r>
         <w:pict w14:anchorId="70F39186">
-          <v:rect id="_x0000_i1308" style="width:0;height:1.5pt" o:hralign="center" o:hrstd="t" o:hr="t" fillcolor="#a0a0a0" stroked="f"/>
+          <v:rect id="_x0000_i1057" style="width:0;height:1.5pt" o:hralign="center" o:hrstd="t" o:hr="t" fillcolor="#a0a0a0" stroked="f"/>
         </w:pict>
       </w:r>
     </w:p>
@@ -9275,23 +9331,11 @@
       <w:pPr>
         <w:spacing w:after="217" w:line="259" w:lineRule="auto"/>
         <w:ind w:left="0" w:firstLine="0"/>
+      </w:pPr>
+      <w:r>
         <w:rPr>
-          <w:b/>
+          <w:noProof/>
         </w:rPr>
-      </w:pPr>
-      <w:r>
-        <w:rPr>
-          <w:b/>
-        </w:rPr>
-        <w:t>Sample Output</w:t>
-      </w:r>
-    </w:p>
-    <w:p>
-      <w:pPr>
-        <w:spacing w:after="217" w:line="259" w:lineRule="auto"/>
-        <w:ind w:left="0" w:firstLine="0"/>
-      </w:pPr>
-      <w:r>
         <w:drawing>
           <wp:inline distT="0" distB="0" distL="0" distR="0" wp14:anchorId="0D226C37" wp14:editId="385C0080">
             <wp:extent cx="4769720" cy="3235960"/>
@@ -9335,6 +9379,9 @@
         <w:ind w:left="0" w:firstLine="0"/>
       </w:pPr>
       <w:r>
+        <w:rPr>
+          <w:noProof/>
+        </w:rPr>
         <w:drawing>
           <wp:inline distT="0" distB="0" distL="0" distR="0" wp14:anchorId="5F2CFA52" wp14:editId="4109F84D">
             <wp:extent cx="4795925" cy="4668520"/>
@@ -9506,7 +9553,7 @@
       </w:pPr>
       <w:r>
         <w:pict w14:anchorId="246B3346">
-          <v:rect id="_x0000_i1346" style="width:0;height:1.5pt" o:hralign="center" o:hrstd="t" o:hr="t" fillcolor="#a0a0a0" stroked="f"/>
+          <v:rect id="_x0000_i1058" style="width:0;height:1.5pt" o:hralign="center" o:hrstd="t" o:hr="t" fillcolor="#a0a0a0" stroked="f"/>
         </w:pict>
       </w:r>
     </w:p>
@@ -9961,7 +10008,7 @@
       </w:pPr>
       <w:r>
         <w:pict w14:anchorId="3F9ADB46">
-          <v:rect id="_x0000_i1347" style="width:0;height:1.5pt" o:hralign="center" o:hrstd="t" o:hr="t" fillcolor="#a0a0a0" stroked="f"/>
+          <v:rect id="_x0000_i1059" style="width:0;height:1.5pt" o:hralign="center" o:hrstd="t" o:hr="t" fillcolor="#a0a0a0" stroked="f"/>
         </w:pict>
       </w:r>
     </w:p>
@@ -10218,7 +10265,7 @@
       </w:pPr>
       <w:r>
         <w:pict w14:anchorId="32DAD3EA">
-          <v:rect id="_x0000_i1348" style="width:0;height:1.5pt" o:hralign="center" o:hrstd="t" o:hr="t" fillcolor="#a0a0a0" stroked="f"/>
+          <v:rect id="_x0000_i1060" style="width:0;height:1.5pt" o:hralign="center" o:hrstd="t" o:hr="t" fillcolor="#a0a0a0" stroked="f"/>
         </w:pict>
       </w:r>
     </w:p>
@@ -10337,7 +10384,7 @@
       </w:pPr>
       <w:r>
         <w:pict w14:anchorId="1000766D">
-          <v:rect id="_x0000_i1349" style="width:0;height:1.5pt" o:hralign="center" o:hrstd="t" o:hr="t" fillcolor="#a0a0a0" stroked="f"/>
+          <v:rect id="_x0000_i1061" style="width:0;height:1.5pt" o:hralign="center" o:hrstd="t" o:hr="t" fillcolor="#a0a0a0" stroked="f"/>
         </w:pict>
       </w:r>
     </w:p>
@@ -10410,7 +10457,7 @@
       </w:pPr>
       <w:r>
         <w:pict w14:anchorId="7CCBF2D5">
-          <v:rect id="_x0000_i1350" style="width:0;height:1.5pt" o:hralign="center" o:hrstd="t" o:hr="t" fillcolor="#a0a0a0" stroked="f"/>
+          <v:rect id="_x0000_i1062" style="width:0;height:1.5pt" o:hralign="center" o:hrstd="t" o:hr="t" fillcolor="#a0a0a0" stroked="f"/>
         </w:pict>
       </w:r>
     </w:p>
@@ -10570,25 +10617,9 @@
         <w:rPr>
           <w:b/>
           <w:bCs/>
+          <w:noProof/>
         </w:rPr>
         <w:lastRenderedPageBreak/>
-        <w:t>Sample Output:</w:t>
-      </w:r>
-    </w:p>
-    <w:p>
-      <w:pPr>
-        <w:spacing w:after="217" w:line="259" w:lineRule="auto"/>
-        <w:ind w:left="0" w:firstLine="0"/>
-        <w:rPr>
-          <w:b/>
-          <w:bCs/>
-        </w:rPr>
-      </w:pPr>
-      <w:r>
-        <w:rPr>
-          <w:b/>
-          <w:bCs/>
-        </w:rPr>
         <w:drawing>
           <wp:inline distT="0" distB="0" distL="0" distR="0" wp14:anchorId="6DEADDB9" wp14:editId="4F7E2E19">
             <wp:extent cx="4175229" cy="4185920"/>
@@ -10639,6 +10670,7 @@
         <w:rPr>
           <w:b/>
           <w:bCs/>
+          <w:noProof/>
         </w:rPr>
         <w:drawing>
           <wp:inline distT="0" distB="0" distL="0" distR="0" wp14:anchorId="2ECC17C5" wp14:editId="664B91C6">
@@ -10679,6 +10711,16 @@
     </w:p>
     <w:p>
       <w:pPr>
+        <w:spacing w:after="217" w:line="259" w:lineRule="auto"/>
+        <w:ind w:left="0" w:firstLine="0"/>
+        <w:rPr>
+          <w:b/>
+          <w:bCs/>
+        </w:rPr>
+      </w:pPr>
+    </w:p>
+    <w:p>
+      <w:pPr>
         <w:pStyle w:val="Heading3"/>
         <w:ind w:left="-5"/>
       </w:pPr>
@@ -10809,7 +10851,7 @@
       </w:pPr>
       <w:r>
         <w:pict w14:anchorId="161B4631">
-          <v:rect id="_x0000_i1386" style="width:0;height:1.5pt" o:hralign="center" o:hrstd="t" o:hr="t" fillcolor="#a0a0a0" stroked="f"/>
+          <v:rect id="_x0000_i1063" style="width:0;height:1.5pt" o:hralign="center" o:hrstd="t" o:hr="t" fillcolor="#a0a0a0" stroked="f"/>
         </w:pict>
       </w:r>
     </w:p>
@@ -11322,7 +11364,7 @@
       </w:pPr>
       <w:r>
         <w:pict w14:anchorId="2F607861">
-          <v:rect id="_x0000_i1387" style="width:0;height:1.5pt" o:hralign="center" o:hrstd="t" o:hr="t" fillcolor="#a0a0a0" stroked="f"/>
+          <v:rect id="_x0000_i1064" style="width:0;height:1.5pt" o:hralign="center" o:hrstd="t" o:hr="t" fillcolor="#a0a0a0" stroked="f"/>
         </w:pict>
       </w:r>
     </w:p>
@@ -11623,7 +11665,7 @@
       </w:pPr>
       <w:r>
         <w:pict w14:anchorId="22F6EC05">
-          <v:rect id="_x0000_i1388" style="width:0;height:1.5pt" o:hralign="center" o:hrstd="t" o:hr="t" fillcolor="#a0a0a0" stroked="f"/>
+          <v:rect id="_x0000_i1065" style="width:0;height:1.5pt" o:hralign="center" o:hrstd="t" o:hr="t" fillcolor="#a0a0a0" stroked="f"/>
         </w:pict>
       </w:r>
     </w:p>
@@ -11771,7 +11813,7 @@
       </w:pPr>
       <w:r>
         <w:pict w14:anchorId="75C939EE">
-          <v:rect id="_x0000_i1389" style="width:0;height:1.5pt" o:hralign="center" o:hrstd="t" o:hr="t" fillcolor="#a0a0a0" stroked="f"/>
+          <v:rect id="_x0000_i1066" style="width:0;height:1.5pt" o:hralign="center" o:hrstd="t" o:hr="t" fillcolor="#a0a0a0" stroked="f"/>
         </w:pict>
       </w:r>
     </w:p>
@@ -11847,7 +11889,7 @@
       </w:pPr>
       <w:r>
         <w:pict w14:anchorId="43C04F8E">
-          <v:rect id="_x0000_i1390" style="width:0;height:1.5pt" o:hralign="center" o:hrstd="t" o:hr="t" fillcolor="#a0a0a0" stroked="f"/>
+          <v:rect id="_x0000_i1067" style="width:0;height:1.5pt" o:hralign="center" o:hrstd="t" o:hr="t" fillcolor="#a0a0a0" stroked="f"/>
         </w:pict>
       </w:r>
     </w:p>
@@ -11932,29 +11974,12 @@
       <w:pPr>
         <w:spacing w:after="217" w:line="259" w:lineRule="auto"/>
         <w:ind w:left="0" w:firstLine="0"/>
-        <w:rPr>
-          <w:b/>
-          <w:bCs/>
-        </w:rPr>
-      </w:pPr>
-      <w:r>
-        <w:rPr>
-          <w:b/>
-          <w:bCs/>
-        </w:rPr>
-        <w:lastRenderedPageBreak/>
-        <w:t>Sample Output:</w:t>
-      </w:r>
-    </w:p>
-    <w:p>
-      <w:pPr>
-        <w:spacing w:after="217" w:line="259" w:lineRule="auto"/>
-        <w:ind w:left="0" w:firstLine="0"/>
       </w:pPr>
       <w:r>
         <w:rPr>
           <w:noProof/>
         </w:rPr>
+        <w:lastRenderedPageBreak/>
         <w:drawing>
           <wp:inline distT="0" distB="0" distL="0" distR="0" wp14:anchorId="66448AD0" wp14:editId="1632E592">
             <wp:extent cx="3931920" cy="5237805"/>
@@ -11998,6 +12023,9 @@
         <w:ind w:left="0" w:firstLine="0"/>
       </w:pPr>
       <w:r>
+        <w:rPr>
+          <w:noProof/>
+        </w:rPr>
         <w:drawing>
           <wp:inline distT="0" distB="0" distL="0" distR="0" wp14:anchorId="36605B51" wp14:editId="4B6F93BC">
             <wp:extent cx="3959221" cy="3088640"/>
@@ -12129,7 +12157,7 @@
       </w:pPr>
       <w:r>
         <w:pict w14:anchorId="683AF059">
-          <v:rect id="_x0000_i1426" style="width:0;height:1.5pt" o:hralign="center" o:hrstd="t" o:hr="t" fillcolor="#a0a0a0" stroked="f"/>
+          <v:rect id="_x0000_i1068" style="width:0;height:1.5pt" o:hralign="center" o:hrstd="t" o:hr="t" fillcolor="#a0a0a0" stroked="f"/>
         </w:pict>
       </w:r>
     </w:p>
@@ -12614,7 +12642,7 @@
       </w:pPr>
       <w:r>
         <w:pict w14:anchorId="382383D6">
-          <v:rect id="_x0000_i1427" style="width:0;height:1.5pt" o:hralign="center" o:hrstd="t" o:hr="t" fillcolor="#a0a0a0" stroked="f"/>
+          <v:rect id="_x0000_i1069" style="width:0;height:1.5pt" o:hralign="center" o:hrstd="t" o:hr="t" fillcolor="#a0a0a0" stroked="f"/>
         </w:pict>
       </w:r>
     </w:p>
@@ -12895,7 +12923,7 @@
       </w:pPr>
       <w:r>
         <w:pict w14:anchorId="45858C19">
-          <v:rect id="_x0000_i1428" style="width:0;height:1.5pt" o:hralign="center" o:hrstd="t" o:hr="t" fillcolor="#a0a0a0" stroked="f"/>
+          <v:rect id="_x0000_i1070" style="width:0;height:1.5pt" o:hralign="center" o:hrstd="t" o:hr="t" fillcolor="#a0a0a0" stroked="f"/>
         </w:pict>
       </w:r>
     </w:p>
@@ -13009,7 +13037,7 @@
       </w:pPr>
       <w:r>
         <w:pict w14:anchorId="2F5C6F61">
-          <v:rect id="_x0000_i1429" style="width:0;height:1.5pt" o:hralign="center" o:hrstd="t" o:hr="t" fillcolor="#a0a0a0" stroked="f"/>
+          <v:rect id="_x0000_i1071" style="width:0;height:1.5pt" o:hralign="center" o:hrstd="t" o:hr="t" fillcolor="#a0a0a0" stroked="f"/>
         </w:pict>
       </w:r>
     </w:p>
@@ -13102,7 +13130,7 @@
       </w:pPr>
       <w:r>
         <w:pict w14:anchorId="08299CFB">
-          <v:rect id="_x0000_i1430" style="width:0;height:1.5pt" o:hralign="center" o:hrstd="t" o:hr="t" fillcolor="#a0a0a0" stroked="f"/>
+          <v:rect id="_x0000_i1072" style="width:0;height:1.5pt" o:hralign="center" o:hrstd="t" o:hr="t" fillcolor="#a0a0a0" stroked="f"/>
         </w:pict>
       </w:r>
     </w:p>
@@ -13183,22 +13211,6 @@
       <w:pPr>
         <w:ind w:left="0" w:firstLine="0"/>
       </w:pPr>
-    </w:p>
-    <w:p>
-      <w:pPr>
-        <w:ind w:left="0" w:firstLine="0"/>
-        <w:rPr>
-          <w:b/>
-          <w:bCs/>
-        </w:rPr>
-      </w:pPr>
-      <w:r>
-        <w:rPr>
-          <w:b/>
-          <w:bCs/>
-        </w:rPr>
-        <w:t>Sample Output:</w:t>
-      </w:r>
     </w:p>
     <w:p>
       <w:pPr>
@@ -13250,6 +13262,9 @@
         <w:ind w:left="0" w:firstLine="0"/>
       </w:pPr>
       <w:r>
+        <w:rPr>
+          <w:noProof/>
+        </w:rPr>
         <w:lastRenderedPageBreak/>
         <w:drawing>
           <wp:inline distT="0" distB="0" distL="0" distR="0" wp14:anchorId="55C783A3" wp14:editId="5F73263E">
@@ -13477,7 +13492,7 @@
       </w:pPr>
       <w:r>
         <w:pict w14:anchorId="4AFD4218">
-          <v:rect id="_x0000_i1460" style="width:0;height:1.5pt" o:hralign="center" o:hrstd="t" o:hr="t" fillcolor="#a0a0a0" stroked="f"/>
+          <v:rect id="_x0000_i1073" style="width:0;height:1.5pt" o:hralign="center" o:hrstd="t" o:hr="t" fillcolor="#a0a0a0" stroked="f"/>
         </w:pict>
       </w:r>
     </w:p>
@@ -13980,7 +13995,7 @@
       </w:pPr>
       <w:r>
         <w:pict w14:anchorId="70DD6177">
-          <v:rect id="_x0000_i1461" style="width:0;height:1.5pt" o:hralign="center" o:hrstd="t" o:hr="t" fillcolor="#a0a0a0" stroked="f"/>
+          <v:rect id="_x0000_i1074" style="width:0;height:1.5pt" o:hralign="center" o:hrstd="t" o:hr="t" fillcolor="#a0a0a0" stroked="f"/>
         </w:pict>
       </w:r>
     </w:p>
@@ -14092,7 +14107,7 @@
       </w:pPr>
       <w:r>
         <w:pict w14:anchorId="77F10EC2">
-          <v:rect id="_x0000_i1462" style="width:0;height:1.5pt" o:hralign="center" o:hrstd="t" o:hr="t" fillcolor="#a0a0a0" stroked="f"/>
+          <v:rect id="_x0000_i1075" style="width:0;height:1.5pt" o:hralign="center" o:hrstd="t" o:hr="t" fillcolor="#a0a0a0" stroked="f"/>
         </w:pict>
       </w:r>
     </w:p>
@@ -14192,7 +14207,7 @@
       </w:pPr>
       <w:r>
         <w:pict w14:anchorId="75D0247B">
-          <v:rect id="_x0000_i1463" style="width:0;height:1.5pt" o:hralign="center" o:hrstd="t" o:hr="t" fillcolor="#a0a0a0" stroked="f"/>
+          <v:rect id="_x0000_i1076" style="width:0;height:1.5pt" o:hralign="center" o:hrstd="t" o:hr="t" fillcolor="#a0a0a0" stroked="f"/>
         </w:pict>
       </w:r>
     </w:p>
@@ -14313,29 +14328,12 @@
       <w:pPr>
         <w:spacing w:after="0" w:line="259" w:lineRule="auto"/>
         <w:ind w:left="0" w:firstLine="0"/>
-        <w:rPr>
-          <w:b/>
-          <w:bCs/>
-        </w:rPr>
-      </w:pPr>
-      <w:r>
-        <w:rPr>
-          <w:b/>
-          <w:bCs/>
-        </w:rPr>
-        <w:lastRenderedPageBreak/>
-        <w:t>Sample Output:</w:t>
-      </w:r>
-    </w:p>
-    <w:p>
-      <w:pPr>
-        <w:spacing w:after="0" w:line="259" w:lineRule="auto"/>
-        <w:ind w:left="0" w:firstLine="0"/>
       </w:pPr>
       <w:r>
         <w:rPr>
           <w:noProof/>
         </w:rPr>
+        <w:lastRenderedPageBreak/>
         <w:drawing>
           <wp:inline distT="0" distB="0" distL="0" distR="0" wp14:anchorId="16355FF2" wp14:editId="6357B002">
             <wp:extent cx="4883228" cy="3688080"/>
@@ -14390,4424 +14388,30 @@
           <w:cols w:space="720"/>
         </w:sectPr>
       </w:pPr>
-      <w:r>
-        <w:drawing>
-          <wp:inline distT="0" distB="0" distL="0" distR="0" wp14:anchorId="7B43A003" wp14:editId="71EE74D1">
-            <wp:extent cx="4892040" cy="4412386"/>
-            <wp:effectExtent l="0" t="0" r="3810" b="7620"/>
-            <wp:docPr id="1663871213" name="Picture 1"/>
-            <wp:cNvGraphicFramePr>
-              <a:graphicFrameLocks xmlns:a="http://schemas.openxmlformats.org/drawingml/2006/main" noChangeAspect="1"/>
-            </wp:cNvGraphicFramePr>
-            <a:graphic xmlns:a="http://schemas.openxmlformats.org/drawingml/2006/main">
-              <a:graphicData uri="http://schemas.openxmlformats.org/drawingml/2006/picture">
-                <pic:pic xmlns:pic="http://schemas.openxmlformats.org/drawingml/2006/picture">
-                  <pic:nvPicPr>
-                    <pic:cNvPr id="1663871213" name=""/>
-                    <pic:cNvPicPr/>
-                  </pic:nvPicPr>
-                  <pic:blipFill>
-                    <a:blip r:embed="rId25"/>
-                    <a:stretch>
-                      <a:fillRect/>
-                    </a:stretch>
-                  </pic:blipFill>
-                  <pic:spPr>
-                    <a:xfrm>
-                      <a:off x="0" y="0"/>
-                      <a:ext cx="4905017" cy="4424091"/>
-                    </a:xfrm>
-                    <a:prstGeom prst="rect">
-                      <a:avLst/>
-                    </a:prstGeom>
-                  </pic:spPr>
-                </pic:pic>
-              </a:graphicData>
-            </a:graphic>
-          </wp:inline>
-        </w:drawing>
-      </w:r>
-    </w:p>
-    <w:p>
-      <w:pPr>
-        <w:pStyle w:val="Heading2"/>
-        <w:ind w:left="-5"/>
-      </w:pPr>
-      <w:r>
-        <w:lastRenderedPageBreak/>
-        <w:t xml:space="preserve">5. Project Timeline </w:t>
-      </w:r>
-    </w:p>
-    <w:p>
-      <w:pPr>
-        <w:ind w:left="-5"/>
-      </w:pPr>
-      <w:r>
-        <w:t xml:space="preserve">This timeline is a guide, not a rigid rule. Some students will move faster on the technical parts; others will spend more time on the philosophical sections. Adjust based on your strengths — but do not leave the scripts to the final stretch. </w:t>
-      </w:r>
-    </w:p>
-    <w:p>
-      <w:pPr>
-        <w:spacing w:after="0" w:line="259" w:lineRule="auto"/>
-        <w:ind w:left="0" w:firstLine="0"/>
-      </w:pPr>
-      <w:r>
-        <w:t xml:space="preserve"> </w:t>
-      </w:r>
-    </w:p>
-    <w:tbl>
-      <w:tblPr>
-        <w:tblStyle w:val="TableGrid"/>
-        <w:tblW w:w="9343" w:type="dxa"/>
-        <w:tblInd w:w="8" w:type="dxa"/>
-        <w:tblCellMar>
-          <w:top w:w="151" w:type="dxa"/>
-          <w:left w:w="128" w:type="dxa"/>
-          <w:bottom w:w="0" w:type="dxa"/>
-          <w:right w:w="102" w:type="dxa"/>
-        </w:tblCellMar>
-        <w:tblLook w:val="04A0" w:firstRow="1" w:lastRow="0" w:firstColumn="1" w:lastColumn="0" w:noHBand="0" w:noVBand="1"/>
-      </w:tblPr>
-      <w:tblGrid>
-        <w:gridCol w:w="1083"/>
-        <w:gridCol w:w="2000"/>
-        <w:gridCol w:w="4560"/>
-        <w:gridCol w:w="1700"/>
-      </w:tblGrid>
-      <w:tr>
-        <w:trPr>
-          <w:trHeight w:val="457"/>
-        </w:trPr>
-        <w:tc>
-          <w:tcPr>
-            <w:tcW w:w="1083" w:type="dxa"/>
-            <w:tcBorders>
-              <w:top w:val="single" w:sz="8" w:space="0" w:color="CBD5E1"/>
-              <w:left w:val="single" w:sz="8" w:space="0" w:color="CBD5E1"/>
-              <w:bottom w:val="single" w:sz="8" w:space="0" w:color="CBD5E1"/>
-              <w:right w:val="single" w:sz="8" w:space="0" w:color="CBD5E1"/>
-            </w:tcBorders>
-            <w:shd w:val="clear" w:color="auto" w:fill="1A2B3C"/>
-            <w:vAlign w:val="center"/>
-          </w:tcPr>
-          <w:p>
-            <w:pPr>
-              <w:spacing w:after="0" w:line="259" w:lineRule="auto"/>
-              <w:ind w:left="0" w:firstLine="0"/>
-            </w:pPr>
-            <w:r>
-              <w:rPr>
-                <w:b/>
-                <w:color w:val="FFFFFF"/>
-                <w:sz w:val="20"/>
-              </w:rPr>
-              <w:t>Day</w:t>
-            </w:r>
-            <w:r>
-              <w:t xml:space="preserve"> </w:t>
-            </w:r>
-          </w:p>
-        </w:tc>
-        <w:tc>
-          <w:tcPr>
-            <w:tcW w:w="2000" w:type="dxa"/>
-            <w:tcBorders>
-              <w:top w:val="single" w:sz="8" w:space="0" w:color="CBD5E1"/>
-              <w:left w:val="single" w:sz="8" w:space="0" w:color="CBD5E1"/>
-              <w:bottom w:val="single" w:sz="8" w:space="0" w:color="CBD5E1"/>
-              <w:right w:val="single" w:sz="8" w:space="0" w:color="CBD5E1"/>
-            </w:tcBorders>
-            <w:shd w:val="clear" w:color="auto" w:fill="1A2B3C"/>
-            <w:vAlign w:val="center"/>
-          </w:tcPr>
-          <w:p>
-            <w:pPr>
-              <w:spacing w:after="0" w:line="259" w:lineRule="auto"/>
-              <w:ind w:left="13" w:firstLine="0"/>
-            </w:pPr>
-            <w:r>
-              <w:rPr>
-                <w:b/>
-                <w:color w:val="FFFFFF"/>
-                <w:sz w:val="20"/>
-              </w:rPr>
-              <w:t>Focus</w:t>
-            </w:r>
-            <w:r>
-              <w:t xml:space="preserve"> </w:t>
-            </w:r>
-          </w:p>
-        </w:tc>
-        <w:tc>
-          <w:tcPr>
-            <w:tcW w:w="4560" w:type="dxa"/>
-            <w:tcBorders>
-              <w:top w:val="single" w:sz="8" w:space="0" w:color="CBD5E1"/>
-              <w:left w:val="single" w:sz="8" w:space="0" w:color="CBD5E1"/>
-              <w:bottom w:val="single" w:sz="8" w:space="0" w:color="CBD5E1"/>
-              <w:right w:val="single" w:sz="8" w:space="0" w:color="CBD5E1"/>
-            </w:tcBorders>
-            <w:shd w:val="clear" w:color="auto" w:fill="1A2B3C"/>
-            <w:vAlign w:val="center"/>
-          </w:tcPr>
-          <w:p>
-            <w:pPr>
-              <w:spacing w:after="0" w:line="259" w:lineRule="auto"/>
-              <w:ind w:left="8" w:firstLine="0"/>
-            </w:pPr>
-            <w:r>
-              <w:rPr>
-                <w:b/>
-                <w:color w:val="FFFFFF"/>
-                <w:sz w:val="20"/>
-              </w:rPr>
-              <w:t>Tasks</w:t>
-            </w:r>
-            <w:r>
-              <w:t xml:space="preserve"> </w:t>
-            </w:r>
-          </w:p>
-        </w:tc>
-        <w:tc>
-          <w:tcPr>
-            <w:tcW w:w="1700" w:type="dxa"/>
-            <w:tcBorders>
-              <w:top w:val="single" w:sz="8" w:space="0" w:color="CBD5E1"/>
-              <w:left w:val="single" w:sz="8" w:space="0" w:color="CBD5E1"/>
-              <w:bottom w:val="single" w:sz="8" w:space="0" w:color="CBD5E1"/>
-              <w:right w:val="single" w:sz="8" w:space="0" w:color="CBD5E1"/>
-            </w:tcBorders>
-            <w:shd w:val="clear" w:color="auto" w:fill="1A2B3C"/>
-            <w:vAlign w:val="center"/>
-          </w:tcPr>
-          <w:p>
-            <w:pPr>
-              <w:spacing w:after="0" w:line="259" w:lineRule="auto"/>
-              <w:ind w:left="8" w:firstLine="0"/>
-            </w:pPr>
-            <w:r>
-              <w:rPr>
-                <w:b/>
-                <w:color w:val="FFFFFF"/>
-                <w:sz w:val="20"/>
-              </w:rPr>
-              <w:t>Deliverable</w:t>
-            </w:r>
-            <w:r>
-              <w:t xml:space="preserve"> </w:t>
-            </w:r>
-          </w:p>
-        </w:tc>
-      </w:tr>
-      <w:tr>
-        <w:trPr>
-          <w:trHeight w:val="1243"/>
-        </w:trPr>
-        <w:tc>
-          <w:tcPr>
-            <w:tcW w:w="1083" w:type="dxa"/>
-            <w:tcBorders>
-              <w:top w:val="single" w:sz="8" w:space="0" w:color="CBD5E1"/>
-              <w:left w:val="single" w:sz="8" w:space="0" w:color="CBD5E1"/>
-              <w:bottom w:val="single" w:sz="8" w:space="0" w:color="CBD5E1"/>
-              <w:right w:val="single" w:sz="8" w:space="0" w:color="CBD5E1"/>
-            </w:tcBorders>
-            <w:shd w:val="clear" w:color="auto" w:fill="EFF6FF"/>
-          </w:tcPr>
-          <w:p>
-            <w:pPr>
-              <w:spacing w:after="0" w:line="259" w:lineRule="auto"/>
-              <w:ind w:left="0" w:firstLine="0"/>
-            </w:pPr>
-            <w:r>
-              <w:rPr>
-                <w:b/>
-                <w:sz w:val="20"/>
-              </w:rPr>
-              <w:t>1</w:t>
-            </w:r>
-            <w:r>
-              <w:t xml:space="preserve"> </w:t>
-            </w:r>
-          </w:p>
-        </w:tc>
-        <w:tc>
-          <w:tcPr>
-            <w:tcW w:w="2000" w:type="dxa"/>
-            <w:tcBorders>
-              <w:top w:val="single" w:sz="8" w:space="0" w:color="CBD5E1"/>
-              <w:left w:val="single" w:sz="8" w:space="0" w:color="CBD5E1"/>
-              <w:bottom w:val="single" w:sz="8" w:space="0" w:color="CBD5E1"/>
-              <w:right w:val="single" w:sz="8" w:space="0" w:color="CBD5E1"/>
-            </w:tcBorders>
-            <w:shd w:val="clear" w:color="auto" w:fill="EFF6FF"/>
-          </w:tcPr>
-          <w:p>
-            <w:pPr>
-              <w:spacing w:after="0" w:line="259" w:lineRule="auto"/>
-              <w:ind w:left="13" w:firstLine="0"/>
-            </w:pPr>
-            <w:r>
-              <w:rPr>
-                <w:b/>
-                <w:sz w:val="20"/>
-              </w:rPr>
-              <w:t>Setup</w:t>
-            </w:r>
-            <w:r>
-              <w:t xml:space="preserve"> </w:t>
-            </w:r>
-          </w:p>
-        </w:tc>
-        <w:tc>
-          <w:tcPr>
-            <w:tcW w:w="4560" w:type="dxa"/>
-            <w:tcBorders>
-              <w:top w:val="single" w:sz="8" w:space="0" w:color="CBD5E1"/>
-              <w:left w:val="single" w:sz="8" w:space="0" w:color="CBD5E1"/>
-              <w:bottom w:val="single" w:sz="8" w:space="0" w:color="CBD5E1"/>
-              <w:right w:val="single" w:sz="8" w:space="0" w:color="CBD5E1"/>
-            </w:tcBorders>
-            <w:shd w:val="clear" w:color="auto" w:fill="EFF6FF"/>
-            <w:vAlign w:val="center"/>
-          </w:tcPr>
-          <w:p>
-            <w:pPr>
-              <w:spacing w:after="0" w:line="259" w:lineRule="auto"/>
-              <w:ind w:left="8" w:firstLine="0"/>
-            </w:pPr>
-            <w:r>
-              <w:rPr>
-                <w:sz w:val="20"/>
-              </w:rPr>
-              <w:t>Choose software. Research its origin story. Read the license text. Set up your Linux environment (VM or lab system). Install your chosen software.</w:t>
-            </w:r>
-            <w:r>
-              <w:t xml:space="preserve"> </w:t>
-            </w:r>
-          </w:p>
-        </w:tc>
-        <w:tc>
-          <w:tcPr>
-            <w:tcW w:w="1700" w:type="dxa"/>
-            <w:tcBorders>
-              <w:top w:val="single" w:sz="8" w:space="0" w:color="CBD5E1"/>
-              <w:left w:val="single" w:sz="8" w:space="0" w:color="CBD5E1"/>
-              <w:bottom w:val="single" w:sz="8" w:space="0" w:color="CBD5E1"/>
-              <w:right w:val="single" w:sz="8" w:space="0" w:color="CBD5E1"/>
-            </w:tcBorders>
-            <w:shd w:val="clear" w:color="auto" w:fill="EFF6FF"/>
-          </w:tcPr>
-          <w:p>
-            <w:pPr>
-              <w:spacing w:after="0" w:line="259" w:lineRule="auto"/>
-              <w:ind w:left="8" w:firstLine="0"/>
-            </w:pPr>
-            <w:r>
-              <w:rPr>
-                <w:i/>
-                <w:color w:val="64748B"/>
-                <w:sz w:val="20"/>
-              </w:rPr>
-              <w:t>Choice confirmed</w:t>
-            </w:r>
-            <w:r>
-              <w:t xml:space="preserve"> </w:t>
-            </w:r>
-          </w:p>
-        </w:tc>
-      </w:tr>
-      <w:tr>
-        <w:trPr>
-          <w:trHeight w:val="1020"/>
-        </w:trPr>
-        <w:tc>
-          <w:tcPr>
-            <w:tcW w:w="1083" w:type="dxa"/>
-            <w:tcBorders>
-              <w:top w:val="single" w:sz="8" w:space="0" w:color="CBD5E1"/>
-              <w:left w:val="single" w:sz="8" w:space="0" w:color="CBD5E1"/>
-              <w:bottom w:val="single" w:sz="8" w:space="0" w:color="CBD5E1"/>
-              <w:right w:val="single" w:sz="8" w:space="0" w:color="CBD5E1"/>
-            </w:tcBorders>
-            <w:shd w:val="clear" w:color="auto" w:fill="FFFFFF"/>
-          </w:tcPr>
-          <w:p>
-            <w:pPr>
-              <w:spacing w:after="0" w:line="259" w:lineRule="auto"/>
-              <w:ind w:left="0" w:firstLine="0"/>
-            </w:pPr>
-            <w:r>
-              <w:rPr>
-                <w:b/>
-                <w:sz w:val="20"/>
-              </w:rPr>
-              <w:t>2</w:t>
-            </w:r>
-            <w:r>
-              <w:t xml:space="preserve"> </w:t>
-            </w:r>
-          </w:p>
-        </w:tc>
-        <w:tc>
-          <w:tcPr>
-            <w:tcW w:w="2000" w:type="dxa"/>
-            <w:tcBorders>
-              <w:top w:val="single" w:sz="8" w:space="0" w:color="CBD5E1"/>
-              <w:left w:val="single" w:sz="8" w:space="0" w:color="CBD5E1"/>
-              <w:bottom w:val="single" w:sz="8" w:space="0" w:color="CBD5E1"/>
-              <w:right w:val="single" w:sz="8" w:space="0" w:color="CBD5E1"/>
-            </w:tcBorders>
-            <w:shd w:val="clear" w:color="auto" w:fill="FFFFFF"/>
-          </w:tcPr>
-          <w:p>
-            <w:pPr>
-              <w:spacing w:after="0" w:line="259" w:lineRule="auto"/>
-              <w:ind w:left="13" w:firstLine="0"/>
-            </w:pPr>
-            <w:r>
-              <w:rPr>
-                <w:b/>
-                <w:sz w:val="20"/>
-              </w:rPr>
-              <w:t>Philosophy</w:t>
-            </w:r>
-            <w:r>
-              <w:t xml:space="preserve"> </w:t>
-            </w:r>
-          </w:p>
-        </w:tc>
-        <w:tc>
-          <w:tcPr>
-            <w:tcW w:w="4560" w:type="dxa"/>
-            <w:tcBorders>
-              <w:top w:val="single" w:sz="8" w:space="0" w:color="CBD5E1"/>
-              <w:left w:val="single" w:sz="8" w:space="0" w:color="CBD5E1"/>
-              <w:bottom w:val="single" w:sz="8" w:space="0" w:color="CBD5E1"/>
-              <w:right w:val="single" w:sz="8" w:space="0" w:color="CBD5E1"/>
-            </w:tcBorders>
-            <w:shd w:val="clear" w:color="auto" w:fill="FFFFFF"/>
-            <w:vAlign w:val="center"/>
-          </w:tcPr>
-          <w:p>
-            <w:pPr>
-              <w:spacing w:after="0" w:line="259" w:lineRule="auto"/>
-              <w:ind w:left="8" w:right="23" w:firstLine="0"/>
-            </w:pPr>
-            <w:r>
-              <w:rPr>
-                <w:sz w:val="20"/>
-              </w:rPr>
-              <w:t>Write Part A1 — the origin story. Take notes on what problem the software solved and for whom.</w:t>
-            </w:r>
-            <w:r>
-              <w:t xml:space="preserve"> </w:t>
-            </w:r>
-          </w:p>
-        </w:tc>
-        <w:tc>
-          <w:tcPr>
-            <w:tcW w:w="1700" w:type="dxa"/>
-            <w:tcBorders>
-              <w:top w:val="single" w:sz="8" w:space="0" w:color="CBD5E1"/>
-              <w:left w:val="single" w:sz="8" w:space="0" w:color="CBD5E1"/>
-              <w:bottom w:val="single" w:sz="8" w:space="0" w:color="CBD5E1"/>
-              <w:right w:val="single" w:sz="8" w:space="0" w:color="CBD5E1"/>
-            </w:tcBorders>
-            <w:shd w:val="clear" w:color="auto" w:fill="FFFFFF"/>
-          </w:tcPr>
-          <w:p>
-            <w:pPr>
-              <w:spacing w:after="0" w:line="259" w:lineRule="auto"/>
-              <w:ind w:left="8" w:firstLine="0"/>
-            </w:pPr>
-            <w:r>
-              <w:rPr>
-                <w:i/>
-                <w:color w:val="64748B"/>
-                <w:sz w:val="20"/>
-              </w:rPr>
-              <w:t>Draft A1</w:t>
-            </w:r>
-            <w:r>
-              <w:t xml:space="preserve"> </w:t>
-            </w:r>
-          </w:p>
-        </w:tc>
-      </w:tr>
-      <w:tr>
-        <w:trPr>
-          <w:trHeight w:val="1005"/>
-        </w:trPr>
-        <w:tc>
-          <w:tcPr>
-            <w:tcW w:w="1083" w:type="dxa"/>
-            <w:tcBorders>
-              <w:top w:val="single" w:sz="8" w:space="0" w:color="CBD5E1"/>
-              <w:left w:val="single" w:sz="8" w:space="0" w:color="CBD5E1"/>
-              <w:bottom w:val="single" w:sz="8" w:space="0" w:color="CBD5E1"/>
-              <w:right w:val="single" w:sz="8" w:space="0" w:color="CBD5E1"/>
-            </w:tcBorders>
-            <w:shd w:val="clear" w:color="auto" w:fill="EFF6FF"/>
-          </w:tcPr>
-          <w:p>
-            <w:pPr>
-              <w:spacing w:after="0" w:line="259" w:lineRule="auto"/>
-              <w:ind w:left="0" w:firstLine="0"/>
-            </w:pPr>
-            <w:r>
-              <w:rPr>
-                <w:b/>
-                <w:sz w:val="20"/>
-              </w:rPr>
-              <w:t>3</w:t>
-            </w:r>
-            <w:r>
-              <w:t xml:space="preserve"> </w:t>
-            </w:r>
-          </w:p>
-        </w:tc>
-        <w:tc>
-          <w:tcPr>
-            <w:tcW w:w="2000" w:type="dxa"/>
-            <w:tcBorders>
-              <w:top w:val="single" w:sz="8" w:space="0" w:color="CBD5E1"/>
-              <w:left w:val="single" w:sz="8" w:space="0" w:color="CBD5E1"/>
-              <w:bottom w:val="single" w:sz="8" w:space="0" w:color="CBD5E1"/>
-              <w:right w:val="single" w:sz="8" w:space="0" w:color="CBD5E1"/>
-            </w:tcBorders>
-            <w:shd w:val="clear" w:color="auto" w:fill="EFF6FF"/>
-          </w:tcPr>
-          <w:p>
-            <w:pPr>
-              <w:spacing w:after="0" w:line="259" w:lineRule="auto"/>
-              <w:ind w:left="13" w:firstLine="0"/>
-            </w:pPr>
-            <w:r>
-              <w:rPr>
-                <w:b/>
-                <w:sz w:val="20"/>
-              </w:rPr>
-              <w:t>License &amp; Ethics</w:t>
-            </w:r>
-            <w:r>
-              <w:t xml:space="preserve"> </w:t>
-            </w:r>
-          </w:p>
-        </w:tc>
-        <w:tc>
-          <w:tcPr>
-            <w:tcW w:w="4560" w:type="dxa"/>
-            <w:tcBorders>
-              <w:top w:val="single" w:sz="8" w:space="0" w:color="CBD5E1"/>
-              <w:left w:val="single" w:sz="8" w:space="0" w:color="CBD5E1"/>
-              <w:bottom w:val="single" w:sz="8" w:space="0" w:color="CBD5E1"/>
-              <w:right w:val="single" w:sz="8" w:space="0" w:color="CBD5E1"/>
-            </w:tcBorders>
-            <w:shd w:val="clear" w:color="auto" w:fill="EFF6FF"/>
-            <w:vAlign w:val="center"/>
-          </w:tcPr>
-          <w:p>
-            <w:pPr>
-              <w:spacing w:after="0" w:line="259" w:lineRule="auto"/>
-              <w:ind w:left="8" w:firstLine="0"/>
-            </w:pPr>
-            <w:r>
-              <w:rPr>
-                <w:sz w:val="20"/>
-              </w:rPr>
-              <w:t>Write Part A2 — license analysis. Write Part A3 — ethical reflection. These sections need your own thinking, not summaries.</w:t>
-            </w:r>
-            <w:r>
-              <w:t xml:space="preserve"> </w:t>
-            </w:r>
-          </w:p>
-        </w:tc>
-        <w:tc>
-          <w:tcPr>
-            <w:tcW w:w="1700" w:type="dxa"/>
-            <w:tcBorders>
-              <w:top w:val="single" w:sz="8" w:space="0" w:color="CBD5E1"/>
-              <w:left w:val="single" w:sz="8" w:space="0" w:color="CBD5E1"/>
-              <w:bottom w:val="single" w:sz="8" w:space="0" w:color="CBD5E1"/>
-              <w:right w:val="single" w:sz="8" w:space="0" w:color="CBD5E1"/>
-            </w:tcBorders>
-            <w:shd w:val="clear" w:color="auto" w:fill="EFF6FF"/>
-          </w:tcPr>
-          <w:p>
-            <w:pPr>
-              <w:spacing w:after="0" w:line="259" w:lineRule="auto"/>
-              <w:ind w:left="8" w:firstLine="0"/>
-            </w:pPr>
-            <w:r>
-              <w:rPr>
-                <w:i/>
-                <w:color w:val="64748B"/>
-                <w:sz w:val="20"/>
-              </w:rPr>
-              <w:t>Draft A2 + A3</w:t>
-            </w:r>
-            <w:r>
-              <w:t xml:space="preserve"> </w:t>
-            </w:r>
-          </w:p>
-        </w:tc>
-      </w:tr>
-      <w:tr>
-        <w:trPr>
-          <w:trHeight w:val="795"/>
-        </w:trPr>
-        <w:tc>
-          <w:tcPr>
-            <w:tcW w:w="1083" w:type="dxa"/>
-            <w:tcBorders>
-              <w:top w:val="single" w:sz="8" w:space="0" w:color="CBD5E1"/>
-              <w:left w:val="single" w:sz="8" w:space="0" w:color="CBD5E1"/>
-              <w:bottom w:val="single" w:sz="8" w:space="0" w:color="CBD5E1"/>
-              <w:right w:val="single" w:sz="8" w:space="0" w:color="CBD5E1"/>
-            </w:tcBorders>
-            <w:shd w:val="clear" w:color="auto" w:fill="FFFFFF"/>
-          </w:tcPr>
-          <w:p>
-            <w:pPr>
-              <w:spacing w:after="0" w:line="259" w:lineRule="auto"/>
-              <w:ind w:left="0" w:firstLine="0"/>
-            </w:pPr>
-            <w:r>
-              <w:rPr>
-                <w:b/>
-                <w:sz w:val="20"/>
-              </w:rPr>
-              <w:t>4</w:t>
-            </w:r>
-            <w:r>
-              <w:t xml:space="preserve"> </w:t>
-            </w:r>
-          </w:p>
-        </w:tc>
-        <w:tc>
-          <w:tcPr>
-            <w:tcW w:w="2000" w:type="dxa"/>
-            <w:tcBorders>
-              <w:top w:val="single" w:sz="8" w:space="0" w:color="CBD5E1"/>
-              <w:left w:val="single" w:sz="8" w:space="0" w:color="CBD5E1"/>
-              <w:bottom w:val="single" w:sz="8" w:space="0" w:color="CBD5E1"/>
-              <w:right w:val="single" w:sz="8" w:space="0" w:color="CBD5E1"/>
-            </w:tcBorders>
-            <w:shd w:val="clear" w:color="auto" w:fill="FFFFFF"/>
-          </w:tcPr>
-          <w:p>
-            <w:pPr>
-              <w:spacing w:after="0" w:line="259" w:lineRule="auto"/>
-              <w:ind w:left="13" w:firstLine="0"/>
-            </w:pPr>
-            <w:r>
-              <w:rPr>
-                <w:b/>
-                <w:sz w:val="20"/>
-              </w:rPr>
-              <w:t>Linux Footprint</w:t>
-            </w:r>
-            <w:r>
-              <w:t xml:space="preserve"> </w:t>
-            </w:r>
-          </w:p>
-        </w:tc>
-        <w:tc>
-          <w:tcPr>
-            <w:tcW w:w="4560" w:type="dxa"/>
-            <w:tcBorders>
-              <w:top w:val="single" w:sz="8" w:space="0" w:color="CBD5E1"/>
-              <w:left w:val="single" w:sz="8" w:space="0" w:color="CBD5E1"/>
-              <w:bottom w:val="single" w:sz="8" w:space="0" w:color="CBD5E1"/>
-              <w:right w:val="single" w:sz="8" w:space="0" w:color="CBD5E1"/>
-            </w:tcBorders>
-            <w:shd w:val="clear" w:color="auto" w:fill="FFFFFF"/>
-            <w:vAlign w:val="center"/>
-          </w:tcPr>
-          <w:p>
-            <w:pPr>
-              <w:spacing w:after="0" w:line="259" w:lineRule="auto"/>
-              <w:ind w:left="8" w:firstLine="0"/>
-            </w:pPr>
-            <w:r>
-              <w:rPr>
-                <w:sz w:val="20"/>
-              </w:rPr>
-              <w:t>Install software on Linux. Document directories, user, permissions. Write Part B.</w:t>
-            </w:r>
-            <w:r>
-              <w:t xml:space="preserve"> </w:t>
-            </w:r>
-          </w:p>
-        </w:tc>
-        <w:tc>
-          <w:tcPr>
-            <w:tcW w:w="1700" w:type="dxa"/>
-            <w:tcBorders>
-              <w:top w:val="single" w:sz="8" w:space="0" w:color="CBD5E1"/>
-              <w:left w:val="single" w:sz="8" w:space="0" w:color="CBD5E1"/>
-              <w:bottom w:val="single" w:sz="8" w:space="0" w:color="CBD5E1"/>
-              <w:right w:val="single" w:sz="8" w:space="0" w:color="CBD5E1"/>
-            </w:tcBorders>
-            <w:shd w:val="clear" w:color="auto" w:fill="FFFFFF"/>
-            <w:vAlign w:val="center"/>
-          </w:tcPr>
-          <w:p>
-            <w:pPr>
-              <w:spacing w:after="0" w:line="259" w:lineRule="auto"/>
-              <w:ind w:left="8" w:firstLine="0"/>
-            </w:pPr>
-            <w:r>
-              <w:rPr>
-                <w:i/>
-                <w:color w:val="64748B"/>
-                <w:sz w:val="20"/>
-              </w:rPr>
-              <w:t>Draft Part B + screenshots</w:t>
-            </w:r>
-            <w:r>
-              <w:t xml:space="preserve"> </w:t>
-            </w:r>
-          </w:p>
-        </w:tc>
-      </w:tr>
-      <w:tr>
-        <w:trPr>
-          <w:trHeight w:val="1005"/>
-        </w:trPr>
-        <w:tc>
-          <w:tcPr>
-            <w:tcW w:w="1083" w:type="dxa"/>
-            <w:tcBorders>
-              <w:top w:val="single" w:sz="8" w:space="0" w:color="CBD5E1"/>
-              <w:left w:val="single" w:sz="8" w:space="0" w:color="CBD5E1"/>
-              <w:bottom w:val="single" w:sz="8" w:space="0" w:color="CBD5E1"/>
-              <w:right w:val="single" w:sz="8" w:space="0" w:color="CBD5E1"/>
-            </w:tcBorders>
-            <w:shd w:val="clear" w:color="auto" w:fill="EFF6FF"/>
-          </w:tcPr>
-          <w:p>
-            <w:pPr>
-              <w:spacing w:after="0" w:line="259" w:lineRule="auto"/>
-              <w:ind w:left="0" w:firstLine="0"/>
-            </w:pPr>
-            <w:r>
-              <w:rPr>
-                <w:b/>
-                <w:sz w:val="20"/>
-              </w:rPr>
-              <w:t>5</w:t>
-            </w:r>
-            <w:r>
-              <w:t xml:space="preserve"> </w:t>
-            </w:r>
-          </w:p>
-        </w:tc>
-        <w:tc>
-          <w:tcPr>
-            <w:tcW w:w="2000" w:type="dxa"/>
-            <w:tcBorders>
-              <w:top w:val="single" w:sz="8" w:space="0" w:color="CBD5E1"/>
-              <w:left w:val="single" w:sz="8" w:space="0" w:color="CBD5E1"/>
-              <w:bottom w:val="single" w:sz="8" w:space="0" w:color="CBD5E1"/>
-              <w:right w:val="single" w:sz="8" w:space="0" w:color="CBD5E1"/>
-            </w:tcBorders>
-            <w:shd w:val="clear" w:color="auto" w:fill="EFF6FF"/>
-          </w:tcPr>
-          <w:p>
-            <w:pPr>
-              <w:spacing w:after="0" w:line="259" w:lineRule="auto"/>
-              <w:ind w:left="13" w:firstLine="0"/>
-            </w:pPr>
-            <w:r>
-              <w:rPr>
-                <w:b/>
-                <w:sz w:val="20"/>
-              </w:rPr>
-              <w:t>Scripts 1 &amp; 2</w:t>
-            </w:r>
-            <w:r>
-              <w:t xml:space="preserve"> </w:t>
-            </w:r>
-          </w:p>
-        </w:tc>
-        <w:tc>
-          <w:tcPr>
-            <w:tcW w:w="4560" w:type="dxa"/>
-            <w:tcBorders>
-              <w:top w:val="single" w:sz="8" w:space="0" w:color="CBD5E1"/>
-              <w:left w:val="single" w:sz="8" w:space="0" w:color="CBD5E1"/>
-              <w:bottom w:val="single" w:sz="8" w:space="0" w:color="CBD5E1"/>
-              <w:right w:val="single" w:sz="8" w:space="0" w:color="CBD5E1"/>
-            </w:tcBorders>
-            <w:shd w:val="clear" w:color="auto" w:fill="EFF6FF"/>
-            <w:vAlign w:val="center"/>
-          </w:tcPr>
-          <w:p>
-            <w:pPr>
-              <w:spacing w:after="0" w:line="259" w:lineRule="auto"/>
-              <w:ind w:left="8" w:firstLine="0"/>
-            </w:pPr>
-            <w:r>
-              <w:rPr>
-                <w:sz w:val="20"/>
-              </w:rPr>
-              <w:t>Write and test Script 1 (System Identity) and Script 2 (Package Inspector). Add them to your report with explanations.</w:t>
-            </w:r>
-            <w:r>
-              <w:t xml:space="preserve"> </w:t>
-            </w:r>
-          </w:p>
-        </w:tc>
-        <w:tc>
-          <w:tcPr>
-            <w:tcW w:w="1700" w:type="dxa"/>
-            <w:tcBorders>
-              <w:top w:val="single" w:sz="8" w:space="0" w:color="CBD5E1"/>
-              <w:left w:val="single" w:sz="8" w:space="0" w:color="CBD5E1"/>
-              <w:bottom w:val="single" w:sz="8" w:space="0" w:color="CBD5E1"/>
-              <w:right w:val="single" w:sz="8" w:space="0" w:color="CBD5E1"/>
-            </w:tcBorders>
-            <w:shd w:val="clear" w:color="auto" w:fill="EFF6FF"/>
-          </w:tcPr>
-          <w:p>
-            <w:pPr>
-              <w:spacing w:after="0" w:line="259" w:lineRule="auto"/>
-              <w:ind w:left="8" w:firstLine="0"/>
-            </w:pPr>
-            <w:r>
-              <w:rPr>
-                <w:i/>
-                <w:color w:val="64748B"/>
-                <w:sz w:val="20"/>
-              </w:rPr>
-              <w:t>Scripts 1–2 working</w:t>
-            </w:r>
-            <w:r>
-              <w:t xml:space="preserve"> </w:t>
-            </w:r>
-          </w:p>
-        </w:tc>
-      </w:tr>
-      <w:tr>
-        <w:trPr>
-          <w:trHeight w:val="795"/>
-        </w:trPr>
-        <w:tc>
-          <w:tcPr>
-            <w:tcW w:w="1083" w:type="dxa"/>
-            <w:tcBorders>
-              <w:top w:val="single" w:sz="8" w:space="0" w:color="CBD5E1"/>
-              <w:left w:val="single" w:sz="8" w:space="0" w:color="CBD5E1"/>
-              <w:bottom w:val="single" w:sz="8" w:space="0" w:color="CBD5E1"/>
-              <w:right w:val="single" w:sz="8" w:space="0" w:color="CBD5E1"/>
-            </w:tcBorders>
-            <w:shd w:val="clear" w:color="auto" w:fill="FFFFFF"/>
-          </w:tcPr>
-          <w:p>
-            <w:pPr>
-              <w:spacing w:after="0" w:line="259" w:lineRule="auto"/>
-              <w:ind w:left="0" w:firstLine="0"/>
-            </w:pPr>
-            <w:r>
-              <w:rPr>
-                <w:b/>
-                <w:sz w:val="20"/>
-              </w:rPr>
-              <w:t>6</w:t>
-            </w:r>
-            <w:r>
-              <w:t xml:space="preserve"> </w:t>
-            </w:r>
-          </w:p>
-        </w:tc>
-        <w:tc>
-          <w:tcPr>
-            <w:tcW w:w="2000" w:type="dxa"/>
-            <w:tcBorders>
-              <w:top w:val="single" w:sz="8" w:space="0" w:color="CBD5E1"/>
-              <w:left w:val="single" w:sz="8" w:space="0" w:color="CBD5E1"/>
-              <w:bottom w:val="single" w:sz="8" w:space="0" w:color="CBD5E1"/>
-              <w:right w:val="single" w:sz="8" w:space="0" w:color="CBD5E1"/>
-            </w:tcBorders>
-            <w:shd w:val="clear" w:color="auto" w:fill="FFFFFF"/>
-          </w:tcPr>
-          <w:p>
-            <w:pPr>
-              <w:spacing w:after="0" w:line="259" w:lineRule="auto"/>
-              <w:ind w:left="13" w:firstLine="0"/>
-            </w:pPr>
-            <w:r>
-              <w:rPr>
-                <w:b/>
-                <w:sz w:val="20"/>
-              </w:rPr>
-              <w:t>Scripts 3 &amp; 4</w:t>
-            </w:r>
-            <w:r>
-              <w:t xml:space="preserve"> </w:t>
-            </w:r>
-          </w:p>
-        </w:tc>
-        <w:tc>
-          <w:tcPr>
-            <w:tcW w:w="4560" w:type="dxa"/>
-            <w:tcBorders>
-              <w:top w:val="single" w:sz="8" w:space="0" w:color="CBD5E1"/>
-              <w:left w:val="single" w:sz="8" w:space="0" w:color="CBD5E1"/>
-              <w:bottom w:val="single" w:sz="8" w:space="0" w:color="CBD5E1"/>
-              <w:right w:val="single" w:sz="8" w:space="0" w:color="CBD5E1"/>
-            </w:tcBorders>
-            <w:shd w:val="clear" w:color="auto" w:fill="FFFFFF"/>
-            <w:vAlign w:val="center"/>
-          </w:tcPr>
-          <w:p>
-            <w:pPr>
-              <w:spacing w:after="0" w:line="259" w:lineRule="auto"/>
-              <w:ind w:left="8" w:firstLine="0"/>
-            </w:pPr>
-            <w:r>
-              <w:rPr>
-                <w:sz w:val="20"/>
-              </w:rPr>
-              <w:t>Write and test Script 3 (Disk Auditor) and Script 4 (Log Analyzer). Test with a real log file.</w:t>
-            </w:r>
-            <w:r>
-              <w:t xml:space="preserve"> </w:t>
-            </w:r>
-          </w:p>
-        </w:tc>
-        <w:tc>
-          <w:tcPr>
-            <w:tcW w:w="1700" w:type="dxa"/>
-            <w:tcBorders>
-              <w:top w:val="single" w:sz="8" w:space="0" w:color="CBD5E1"/>
-              <w:left w:val="single" w:sz="8" w:space="0" w:color="CBD5E1"/>
-              <w:bottom w:val="single" w:sz="8" w:space="0" w:color="CBD5E1"/>
-              <w:right w:val="single" w:sz="8" w:space="0" w:color="CBD5E1"/>
-            </w:tcBorders>
-            <w:shd w:val="clear" w:color="auto" w:fill="FFFFFF"/>
-            <w:vAlign w:val="center"/>
-          </w:tcPr>
-          <w:p>
-            <w:pPr>
-              <w:spacing w:after="0" w:line="259" w:lineRule="auto"/>
-              <w:ind w:left="8" w:firstLine="0"/>
-            </w:pPr>
-            <w:r>
-              <w:rPr>
-                <w:i/>
-                <w:color w:val="64748B"/>
-                <w:sz w:val="20"/>
-              </w:rPr>
-              <w:t>Scripts 3–4 working</w:t>
-            </w:r>
-            <w:r>
-              <w:t xml:space="preserve"> </w:t>
-            </w:r>
-          </w:p>
-        </w:tc>
-      </w:tr>
-      <w:tr>
-        <w:trPr>
-          <w:trHeight w:val="780"/>
-        </w:trPr>
-        <w:tc>
-          <w:tcPr>
-            <w:tcW w:w="1083" w:type="dxa"/>
-            <w:tcBorders>
-              <w:top w:val="single" w:sz="8" w:space="0" w:color="CBD5E1"/>
-              <w:left w:val="single" w:sz="8" w:space="0" w:color="CBD5E1"/>
-              <w:bottom w:val="single" w:sz="8" w:space="0" w:color="CBD5E1"/>
-              <w:right w:val="single" w:sz="8" w:space="0" w:color="CBD5E1"/>
-            </w:tcBorders>
-            <w:shd w:val="clear" w:color="auto" w:fill="EFF6FF"/>
-          </w:tcPr>
-          <w:p>
-            <w:pPr>
-              <w:spacing w:after="0" w:line="259" w:lineRule="auto"/>
-              <w:ind w:left="0" w:firstLine="0"/>
-            </w:pPr>
-            <w:r>
-              <w:rPr>
-                <w:b/>
-                <w:sz w:val="20"/>
-              </w:rPr>
-              <w:t>7</w:t>
-            </w:r>
-            <w:r>
-              <w:t xml:space="preserve"> </w:t>
-            </w:r>
-          </w:p>
-        </w:tc>
-        <w:tc>
-          <w:tcPr>
-            <w:tcW w:w="2000" w:type="dxa"/>
-            <w:tcBorders>
-              <w:top w:val="single" w:sz="8" w:space="0" w:color="CBD5E1"/>
-              <w:left w:val="single" w:sz="8" w:space="0" w:color="CBD5E1"/>
-              <w:bottom w:val="single" w:sz="8" w:space="0" w:color="CBD5E1"/>
-              <w:right w:val="single" w:sz="8" w:space="0" w:color="CBD5E1"/>
-            </w:tcBorders>
-            <w:shd w:val="clear" w:color="auto" w:fill="EFF6FF"/>
-          </w:tcPr>
-          <w:p>
-            <w:pPr>
-              <w:spacing w:after="0" w:line="259" w:lineRule="auto"/>
-              <w:ind w:left="13" w:firstLine="0"/>
-            </w:pPr>
-            <w:r>
-              <w:rPr>
-                <w:b/>
-                <w:sz w:val="20"/>
-              </w:rPr>
-              <w:t>Ecosystem</w:t>
-            </w:r>
-            <w:r>
-              <w:t xml:space="preserve"> </w:t>
-            </w:r>
-          </w:p>
-        </w:tc>
-        <w:tc>
-          <w:tcPr>
-            <w:tcW w:w="4560" w:type="dxa"/>
-            <w:tcBorders>
-              <w:top w:val="single" w:sz="8" w:space="0" w:color="CBD5E1"/>
-              <w:left w:val="single" w:sz="8" w:space="0" w:color="CBD5E1"/>
-              <w:bottom w:val="single" w:sz="8" w:space="0" w:color="CBD5E1"/>
-              <w:right w:val="single" w:sz="8" w:space="0" w:color="CBD5E1"/>
-            </w:tcBorders>
-            <w:shd w:val="clear" w:color="auto" w:fill="EFF6FF"/>
-            <w:vAlign w:val="center"/>
-          </w:tcPr>
-          <w:p>
-            <w:pPr>
-              <w:spacing w:after="0" w:line="259" w:lineRule="auto"/>
-              <w:ind w:left="8" w:firstLine="0"/>
-            </w:pPr>
-            <w:r>
-              <w:rPr>
-                <w:sz w:val="20"/>
-              </w:rPr>
-              <w:t xml:space="preserve">Write Part C — FOSS ecosystem map. </w:t>
-            </w:r>
-          </w:p>
-          <w:p>
-            <w:pPr>
-              <w:spacing w:after="0" w:line="259" w:lineRule="auto"/>
-              <w:ind w:left="8" w:firstLine="0"/>
-            </w:pPr>
-            <w:r>
-              <w:rPr>
-                <w:sz w:val="20"/>
-              </w:rPr>
-              <w:t>Research dependencies and community.</w:t>
-            </w:r>
-            <w:r>
-              <w:t xml:space="preserve"> </w:t>
-            </w:r>
-          </w:p>
-        </w:tc>
-        <w:tc>
-          <w:tcPr>
-            <w:tcW w:w="1700" w:type="dxa"/>
-            <w:tcBorders>
-              <w:top w:val="single" w:sz="8" w:space="0" w:color="CBD5E1"/>
-              <w:left w:val="single" w:sz="8" w:space="0" w:color="CBD5E1"/>
-              <w:bottom w:val="single" w:sz="8" w:space="0" w:color="CBD5E1"/>
-              <w:right w:val="single" w:sz="8" w:space="0" w:color="CBD5E1"/>
-            </w:tcBorders>
-            <w:shd w:val="clear" w:color="auto" w:fill="EFF6FF"/>
-          </w:tcPr>
-          <w:p>
-            <w:pPr>
-              <w:spacing w:after="0" w:line="259" w:lineRule="auto"/>
-              <w:ind w:left="8" w:firstLine="0"/>
-            </w:pPr>
-            <w:r>
-              <w:rPr>
-                <w:i/>
-                <w:color w:val="64748B"/>
-                <w:sz w:val="20"/>
-              </w:rPr>
-              <w:t>Draft Part C</w:t>
-            </w:r>
-            <w:r>
-              <w:t xml:space="preserve"> </w:t>
-            </w:r>
-          </w:p>
-        </w:tc>
-      </w:tr>
-      <w:tr>
-        <w:trPr>
-          <w:trHeight w:val="783"/>
-        </w:trPr>
-        <w:tc>
-          <w:tcPr>
-            <w:tcW w:w="1083" w:type="dxa"/>
-            <w:tcBorders>
-              <w:top w:val="single" w:sz="8" w:space="0" w:color="CBD5E1"/>
-              <w:left w:val="single" w:sz="8" w:space="0" w:color="CBD5E1"/>
-              <w:bottom w:val="single" w:sz="8" w:space="0" w:color="CBD5E1"/>
-              <w:right w:val="single" w:sz="8" w:space="0" w:color="CBD5E1"/>
-            </w:tcBorders>
-            <w:shd w:val="clear" w:color="auto" w:fill="FFFFFF"/>
-          </w:tcPr>
-          <w:p>
-            <w:pPr>
-              <w:spacing w:after="0" w:line="259" w:lineRule="auto"/>
-              <w:ind w:left="0" w:firstLine="0"/>
-            </w:pPr>
-            <w:r>
-              <w:rPr>
-                <w:b/>
-                <w:sz w:val="20"/>
-              </w:rPr>
-              <w:t>8</w:t>
-            </w:r>
-            <w:r>
-              <w:t xml:space="preserve"> </w:t>
-            </w:r>
-          </w:p>
-        </w:tc>
-        <w:tc>
-          <w:tcPr>
-            <w:tcW w:w="2000" w:type="dxa"/>
-            <w:tcBorders>
-              <w:top w:val="single" w:sz="8" w:space="0" w:color="CBD5E1"/>
-              <w:left w:val="single" w:sz="8" w:space="0" w:color="CBD5E1"/>
-              <w:bottom w:val="single" w:sz="8" w:space="0" w:color="CBD5E1"/>
-              <w:right w:val="single" w:sz="8" w:space="0" w:color="CBD5E1"/>
-            </w:tcBorders>
-            <w:shd w:val="clear" w:color="auto" w:fill="FFFFFF"/>
-            <w:vAlign w:val="center"/>
-          </w:tcPr>
-          <w:p>
-            <w:pPr>
-              <w:spacing w:after="0" w:line="259" w:lineRule="auto"/>
-              <w:ind w:left="13" w:firstLine="0"/>
-            </w:pPr>
-            <w:r>
-              <w:rPr>
-                <w:b/>
-                <w:sz w:val="20"/>
-              </w:rPr>
-              <w:t xml:space="preserve">Comparison &amp; </w:t>
-            </w:r>
-          </w:p>
-          <w:p>
-            <w:pPr>
-              <w:spacing w:after="0" w:line="259" w:lineRule="auto"/>
-              <w:ind w:left="13" w:firstLine="0"/>
-            </w:pPr>
-            <w:r>
-              <w:rPr>
-                <w:b/>
-                <w:sz w:val="20"/>
-              </w:rPr>
-              <w:t>Script 5</w:t>
-            </w:r>
-            <w:r>
-              <w:t xml:space="preserve"> </w:t>
-            </w:r>
-          </w:p>
-        </w:tc>
-        <w:tc>
-          <w:tcPr>
-            <w:tcW w:w="4560" w:type="dxa"/>
-            <w:tcBorders>
-              <w:top w:val="single" w:sz="8" w:space="0" w:color="CBD5E1"/>
-              <w:left w:val="single" w:sz="8" w:space="0" w:color="CBD5E1"/>
-              <w:bottom w:val="single" w:sz="8" w:space="0" w:color="CBD5E1"/>
-              <w:right w:val="single" w:sz="8" w:space="0" w:color="CBD5E1"/>
-            </w:tcBorders>
-            <w:shd w:val="clear" w:color="auto" w:fill="FFFFFF"/>
-            <w:vAlign w:val="center"/>
-          </w:tcPr>
-          <w:p>
-            <w:pPr>
-              <w:spacing w:after="0" w:line="259" w:lineRule="auto"/>
-              <w:ind w:left="8" w:firstLine="0"/>
-            </w:pPr>
-            <w:r>
-              <w:rPr>
-                <w:sz w:val="20"/>
-              </w:rPr>
-              <w:t xml:space="preserve">Write Part D — comparison table and verdict. </w:t>
-            </w:r>
-          </w:p>
-          <w:p>
-            <w:pPr>
-              <w:spacing w:after="0" w:line="259" w:lineRule="auto"/>
-              <w:ind w:left="8" w:firstLine="0"/>
-            </w:pPr>
-            <w:r>
-              <w:rPr>
-                <w:sz w:val="20"/>
-              </w:rPr>
-              <w:t>Write and test Script 5 (Manifesto Generator).</w:t>
-            </w:r>
-            <w:r>
-              <w:t xml:space="preserve"> </w:t>
-            </w:r>
-          </w:p>
-        </w:tc>
-        <w:tc>
-          <w:tcPr>
-            <w:tcW w:w="1700" w:type="dxa"/>
-            <w:tcBorders>
-              <w:top w:val="single" w:sz="8" w:space="0" w:color="CBD5E1"/>
-              <w:left w:val="single" w:sz="8" w:space="0" w:color="CBD5E1"/>
-              <w:bottom w:val="single" w:sz="8" w:space="0" w:color="CBD5E1"/>
-              <w:right w:val="single" w:sz="8" w:space="0" w:color="CBD5E1"/>
-            </w:tcBorders>
-            <w:shd w:val="clear" w:color="auto" w:fill="FFFFFF"/>
-            <w:vAlign w:val="center"/>
-          </w:tcPr>
-          <w:p>
-            <w:pPr>
-              <w:spacing w:after="0" w:line="259" w:lineRule="auto"/>
-              <w:ind w:left="8" w:firstLine="0"/>
-            </w:pPr>
-            <w:r>
-              <w:rPr>
-                <w:i/>
-                <w:color w:val="64748B"/>
-                <w:sz w:val="20"/>
-              </w:rPr>
-              <w:t>Draft Part D + Script 5</w:t>
-            </w:r>
-            <w:r>
-              <w:t xml:space="preserve"> </w:t>
-            </w:r>
-          </w:p>
-        </w:tc>
-      </w:tr>
-      <w:tr>
-        <w:trPr>
-          <w:trHeight w:val="1018"/>
-        </w:trPr>
-        <w:tc>
-          <w:tcPr>
-            <w:tcW w:w="1083" w:type="dxa"/>
-            <w:tcBorders>
-              <w:top w:val="single" w:sz="8" w:space="0" w:color="CBD5E1"/>
-              <w:left w:val="single" w:sz="8" w:space="0" w:color="CBD5E1"/>
-              <w:bottom w:val="single" w:sz="8" w:space="0" w:color="CBD5E1"/>
-              <w:right w:val="single" w:sz="8" w:space="0" w:color="CBD5E1"/>
-            </w:tcBorders>
-            <w:shd w:val="clear" w:color="auto" w:fill="EFF6FF"/>
-          </w:tcPr>
-          <w:p>
-            <w:pPr>
-              <w:spacing w:after="0" w:line="259" w:lineRule="auto"/>
-              <w:ind w:left="0" w:firstLine="0"/>
-            </w:pPr>
-            <w:r>
-              <w:rPr>
-                <w:b/>
-                <w:sz w:val="20"/>
-              </w:rPr>
-              <w:t>9</w:t>
-            </w:r>
-            <w:r>
-              <w:t xml:space="preserve"> </w:t>
-            </w:r>
-          </w:p>
-        </w:tc>
-        <w:tc>
-          <w:tcPr>
-            <w:tcW w:w="2000" w:type="dxa"/>
-            <w:tcBorders>
-              <w:top w:val="single" w:sz="8" w:space="0" w:color="CBD5E1"/>
-              <w:left w:val="single" w:sz="8" w:space="0" w:color="CBD5E1"/>
-              <w:bottom w:val="single" w:sz="8" w:space="0" w:color="CBD5E1"/>
-              <w:right w:val="single" w:sz="8" w:space="0" w:color="CBD5E1"/>
-            </w:tcBorders>
-            <w:shd w:val="clear" w:color="auto" w:fill="EFF6FF"/>
-          </w:tcPr>
-          <w:p>
-            <w:pPr>
-              <w:spacing w:after="0" w:line="259" w:lineRule="auto"/>
-              <w:ind w:left="13" w:firstLine="0"/>
-            </w:pPr>
-            <w:r>
-              <w:rPr>
-                <w:b/>
-                <w:sz w:val="20"/>
-              </w:rPr>
-              <w:t>Report polish</w:t>
-            </w:r>
-            <w:r>
-              <w:t xml:space="preserve"> </w:t>
-            </w:r>
-          </w:p>
-        </w:tc>
-        <w:tc>
-          <w:tcPr>
-            <w:tcW w:w="4560" w:type="dxa"/>
-            <w:tcBorders>
-              <w:top w:val="single" w:sz="8" w:space="0" w:color="CBD5E1"/>
-              <w:left w:val="single" w:sz="8" w:space="0" w:color="CBD5E1"/>
-              <w:bottom w:val="single" w:sz="8" w:space="0" w:color="CBD5E1"/>
-              <w:right w:val="single" w:sz="8" w:space="0" w:color="CBD5E1"/>
-            </w:tcBorders>
-            <w:shd w:val="clear" w:color="auto" w:fill="EFF6FF"/>
-            <w:vAlign w:val="center"/>
-          </w:tcPr>
-          <w:p>
-            <w:pPr>
-              <w:spacing w:after="0" w:line="259" w:lineRule="auto"/>
-              <w:ind w:left="8" w:firstLine="0"/>
-            </w:pPr>
-            <w:r>
-              <w:rPr>
-                <w:sz w:val="20"/>
-              </w:rPr>
-              <w:t>Compile full report. Write introduction and conclusion. Add screenshots. Check page count (12–16 pages).</w:t>
-            </w:r>
-            <w:r>
-              <w:t xml:space="preserve"> </w:t>
-            </w:r>
-          </w:p>
-        </w:tc>
-        <w:tc>
-          <w:tcPr>
-            <w:tcW w:w="1700" w:type="dxa"/>
-            <w:tcBorders>
-              <w:top w:val="single" w:sz="8" w:space="0" w:color="CBD5E1"/>
-              <w:left w:val="single" w:sz="8" w:space="0" w:color="CBD5E1"/>
-              <w:bottom w:val="single" w:sz="8" w:space="0" w:color="CBD5E1"/>
-              <w:right w:val="single" w:sz="8" w:space="0" w:color="CBD5E1"/>
-            </w:tcBorders>
-            <w:shd w:val="clear" w:color="auto" w:fill="EFF6FF"/>
-          </w:tcPr>
-          <w:p>
-            <w:pPr>
-              <w:spacing w:after="0" w:line="259" w:lineRule="auto"/>
-              <w:ind w:left="8" w:firstLine="0"/>
-            </w:pPr>
-            <w:r>
-              <w:rPr>
-                <w:i/>
-                <w:color w:val="64748B"/>
-                <w:sz w:val="20"/>
-              </w:rPr>
-              <w:t>Complete draft</w:t>
-            </w:r>
-            <w:r>
-              <w:t xml:space="preserve"> </w:t>
-            </w:r>
-          </w:p>
-        </w:tc>
-      </w:tr>
-      <w:tr>
-        <w:trPr>
-          <w:trHeight w:val="1020"/>
-        </w:trPr>
-        <w:tc>
-          <w:tcPr>
-            <w:tcW w:w="1083" w:type="dxa"/>
-            <w:tcBorders>
-              <w:top w:val="single" w:sz="8" w:space="0" w:color="CBD5E1"/>
-              <w:left w:val="single" w:sz="8" w:space="0" w:color="CBD5E1"/>
-              <w:bottom w:val="single" w:sz="8" w:space="0" w:color="CBD5E1"/>
-              <w:right w:val="single" w:sz="8" w:space="0" w:color="CBD5E1"/>
-            </w:tcBorders>
-            <w:shd w:val="clear" w:color="auto" w:fill="FFFFFF"/>
-          </w:tcPr>
-          <w:p>
-            <w:pPr>
-              <w:spacing w:after="0" w:line="259" w:lineRule="auto"/>
-              <w:ind w:left="0" w:firstLine="0"/>
-            </w:pPr>
-            <w:r>
-              <w:rPr>
-                <w:b/>
-                <w:sz w:val="20"/>
-              </w:rPr>
-              <w:lastRenderedPageBreak/>
-              <w:t>10</w:t>
-            </w:r>
-            <w:r>
-              <w:t xml:space="preserve"> </w:t>
-            </w:r>
-          </w:p>
-        </w:tc>
-        <w:tc>
-          <w:tcPr>
-            <w:tcW w:w="2000" w:type="dxa"/>
-            <w:tcBorders>
-              <w:top w:val="single" w:sz="8" w:space="0" w:color="CBD5E1"/>
-              <w:left w:val="single" w:sz="8" w:space="0" w:color="CBD5E1"/>
-              <w:bottom w:val="single" w:sz="8" w:space="0" w:color="CBD5E1"/>
-              <w:right w:val="single" w:sz="8" w:space="0" w:color="CBD5E1"/>
-            </w:tcBorders>
-            <w:shd w:val="clear" w:color="auto" w:fill="FFFFFF"/>
-          </w:tcPr>
-          <w:p>
-            <w:pPr>
-              <w:spacing w:after="0" w:line="259" w:lineRule="auto"/>
-              <w:ind w:left="13" w:firstLine="0"/>
-            </w:pPr>
-            <w:r>
-              <w:rPr>
-                <w:b/>
-                <w:sz w:val="20"/>
-              </w:rPr>
-              <w:t>Submission</w:t>
-            </w:r>
-            <w:r>
-              <w:t xml:space="preserve"> </w:t>
-            </w:r>
-          </w:p>
-        </w:tc>
-        <w:tc>
-          <w:tcPr>
-            <w:tcW w:w="4560" w:type="dxa"/>
-            <w:tcBorders>
-              <w:top w:val="single" w:sz="8" w:space="0" w:color="CBD5E1"/>
-              <w:left w:val="single" w:sz="8" w:space="0" w:color="CBD5E1"/>
-              <w:bottom w:val="single" w:sz="8" w:space="0" w:color="CBD5E1"/>
-              <w:right w:val="single" w:sz="8" w:space="0" w:color="CBD5E1"/>
-            </w:tcBorders>
-            <w:shd w:val="clear" w:color="auto" w:fill="FFFFFF"/>
-            <w:vAlign w:val="center"/>
-          </w:tcPr>
-          <w:p>
-            <w:pPr>
-              <w:spacing w:after="0" w:line="259" w:lineRule="auto"/>
-              <w:ind w:left="8" w:firstLine="0"/>
-            </w:pPr>
-            <w:r>
-              <w:rPr>
-                <w:sz w:val="20"/>
-              </w:rPr>
-              <w:t>Final review. Submit report + 5 .</w:t>
-            </w:r>
-            <w:proofErr w:type="spellStart"/>
-            <w:r>
-              <w:rPr>
-                <w:sz w:val="20"/>
-              </w:rPr>
-              <w:t>sh</w:t>
-            </w:r>
-            <w:proofErr w:type="spellEnd"/>
-            <w:r>
-              <w:rPr>
-                <w:sz w:val="20"/>
-              </w:rPr>
-              <w:t xml:space="preserve"> files. Be ready to explain any script in a short viva if asked.</w:t>
-            </w:r>
-            <w:r>
-              <w:t xml:space="preserve"> </w:t>
-            </w:r>
-          </w:p>
-        </w:tc>
-        <w:tc>
-          <w:tcPr>
-            <w:tcW w:w="1700" w:type="dxa"/>
-            <w:tcBorders>
-              <w:top w:val="single" w:sz="8" w:space="0" w:color="CBD5E1"/>
-              <w:left w:val="single" w:sz="8" w:space="0" w:color="CBD5E1"/>
-              <w:bottom w:val="single" w:sz="8" w:space="0" w:color="CBD5E1"/>
-              <w:right w:val="single" w:sz="8" w:space="0" w:color="CBD5E1"/>
-            </w:tcBorders>
-            <w:shd w:val="clear" w:color="auto" w:fill="FFFFFF"/>
-          </w:tcPr>
-          <w:p>
-            <w:pPr>
-              <w:spacing w:after="0" w:line="259" w:lineRule="auto"/>
-              <w:ind w:left="8" w:firstLine="0"/>
-            </w:pPr>
-            <w:r>
-              <w:rPr>
-                <w:i/>
-                <w:color w:val="64748B"/>
-                <w:sz w:val="20"/>
-              </w:rPr>
-              <w:t>Final submission</w:t>
-            </w:r>
-            <w:r>
-              <w:t xml:space="preserve"> </w:t>
-            </w:r>
-          </w:p>
-        </w:tc>
-      </w:tr>
-    </w:tbl>
-    <w:p>
-      <w:pPr>
-        <w:spacing w:after="0" w:line="259" w:lineRule="auto"/>
-        <w:ind w:left="2325" w:firstLine="0"/>
-      </w:pPr>
-      <w:r>
-        <w:t xml:space="preserve"> </w:t>
-      </w:r>
-    </w:p>
-    <w:p>
-      <w:pPr>
-        <w:pStyle w:val="Heading2"/>
-        <w:ind w:left="-5"/>
-      </w:pPr>
-      <w:r>
-        <w:t xml:space="preserve">6. Evaluation Rubric </w:t>
-      </w:r>
-    </w:p>
-    <w:p>
-      <w:pPr>
-        <w:ind w:left="-5"/>
-      </w:pPr>
-      <w:r>
-        <w:t xml:space="preserve">Total marks: 100. The report carries 60 marks and the shell scripts carry 40 marks. There is no viva unless the evaluator suspects the work is not original — in which case any student may be called for a brief oral explanation. </w:t>
-      </w:r>
-    </w:p>
-    <w:p>
-      <w:pPr>
-        <w:spacing w:after="217" w:line="259" w:lineRule="auto"/>
-        <w:ind w:left="0" w:firstLine="0"/>
-      </w:pPr>
-      <w:r>
-        <w:t xml:space="preserve"> </w:t>
-      </w:r>
-    </w:p>
-    <w:p>
-      <w:pPr>
-        <w:pStyle w:val="Heading3"/>
-        <w:ind w:left="-5"/>
-      </w:pPr>
-      <w:r>
-        <w:t xml:space="preserve">Report (60 marks) </w:t>
-      </w:r>
-    </w:p>
-    <w:tbl>
-      <w:tblPr>
-        <w:tblStyle w:val="TableGrid"/>
-        <w:tblW w:w="9363" w:type="dxa"/>
-        <w:tblInd w:w="8" w:type="dxa"/>
-        <w:tblCellMar>
-          <w:top w:w="154" w:type="dxa"/>
-          <w:left w:w="128" w:type="dxa"/>
-          <w:bottom w:w="0" w:type="dxa"/>
-          <w:right w:w="103" w:type="dxa"/>
-        </w:tblCellMar>
-        <w:tblLook w:val="04A0" w:firstRow="1" w:lastRow="0" w:firstColumn="1" w:lastColumn="0" w:noHBand="0" w:noVBand="1"/>
-      </w:tblPr>
-      <w:tblGrid>
-        <w:gridCol w:w="403"/>
-        <w:gridCol w:w="3960"/>
-        <w:gridCol w:w="1600"/>
-        <w:gridCol w:w="1600"/>
-        <w:gridCol w:w="1800"/>
-      </w:tblGrid>
-      <w:tr>
-        <w:trPr>
-          <w:trHeight w:val="682"/>
-        </w:trPr>
-        <w:tc>
-          <w:tcPr>
-            <w:tcW w:w="403" w:type="dxa"/>
-            <w:tcBorders>
-              <w:top w:val="single" w:sz="8" w:space="0" w:color="CBD5E1"/>
-              <w:left w:val="single" w:sz="8" w:space="0" w:color="CBD5E1"/>
-              <w:bottom w:val="single" w:sz="8" w:space="0" w:color="CBD5E1"/>
-              <w:right w:val="single" w:sz="8" w:space="0" w:color="CBD5E1"/>
-            </w:tcBorders>
-            <w:shd w:val="clear" w:color="auto" w:fill="1A2B3C"/>
-          </w:tcPr>
-          <w:p>
-            <w:pPr>
-              <w:spacing w:after="0" w:line="259" w:lineRule="auto"/>
-              <w:ind w:left="0" w:firstLine="0"/>
-            </w:pPr>
-            <w:r>
-              <w:rPr>
-                <w:b/>
-                <w:color w:val="FFFFFF"/>
-                <w:sz w:val="20"/>
-              </w:rPr>
-              <w:t>#</w:t>
-            </w:r>
-            <w:r>
-              <w:t xml:space="preserve"> </w:t>
-            </w:r>
-          </w:p>
-        </w:tc>
-        <w:tc>
-          <w:tcPr>
-            <w:tcW w:w="3960" w:type="dxa"/>
-            <w:tcBorders>
-              <w:top w:val="single" w:sz="8" w:space="0" w:color="CBD5E1"/>
-              <w:left w:val="single" w:sz="8" w:space="0" w:color="CBD5E1"/>
-              <w:bottom w:val="single" w:sz="8" w:space="0" w:color="CBD5E1"/>
-              <w:right w:val="single" w:sz="8" w:space="0" w:color="CBD5E1"/>
-            </w:tcBorders>
-            <w:shd w:val="clear" w:color="auto" w:fill="1A2B3C"/>
-          </w:tcPr>
-          <w:p>
-            <w:pPr>
-              <w:spacing w:after="0" w:line="259" w:lineRule="auto"/>
-              <w:ind w:left="3" w:firstLine="0"/>
-            </w:pPr>
-            <w:r>
-              <w:rPr>
-                <w:b/>
-                <w:color w:val="FFFFFF"/>
-                <w:sz w:val="20"/>
-              </w:rPr>
-              <w:t>Component</w:t>
-            </w:r>
-            <w:r>
-              <w:t xml:space="preserve"> </w:t>
-            </w:r>
-          </w:p>
-        </w:tc>
-        <w:tc>
-          <w:tcPr>
-            <w:tcW w:w="1600" w:type="dxa"/>
-            <w:tcBorders>
-              <w:top w:val="single" w:sz="8" w:space="0" w:color="CBD5E1"/>
-              <w:left w:val="single" w:sz="8" w:space="0" w:color="CBD5E1"/>
-              <w:bottom w:val="single" w:sz="8" w:space="0" w:color="CBD5E1"/>
-              <w:right w:val="single" w:sz="8" w:space="0" w:color="CBD5E1"/>
-            </w:tcBorders>
-            <w:shd w:val="clear" w:color="auto" w:fill="1A2B3C"/>
-          </w:tcPr>
-          <w:p>
-            <w:pPr>
-              <w:spacing w:after="0" w:line="259" w:lineRule="auto"/>
-              <w:ind w:left="3" w:firstLine="0"/>
-            </w:pPr>
-            <w:r>
-              <w:rPr>
-                <w:b/>
-                <w:color w:val="FFFFFF"/>
-                <w:sz w:val="20"/>
-              </w:rPr>
-              <w:t>Full marks</w:t>
-            </w:r>
-            <w:r>
-              <w:t xml:space="preserve"> </w:t>
-            </w:r>
-          </w:p>
-        </w:tc>
-        <w:tc>
-          <w:tcPr>
-            <w:tcW w:w="1600" w:type="dxa"/>
-            <w:tcBorders>
-              <w:top w:val="single" w:sz="8" w:space="0" w:color="CBD5E1"/>
-              <w:left w:val="single" w:sz="8" w:space="0" w:color="CBD5E1"/>
-              <w:bottom w:val="single" w:sz="8" w:space="0" w:color="CBD5E1"/>
-              <w:right w:val="single" w:sz="8" w:space="0" w:color="CBD5E1"/>
-            </w:tcBorders>
-            <w:shd w:val="clear" w:color="auto" w:fill="1A2B3C"/>
-            <w:vAlign w:val="center"/>
-          </w:tcPr>
-          <w:p>
-            <w:pPr>
-              <w:spacing w:after="0" w:line="259" w:lineRule="auto"/>
-              <w:ind w:left="8" w:right="7" w:firstLine="0"/>
-            </w:pPr>
-            <w:r>
-              <w:rPr>
-                <w:b/>
-                <w:color w:val="FFFFFF"/>
-                <w:sz w:val="20"/>
-              </w:rPr>
-              <w:t>Passing (50%)</w:t>
-            </w:r>
-            <w:r>
-              <w:t xml:space="preserve"> </w:t>
-            </w:r>
-          </w:p>
-        </w:tc>
-        <w:tc>
-          <w:tcPr>
-            <w:tcW w:w="1800" w:type="dxa"/>
-            <w:tcBorders>
-              <w:top w:val="single" w:sz="8" w:space="0" w:color="CBD5E1"/>
-              <w:left w:val="single" w:sz="8" w:space="0" w:color="CBD5E1"/>
-              <w:bottom w:val="single" w:sz="8" w:space="0" w:color="CBD5E1"/>
-              <w:right w:val="single" w:sz="8" w:space="0" w:color="CBD5E1"/>
-            </w:tcBorders>
-            <w:shd w:val="clear" w:color="auto" w:fill="1A2B3C"/>
-          </w:tcPr>
-          <w:p>
-            <w:pPr>
-              <w:spacing w:after="0" w:line="259" w:lineRule="auto"/>
-              <w:ind w:left="13" w:firstLine="0"/>
-            </w:pPr>
-            <w:r>
-              <w:rPr>
-                <w:b/>
-                <w:color w:val="FFFFFF"/>
-                <w:sz w:val="20"/>
-              </w:rPr>
-              <w:t>Notes</w:t>
-            </w:r>
-            <w:r>
-              <w:t xml:space="preserve"> </w:t>
-            </w:r>
-          </w:p>
-        </w:tc>
-      </w:tr>
-      <w:tr>
-        <w:trPr>
-          <w:trHeight w:val="780"/>
-        </w:trPr>
-        <w:tc>
-          <w:tcPr>
-            <w:tcW w:w="403" w:type="dxa"/>
-            <w:tcBorders>
-              <w:top w:val="single" w:sz="8" w:space="0" w:color="CBD5E1"/>
-              <w:left w:val="single" w:sz="8" w:space="0" w:color="CBD5E1"/>
-              <w:bottom w:val="single" w:sz="8" w:space="0" w:color="CBD5E1"/>
-              <w:right w:val="single" w:sz="8" w:space="0" w:color="CBD5E1"/>
-            </w:tcBorders>
-            <w:shd w:val="clear" w:color="auto" w:fill="F8FAFC"/>
-          </w:tcPr>
-          <w:p>
-            <w:pPr>
-              <w:spacing w:after="0" w:line="259" w:lineRule="auto"/>
-              <w:ind w:left="0" w:firstLine="0"/>
-            </w:pPr>
-            <w:r>
-              <w:rPr>
-                <w:b/>
-                <w:sz w:val="20"/>
-              </w:rPr>
-              <w:t>1</w:t>
-            </w:r>
-            <w:r>
-              <w:t xml:space="preserve"> </w:t>
-            </w:r>
-          </w:p>
-        </w:tc>
-        <w:tc>
-          <w:tcPr>
-            <w:tcW w:w="3960" w:type="dxa"/>
-            <w:tcBorders>
-              <w:top w:val="single" w:sz="8" w:space="0" w:color="CBD5E1"/>
-              <w:left w:val="single" w:sz="8" w:space="0" w:color="CBD5E1"/>
-              <w:bottom w:val="single" w:sz="8" w:space="0" w:color="CBD5E1"/>
-              <w:right w:val="single" w:sz="8" w:space="0" w:color="CBD5E1"/>
-            </w:tcBorders>
-            <w:shd w:val="clear" w:color="auto" w:fill="F8FAFC"/>
-            <w:vAlign w:val="center"/>
-          </w:tcPr>
-          <w:p>
-            <w:pPr>
-              <w:spacing w:after="0" w:line="259" w:lineRule="auto"/>
-              <w:ind w:left="3" w:firstLine="0"/>
-            </w:pPr>
-            <w:r>
-              <w:rPr>
-                <w:sz w:val="20"/>
-              </w:rPr>
-              <w:t>Origin story — depth, original research, storytelling</w:t>
-            </w:r>
-            <w:r>
-              <w:t xml:space="preserve"> </w:t>
-            </w:r>
-          </w:p>
-        </w:tc>
-        <w:tc>
-          <w:tcPr>
-            <w:tcW w:w="1600" w:type="dxa"/>
-            <w:tcBorders>
-              <w:top w:val="single" w:sz="8" w:space="0" w:color="CBD5E1"/>
-              <w:left w:val="single" w:sz="8" w:space="0" w:color="CBD5E1"/>
-              <w:bottom w:val="single" w:sz="8" w:space="0" w:color="CBD5E1"/>
-              <w:right w:val="single" w:sz="8" w:space="0" w:color="CBD5E1"/>
-            </w:tcBorders>
-            <w:shd w:val="clear" w:color="auto" w:fill="F8FAFC"/>
-          </w:tcPr>
-          <w:p>
-            <w:pPr>
-              <w:spacing w:after="0" w:line="259" w:lineRule="auto"/>
-              <w:ind w:left="0" w:right="30" w:firstLine="0"/>
-              <w:jc w:val="center"/>
-            </w:pPr>
-            <w:r>
-              <w:rPr>
-                <w:b/>
-                <w:color w:val="2563EB"/>
-                <w:sz w:val="20"/>
-              </w:rPr>
-              <w:t>12</w:t>
-            </w:r>
-            <w:r>
-              <w:t xml:space="preserve"> </w:t>
-            </w:r>
-          </w:p>
-        </w:tc>
-        <w:tc>
-          <w:tcPr>
-            <w:tcW w:w="1600" w:type="dxa"/>
-            <w:tcBorders>
-              <w:top w:val="single" w:sz="8" w:space="0" w:color="CBD5E1"/>
-              <w:left w:val="single" w:sz="8" w:space="0" w:color="CBD5E1"/>
-              <w:bottom w:val="single" w:sz="8" w:space="0" w:color="CBD5E1"/>
-              <w:right w:val="single" w:sz="8" w:space="0" w:color="CBD5E1"/>
-            </w:tcBorders>
-            <w:shd w:val="clear" w:color="auto" w:fill="F8FAFC"/>
-          </w:tcPr>
-          <w:p>
-            <w:pPr>
-              <w:spacing w:after="0" w:line="259" w:lineRule="auto"/>
-              <w:ind w:left="0" w:right="20" w:firstLine="0"/>
-              <w:jc w:val="center"/>
-            </w:pPr>
-            <w:r>
-              <w:rPr>
-                <w:sz w:val="20"/>
-              </w:rPr>
-              <w:t>6</w:t>
-            </w:r>
-            <w:r>
-              <w:t xml:space="preserve"> </w:t>
-            </w:r>
-          </w:p>
-        </w:tc>
-        <w:tc>
-          <w:tcPr>
-            <w:tcW w:w="1800" w:type="dxa"/>
-            <w:tcBorders>
-              <w:top w:val="single" w:sz="8" w:space="0" w:color="CBD5E1"/>
-              <w:left w:val="single" w:sz="8" w:space="0" w:color="CBD5E1"/>
-              <w:bottom w:val="single" w:sz="8" w:space="0" w:color="CBD5E1"/>
-              <w:right w:val="single" w:sz="8" w:space="0" w:color="CBD5E1"/>
-            </w:tcBorders>
-            <w:shd w:val="clear" w:color="auto" w:fill="F8FAFC"/>
-          </w:tcPr>
-          <w:p>
-            <w:pPr>
-              <w:spacing w:after="0" w:line="259" w:lineRule="auto"/>
-              <w:ind w:left="13" w:firstLine="0"/>
-            </w:pPr>
-            <w:r>
-              <w:rPr>
-                <w:i/>
-                <w:color w:val="64748B"/>
-                <w:sz w:val="20"/>
-              </w:rPr>
-              <w:t>Part A1</w:t>
-            </w:r>
-            <w:r>
-              <w:t xml:space="preserve"> </w:t>
-            </w:r>
-          </w:p>
-        </w:tc>
-      </w:tr>
-      <w:tr>
-        <w:trPr>
-          <w:trHeight w:val="795"/>
-        </w:trPr>
-        <w:tc>
-          <w:tcPr>
-            <w:tcW w:w="403" w:type="dxa"/>
-            <w:tcBorders>
-              <w:top w:val="single" w:sz="8" w:space="0" w:color="CBD5E1"/>
-              <w:left w:val="single" w:sz="8" w:space="0" w:color="CBD5E1"/>
-              <w:bottom w:val="single" w:sz="8" w:space="0" w:color="CBD5E1"/>
-              <w:right w:val="single" w:sz="8" w:space="0" w:color="CBD5E1"/>
-            </w:tcBorders>
-            <w:shd w:val="clear" w:color="auto" w:fill="FFFFFF"/>
-          </w:tcPr>
-          <w:p>
-            <w:pPr>
-              <w:spacing w:after="0" w:line="259" w:lineRule="auto"/>
-              <w:ind w:left="0" w:firstLine="0"/>
-            </w:pPr>
-            <w:r>
-              <w:rPr>
-                <w:b/>
-                <w:sz w:val="20"/>
-              </w:rPr>
-              <w:t>2</w:t>
-            </w:r>
-            <w:r>
-              <w:t xml:space="preserve"> </w:t>
-            </w:r>
-          </w:p>
-        </w:tc>
-        <w:tc>
-          <w:tcPr>
-            <w:tcW w:w="3960" w:type="dxa"/>
-            <w:tcBorders>
-              <w:top w:val="single" w:sz="8" w:space="0" w:color="CBD5E1"/>
-              <w:left w:val="single" w:sz="8" w:space="0" w:color="CBD5E1"/>
-              <w:bottom w:val="single" w:sz="8" w:space="0" w:color="CBD5E1"/>
-              <w:right w:val="single" w:sz="8" w:space="0" w:color="CBD5E1"/>
-            </w:tcBorders>
-            <w:shd w:val="clear" w:color="auto" w:fill="FFFFFF"/>
-            <w:vAlign w:val="center"/>
-          </w:tcPr>
-          <w:p>
-            <w:pPr>
-              <w:spacing w:after="0" w:line="259" w:lineRule="auto"/>
-              <w:ind w:left="3" w:firstLine="0"/>
-            </w:pPr>
-            <w:r>
-              <w:rPr>
-                <w:sz w:val="20"/>
-              </w:rPr>
-              <w:t>License analysis — accuracy and understanding of freedoms</w:t>
-            </w:r>
-            <w:r>
-              <w:t xml:space="preserve"> </w:t>
-            </w:r>
-          </w:p>
-        </w:tc>
-        <w:tc>
-          <w:tcPr>
-            <w:tcW w:w="1600" w:type="dxa"/>
-            <w:tcBorders>
-              <w:top w:val="single" w:sz="8" w:space="0" w:color="CBD5E1"/>
-              <w:left w:val="single" w:sz="8" w:space="0" w:color="CBD5E1"/>
-              <w:bottom w:val="single" w:sz="8" w:space="0" w:color="CBD5E1"/>
-              <w:right w:val="single" w:sz="8" w:space="0" w:color="CBD5E1"/>
-            </w:tcBorders>
-            <w:shd w:val="clear" w:color="auto" w:fill="FFFFFF"/>
-          </w:tcPr>
-          <w:p>
-            <w:pPr>
-              <w:spacing w:after="0" w:line="259" w:lineRule="auto"/>
-              <w:ind w:left="0" w:right="30" w:firstLine="0"/>
-              <w:jc w:val="center"/>
-            </w:pPr>
-            <w:r>
-              <w:rPr>
-                <w:b/>
-                <w:color w:val="2563EB"/>
-                <w:sz w:val="20"/>
-              </w:rPr>
-              <w:t>12</w:t>
-            </w:r>
-            <w:r>
-              <w:t xml:space="preserve"> </w:t>
-            </w:r>
-          </w:p>
-        </w:tc>
-        <w:tc>
-          <w:tcPr>
-            <w:tcW w:w="1600" w:type="dxa"/>
-            <w:tcBorders>
-              <w:top w:val="single" w:sz="8" w:space="0" w:color="CBD5E1"/>
-              <w:left w:val="single" w:sz="8" w:space="0" w:color="CBD5E1"/>
-              <w:bottom w:val="single" w:sz="8" w:space="0" w:color="CBD5E1"/>
-              <w:right w:val="single" w:sz="8" w:space="0" w:color="CBD5E1"/>
-            </w:tcBorders>
-            <w:shd w:val="clear" w:color="auto" w:fill="FFFFFF"/>
-          </w:tcPr>
-          <w:p>
-            <w:pPr>
-              <w:spacing w:after="0" w:line="259" w:lineRule="auto"/>
-              <w:ind w:left="0" w:right="20" w:firstLine="0"/>
-              <w:jc w:val="center"/>
-            </w:pPr>
-            <w:r>
-              <w:rPr>
-                <w:sz w:val="20"/>
-              </w:rPr>
-              <w:t>6</w:t>
-            </w:r>
-            <w:r>
-              <w:t xml:space="preserve"> </w:t>
-            </w:r>
-          </w:p>
-        </w:tc>
-        <w:tc>
-          <w:tcPr>
-            <w:tcW w:w="1800" w:type="dxa"/>
-            <w:tcBorders>
-              <w:top w:val="single" w:sz="8" w:space="0" w:color="CBD5E1"/>
-              <w:left w:val="single" w:sz="8" w:space="0" w:color="CBD5E1"/>
-              <w:bottom w:val="single" w:sz="8" w:space="0" w:color="CBD5E1"/>
-              <w:right w:val="single" w:sz="8" w:space="0" w:color="CBD5E1"/>
-            </w:tcBorders>
-            <w:shd w:val="clear" w:color="auto" w:fill="FFFFFF"/>
-          </w:tcPr>
-          <w:p>
-            <w:pPr>
-              <w:spacing w:after="0" w:line="259" w:lineRule="auto"/>
-              <w:ind w:left="13" w:firstLine="0"/>
-            </w:pPr>
-            <w:r>
-              <w:rPr>
-                <w:i/>
-                <w:color w:val="64748B"/>
-                <w:sz w:val="20"/>
-              </w:rPr>
-              <w:t>Part A2</w:t>
-            </w:r>
-            <w:r>
-              <w:t xml:space="preserve"> </w:t>
-            </w:r>
-          </w:p>
-        </w:tc>
-      </w:tr>
-      <w:tr>
-        <w:trPr>
-          <w:trHeight w:val="783"/>
-        </w:trPr>
-        <w:tc>
-          <w:tcPr>
-            <w:tcW w:w="403" w:type="dxa"/>
-            <w:tcBorders>
-              <w:top w:val="single" w:sz="8" w:space="0" w:color="CBD5E1"/>
-              <w:left w:val="single" w:sz="8" w:space="0" w:color="CBD5E1"/>
-              <w:bottom w:val="single" w:sz="8" w:space="0" w:color="CBD5E1"/>
-              <w:right w:val="single" w:sz="8" w:space="0" w:color="CBD5E1"/>
-            </w:tcBorders>
-            <w:shd w:val="clear" w:color="auto" w:fill="F8FAFC"/>
-          </w:tcPr>
-          <w:p>
-            <w:pPr>
-              <w:spacing w:after="0" w:line="259" w:lineRule="auto"/>
-              <w:ind w:left="0" w:firstLine="0"/>
-            </w:pPr>
-            <w:r>
-              <w:rPr>
-                <w:b/>
-                <w:sz w:val="20"/>
-              </w:rPr>
-              <w:t>3</w:t>
-            </w:r>
-            <w:r>
-              <w:t xml:space="preserve"> </w:t>
-            </w:r>
-          </w:p>
-        </w:tc>
-        <w:tc>
-          <w:tcPr>
-            <w:tcW w:w="3960" w:type="dxa"/>
-            <w:tcBorders>
-              <w:top w:val="single" w:sz="8" w:space="0" w:color="CBD5E1"/>
-              <w:left w:val="single" w:sz="8" w:space="0" w:color="CBD5E1"/>
-              <w:bottom w:val="single" w:sz="8" w:space="0" w:color="CBD5E1"/>
-              <w:right w:val="single" w:sz="8" w:space="0" w:color="CBD5E1"/>
-            </w:tcBorders>
-            <w:shd w:val="clear" w:color="auto" w:fill="F8FAFC"/>
-            <w:vAlign w:val="center"/>
-          </w:tcPr>
-          <w:p>
-            <w:pPr>
-              <w:spacing w:after="0" w:line="259" w:lineRule="auto"/>
-              <w:ind w:left="3" w:firstLine="0"/>
-            </w:pPr>
-            <w:r>
-              <w:rPr>
-                <w:sz w:val="20"/>
-              </w:rPr>
-              <w:t>Ethical reflection — quality of argument and original thinking</w:t>
-            </w:r>
-            <w:r>
-              <w:t xml:space="preserve"> </w:t>
-            </w:r>
-          </w:p>
-        </w:tc>
-        <w:tc>
-          <w:tcPr>
-            <w:tcW w:w="1600" w:type="dxa"/>
-            <w:tcBorders>
-              <w:top w:val="single" w:sz="8" w:space="0" w:color="CBD5E1"/>
-              <w:left w:val="single" w:sz="8" w:space="0" w:color="CBD5E1"/>
-              <w:bottom w:val="single" w:sz="8" w:space="0" w:color="CBD5E1"/>
-              <w:right w:val="single" w:sz="8" w:space="0" w:color="CBD5E1"/>
-            </w:tcBorders>
-            <w:shd w:val="clear" w:color="auto" w:fill="F8FAFC"/>
-          </w:tcPr>
-          <w:p>
-            <w:pPr>
-              <w:spacing w:after="0" w:line="259" w:lineRule="auto"/>
-              <w:ind w:left="0" w:right="30" w:firstLine="0"/>
-              <w:jc w:val="center"/>
-            </w:pPr>
-            <w:r>
-              <w:rPr>
-                <w:b/>
-                <w:color w:val="2563EB"/>
-                <w:sz w:val="20"/>
-              </w:rPr>
-              <w:t>10</w:t>
-            </w:r>
-            <w:r>
-              <w:t xml:space="preserve"> </w:t>
-            </w:r>
-          </w:p>
-        </w:tc>
-        <w:tc>
-          <w:tcPr>
-            <w:tcW w:w="1600" w:type="dxa"/>
-            <w:tcBorders>
-              <w:top w:val="single" w:sz="8" w:space="0" w:color="CBD5E1"/>
-              <w:left w:val="single" w:sz="8" w:space="0" w:color="CBD5E1"/>
-              <w:bottom w:val="single" w:sz="8" w:space="0" w:color="CBD5E1"/>
-              <w:right w:val="single" w:sz="8" w:space="0" w:color="CBD5E1"/>
-            </w:tcBorders>
-            <w:shd w:val="clear" w:color="auto" w:fill="F8FAFC"/>
-          </w:tcPr>
-          <w:p>
-            <w:pPr>
-              <w:spacing w:after="0" w:line="259" w:lineRule="auto"/>
-              <w:ind w:left="0" w:right="20" w:firstLine="0"/>
-              <w:jc w:val="center"/>
-            </w:pPr>
-            <w:r>
-              <w:rPr>
-                <w:sz w:val="20"/>
-              </w:rPr>
-              <w:t>5</w:t>
-            </w:r>
-            <w:r>
-              <w:t xml:space="preserve"> </w:t>
-            </w:r>
-          </w:p>
-        </w:tc>
-        <w:tc>
-          <w:tcPr>
-            <w:tcW w:w="1800" w:type="dxa"/>
-            <w:tcBorders>
-              <w:top w:val="single" w:sz="8" w:space="0" w:color="CBD5E1"/>
-              <w:left w:val="single" w:sz="8" w:space="0" w:color="CBD5E1"/>
-              <w:bottom w:val="single" w:sz="8" w:space="0" w:color="CBD5E1"/>
-              <w:right w:val="single" w:sz="8" w:space="0" w:color="CBD5E1"/>
-            </w:tcBorders>
-            <w:shd w:val="clear" w:color="auto" w:fill="F8FAFC"/>
-          </w:tcPr>
-          <w:p>
-            <w:pPr>
-              <w:spacing w:after="0" w:line="259" w:lineRule="auto"/>
-              <w:ind w:left="13" w:firstLine="0"/>
-            </w:pPr>
-            <w:r>
-              <w:rPr>
-                <w:i/>
-                <w:color w:val="64748B"/>
-                <w:sz w:val="20"/>
-              </w:rPr>
-              <w:t>Part A3</w:t>
-            </w:r>
-            <w:r>
-              <w:t xml:space="preserve"> </w:t>
-            </w:r>
-          </w:p>
-        </w:tc>
-      </w:tr>
-      <w:tr>
-        <w:trPr>
-          <w:trHeight w:val="780"/>
-        </w:trPr>
-        <w:tc>
-          <w:tcPr>
-            <w:tcW w:w="403" w:type="dxa"/>
-            <w:tcBorders>
-              <w:top w:val="single" w:sz="8" w:space="0" w:color="CBD5E1"/>
-              <w:left w:val="single" w:sz="8" w:space="0" w:color="CBD5E1"/>
-              <w:bottom w:val="single" w:sz="8" w:space="0" w:color="CBD5E1"/>
-              <w:right w:val="single" w:sz="8" w:space="0" w:color="CBD5E1"/>
-            </w:tcBorders>
-            <w:shd w:val="clear" w:color="auto" w:fill="FFFFFF"/>
-          </w:tcPr>
-          <w:p>
-            <w:pPr>
-              <w:spacing w:after="0" w:line="259" w:lineRule="auto"/>
-              <w:ind w:left="0" w:firstLine="0"/>
-            </w:pPr>
-            <w:r>
-              <w:rPr>
-                <w:b/>
-                <w:sz w:val="20"/>
-              </w:rPr>
-              <w:t>4</w:t>
-            </w:r>
-            <w:r>
-              <w:t xml:space="preserve"> </w:t>
-            </w:r>
-          </w:p>
-        </w:tc>
-        <w:tc>
-          <w:tcPr>
-            <w:tcW w:w="3960" w:type="dxa"/>
-            <w:tcBorders>
-              <w:top w:val="single" w:sz="8" w:space="0" w:color="CBD5E1"/>
-              <w:left w:val="single" w:sz="8" w:space="0" w:color="CBD5E1"/>
-              <w:bottom w:val="single" w:sz="8" w:space="0" w:color="CBD5E1"/>
-              <w:right w:val="single" w:sz="8" w:space="0" w:color="CBD5E1"/>
-            </w:tcBorders>
-            <w:shd w:val="clear" w:color="auto" w:fill="FFFFFF"/>
-            <w:vAlign w:val="center"/>
-          </w:tcPr>
-          <w:p>
-            <w:pPr>
-              <w:spacing w:after="0" w:line="259" w:lineRule="auto"/>
-              <w:ind w:left="3" w:firstLine="0"/>
-            </w:pPr>
-            <w:r>
-              <w:rPr>
-                <w:sz w:val="20"/>
-              </w:rPr>
-              <w:t>Linux footprint — technical accuracy and screenshots</w:t>
-            </w:r>
-            <w:r>
-              <w:t xml:space="preserve"> </w:t>
-            </w:r>
-          </w:p>
-        </w:tc>
-        <w:tc>
-          <w:tcPr>
-            <w:tcW w:w="1600" w:type="dxa"/>
-            <w:tcBorders>
-              <w:top w:val="single" w:sz="8" w:space="0" w:color="CBD5E1"/>
-              <w:left w:val="single" w:sz="8" w:space="0" w:color="CBD5E1"/>
-              <w:bottom w:val="single" w:sz="8" w:space="0" w:color="CBD5E1"/>
-              <w:right w:val="single" w:sz="8" w:space="0" w:color="CBD5E1"/>
-            </w:tcBorders>
-            <w:shd w:val="clear" w:color="auto" w:fill="FFFFFF"/>
-          </w:tcPr>
-          <w:p>
-            <w:pPr>
-              <w:spacing w:after="0" w:line="259" w:lineRule="auto"/>
-              <w:ind w:left="0" w:right="30" w:firstLine="0"/>
-              <w:jc w:val="center"/>
-            </w:pPr>
-            <w:r>
-              <w:rPr>
-                <w:b/>
-                <w:color w:val="2563EB"/>
-                <w:sz w:val="20"/>
-              </w:rPr>
-              <w:t>10</w:t>
-            </w:r>
-            <w:r>
-              <w:t xml:space="preserve"> </w:t>
-            </w:r>
-          </w:p>
-        </w:tc>
-        <w:tc>
-          <w:tcPr>
-            <w:tcW w:w="1600" w:type="dxa"/>
-            <w:tcBorders>
-              <w:top w:val="single" w:sz="8" w:space="0" w:color="CBD5E1"/>
-              <w:left w:val="single" w:sz="8" w:space="0" w:color="CBD5E1"/>
-              <w:bottom w:val="single" w:sz="8" w:space="0" w:color="CBD5E1"/>
-              <w:right w:val="single" w:sz="8" w:space="0" w:color="CBD5E1"/>
-            </w:tcBorders>
-            <w:shd w:val="clear" w:color="auto" w:fill="FFFFFF"/>
-          </w:tcPr>
-          <w:p>
-            <w:pPr>
-              <w:spacing w:after="0" w:line="259" w:lineRule="auto"/>
-              <w:ind w:left="0" w:right="20" w:firstLine="0"/>
-              <w:jc w:val="center"/>
-            </w:pPr>
-            <w:r>
-              <w:rPr>
-                <w:sz w:val="20"/>
-              </w:rPr>
-              <w:t>5</w:t>
-            </w:r>
-            <w:r>
-              <w:t xml:space="preserve"> </w:t>
-            </w:r>
-          </w:p>
-        </w:tc>
-        <w:tc>
-          <w:tcPr>
-            <w:tcW w:w="1800" w:type="dxa"/>
-            <w:tcBorders>
-              <w:top w:val="single" w:sz="8" w:space="0" w:color="CBD5E1"/>
-              <w:left w:val="single" w:sz="8" w:space="0" w:color="CBD5E1"/>
-              <w:bottom w:val="single" w:sz="8" w:space="0" w:color="CBD5E1"/>
-              <w:right w:val="single" w:sz="8" w:space="0" w:color="CBD5E1"/>
-            </w:tcBorders>
-            <w:shd w:val="clear" w:color="auto" w:fill="FFFFFF"/>
-          </w:tcPr>
-          <w:p>
-            <w:pPr>
-              <w:spacing w:after="0" w:line="259" w:lineRule="auto"/>
-              <w:ind w:left="13" w:firstLine="0"/>
-            </w:pPr>
-            <w:r>
-              <w:rPr>
-                <w:i/>
-                <w:color w:val="64748B"/>
-                <w:sz w:val="20"/>
-              </w:rPr>
-              <w:t>Part B</w:t>
-            </w:r>
-            <w:r>
-              <w:t xml:space="preserve"> </w:t>
-            </w:r>
-          </w:p>
-        </w:tc>
-      </w:tr>
-      <w:tr>
-        <w:trPr>
-          <w:trHeight w:val="560"/>
-        </w:trPr>
-        <w:tc>
-          <w:tcPr>
-            <w:tcW w:w="403" w:type="dxa"/>
-            <w:tcBorders>
-              <w:top w:val="single" w:sz="8" w:space="0" w:color="CBD5E1"/>
-              <w:left w:val="single" w:sz="8" w:space="0" w:color="CBD5E1"/>
-              <w:bottom w:val="single" w:sz="8" w:space="0" w:color="CBD5E1"/>
-              <w:right w:val="single" w:sz="8" w:space="0" w:color="CBD5E1"/>
-            </w:tcBorders>
-            <w:shd w:val="clear" w:color="auto" w:fill="F8FAFC"/>
-            <w:vAlign w:val="center"/>
-          </w:tcPr>
-          <w:p>
-            <w:pPr>
-              <w:spacing w:after="0" w:line="259" w:lineRule="auto"/>
-              <w:ind w:left="0" w:firstLine="0"/>
-            </w:pPr>
-            <w:r>
-              <w:rPr>
-                <w:b/>
-                <w:sz w:val="20"/>
-              </w:rPr>
-              <w:t>5</w:t>
-            </w:r>
-            <w:r>
-              <w:t xml:space="preserve"> </w:t>
-            </w:r>
-          </w:p>
-        </w:tc>
-        <w:tc>
-          <w:tcPr>
-            <w:tcW w:w="3960" w:type="dxa"/>
-            <w:tcBorders>
-              <w:top w:val="single" w:sz="8" w:space="0" w:color="CBD5E1"/>
-              <w:left w:val="single" w:sz="8" w:space="0" w:color="CBD5E1"/>
-              <w:bottom w:val="single" w:sz="8" w:space="0" w:color="CBD5E1"/>
-              <w:right w:val="single" w:sz="8" w:space="0" w:color="CBD5E1"/>
-            </w:tcBorders>
-            <w:shd w:val="clear" w:color="auto" w:fill="F8FAFC"/>
-            <w:vAlign w:val="center"/>
-          </w:tcPr>
-          <w:p>
-            <w:pPr>
-              <w:spacing w:after="0" w:line="259" w:lineRule="auto"/>
-              <w:ind w:left="3" w:firstLine="0"/>
-            </w:pPr>
-            <w:r>
-              <w:rPr>
-                <w:sz w:val="20"/>
-              </w:rPr>
-              <w:t>Ecosystem and LAMP connection</w:t>
-            </w:r>
-            <w:r>
-              <w:t xml:space="preserve"> </w:t>
-            </w:r>
-          </w:p>
-        </w:tc>
-        <w:tc>
-          <w:tcPr>
-            <w:tcW w:w="1600" w:type="dxa"/>
-            <w:tcBorders>
-              <w:top w:val="single" w:sz="8" w:space="0" w:color="CBD5E1"/>
-              <w:left w:val="single" w:sz="8" w:space="0" w:color="CBD5E1"/>
-              <w:bottom w:val="single" w:sz="8" w:space="0" w:color="CBD5E1"/>
-              <w:right w:val="single" w:sz="8" w:space="0" w:color="CBD5E1"/>
-            </w:tcBorders>
-            <w:shd w:val="clear" w:color="auto" w:fill="F8FAFC"/>
-            <w:vAlign w:val="center"/>
-          </w:tcPr>
-          <w:p>
-            <w:pPr>
-              <w:spacing w:after="0" w:line="259" w:lineRule="auto"/>
-              <w:ind w:left="0" w:right="30" w:firstLine="0"/>
-              <w:jc w:val="center"/>
-            </w:pPr>
-            <w:r>
-              <w:rPr>
-                <w:b/>
-                <w:color w:val="2563EB"/>
-                <w:sz w:val="20"/>
-              </w:rPr>
-              <w:t>8</w:t>
-            </w:r>
-            <w:r>
-              <w:t xml:space="preserve"> </w:t>
-            </w:r>
-          </w:p>
-        </w:tc>
-        <w:tc>
-          <w:tcPr>
-            <w:tcW w:w="1600" w:type="dxa"/>
-            <w:tcBorders>
-              <w:top w:val="single" w:sz="8" w:space="0" w:color="CBD5E1"/>
-              <w:left w:val="single" w:sz="8" w:space="0" w:color="CBD5E1"/>
-              <w:bottom w:val="single" w:sz="8" w:space="0" w:color="CBD5E1"/>
-              <w:right w:val="single" w:sz="8" w:space="0" w:color="CBD5E1"/>
-            </w:tcBorders>
-            <w:shd w:val="clear" w:color="auto" w:fill="F8FAFC"/>
-            <w:vAlign w:val="center"/>
-          </w:tcPr>
-          <w:p>
-            <w:pPr>
-              <w:spacing w:after="0" w:line="259" w:lineRule="auto"/>
-              <w:ind w:left="0" w:right="20" w:firstLine="0"/>
-              <w:jc w:val="center"/>
-            </w:pPr>
-            <w:r>
-              <w:rPr>
-                <w:sz w:val="20"/>
-              </w:rPr>
-              <w:t>4</w:t>
-            </w:r>
-            <w:r>
-              <w:t xml:space="preserve"> </w:t>
-            </w:r>
-          </w:p>
-        </w:tc>
-        <w:tc>
-          <w:tcPr>
-            <w:tcW w:w="1800" w:type="dxa"/>
-            <w:tcBorders>
-              <w:top w:val="single" w:sz="8" w:space="0" w:color="CBD5E1"/>
-              <w:left w:val="single" w:sz="8" w:space="0" w:color="CBD5E1"/>
-              <w:bottom w:val="single" w:sz="8" w:space="0" w:color="CBD5E1"/>
-              <w:right w:val="single" w:sz="8" w:space="0" w:color="CBD5E1"/>
-            </w:tcBorders>
-            <w:shd w:val="clear" w:color="auto" w:fill="F8FAFC"/>
-            <w:vAlign w:val="center"/>
-          </w:tcPr>
-          <w:p>
-            <w:pPr>
-              <w:spacing w:after="0" w:line="259" w:lineRule="auto"/>
-              <w:ind w:left="13" w:firstLine="0"/>
-            </w:pPr>
-            <w:r>
-              <w:rPr>
-                <w:i/>
-                <w:color w:val="64748B"/>
-                <w:sz w:val="20"/>
-              </w:rPr>
-              <w:t>Part C</w:t>
-            </w:r>
-            <w:r>
-              <w:t xml:space="preserve"> </w:t>
-            </w:r>
-          </w:p>
-        </w:tc>
-      </w:tr>
-      <w:tr>
-        <w:trPr>
-          <w:trHeight w:val="559"/>
-        </w:trPr>
-        <w:tc>
-          <w:tcPr>
-            <w:tcW w:w="403" w:type="dxa"/>
-            <w:tcBorders>
-              <w:top w:val="single" w:sz="8" w:space="0" w:color="CBD5E1"/>
-              <w:left w:val="single" w:sz="8" w:space="0" w:color="CBD5E1"/>
-              <w:bottom w:val="single" w:sz="8" w:space="0" w:color="CBD5E1"/>
-              <w:right w:val="single" w:sz="8" w:space="0" w:color="CBD5E1"/>
-            </w:tcBorders>
-            <w:shd w:val="clear" w:color="auto" w:fill="FFFFFF"/>
-            <w:vAlign w:val="center"/>
-          </w:tcPr>
-          <w:p>
-            <w:pPr>
-              <w:spacing w:after="0" w:line="259" w:lineRule="auto"/>
-              <w:ind w:left="0" w:firstLine="0"/>
-            </w:pPr>
-            <w:r>
-              <w:rPr>
-                <w:b/>
-                <w:sz w:val="20"/>
-              </w:rPr>
-              <w:t>6</w:t>
-            </w:r>
-            <w:r>
-              <w:t xml:space="preserve"> </w:t>
-            </w:r>
-          </w:p>
-        </w:tc>
-        <w:tc>
-          <w:tcPr>
-            <w:tcW w:w="3960" w:type="dxa"/>
-            <w:tcBorders>
-              <w:top w:val="single" w:sz="8" w:space="0" w:color="CBD5E1"/>
-              <w:left w:val="single" w:sz="8" w:space="0" w:color="CBD5E1"/>
-              <w:bottom w:val="single" w:sz="8" w:space="0" w:color="CBD5E1"/>
-              <w:right w:val="single" w:sz="8" w:space="0" w:color="CBD5E1"/>
-            </w:tcBorders>
-            <w:shd w:val="clear" w:color="auto" w:fill="FFFFFF"/>
-            <w:vAlign w:val="center"/>
-          </w:tcPr>
-          <w:p>
-            <w:pPr>
-              <w:spacing w:after="0" w:line="259" w:lineRule="auto"/>
-              <w:ind w:left="3" w:firstLine="0"/>
-            </w:pPr>
-            <w:proofErr w:type="gramStart"/>
-            <w:r>
-              <w:rPr>
-                <w:sz w:val="20"/>
-              </w:rPr>
-              <w:t>Open source</w:t>
-            </w:r>
-            <w:proofErr w:type="gramEnd"/>
-            <w:r>
-              <w:rPr>
-                <w:sz w:val="20"/>
-              </w:rPr>
-              <w:t xml:space="preserve"> vs proprietary comparison</w:t>
-            </w:r>
-            <w:r>
-              <w:t xml:space="preserve"> </w:t>
-            </w:r>
-          </w:p>
-        </w:tc>
-        <w:tc>
-          <w:tcPr>
-            <w:tcW w:w="1600" w:type="dxa"/>
-            <w:tcBorders>
-              <w:top w:val="single" w:sz="8" w:space="0" w:color="CBD5E1"/>
-              <w:left w:val="single" w:sz="8" w:space="0" w:color="CBD5E1"/>
-              <w:bottom w:val="single" w:sz="8" w:space="0" w:color="CBD5E1"/>
-              <w:right w:val="single" w:sz="8" w:space="0" w:color="CBD5E1"/>
-            </w:tcBorders>
-            <w:shd w:val="clear" w:color="auto" w:fill="FFFFFF"/>
-            <w:vAlign w:val="center"/>
-          </w:tcPr>
-          <w:p>
-            <w:pPr>
-              <w:spacing w:after="0" w:line="259" w:lineRule="auto"/>
-              <w:ind w:left="0" w:right="30" w:firstLine="0"/>
-              <w:jc w:val="center"/>
-            </w:pPr>
-            <w:r>
-              <w:rPr>
-                <w:b/>
-                <w:color w:val="2563EB"/>
-                <w:sz w:val="20"/>
-              </w:rPr>
-              <w:t>8</w:t>
-            </w:r>
-            <w:r>
-              <w:t xml:space="preserve"> </w:t>
-            </w:r>
-          </w:p>
-        </w:tc>
-        <w:tc>
-          <w:tcPr>
-            <w:tcW w:w="1600" w:type="dxa"/>
-            <w:tcBorders>
-              <w:top w:val="single" w:sz="8" w:space="0" w:color="CBD5E1"/>
-              <w:left w:val="single" w:sz="8" w:space="0" w:color="CBD5E1"/>
-              <w:bottom w:val="single" w:sz="8" w:space="0" w:color="CBD5E1"/>
-              <w:right w:val="single" w:sz="8" w:space="0" w:color="CBD5E1"/>
-            </w:tcBorders>
-            <w:shd w:val="clear" w:color="auto" w:fill="FFFFFF"/>
-            <w:vAlign w:val="center"/>
-          </w:tcPr>
-          <w:p>
-            <w:pPr>
-              <w:spacing w:after="0" w:line="259" w:lineRule="auto"/>
-              <w:ind w:left="0" w:right="20" w:firstLine="0"/>
-              <w:jc w:val="center"/>
-            </w:pPr>
-            <w:r>
-              <w:rPr>
-                <w:sz w:val="20"/>
-              </w:rPr>
-              <w:t>4</w:t>
-            </w:r>
-            <w:r>
-              <w:t xml:space="preserve"> </w:t>
-            </w:r>
-          </w:p>
-        </w:tc>
-        <w:tc>
-          <w:tcPr>
-            <w:tcW w:w="1800" w:type="dxa"/>
-            <w:tcBorders>
-              <w:top w:val="single" w:sz="8" w:space="0" w:color="CBD5E1"/>
-              <w:left w:val="single" w:sz="8" w:space="0" w:color="CBD5E1"/>
-              <w:bottom w:val="single" w:sz="8" w:space="0" w:color="CBD5E1"/>
-              <w:right w:val="single" w:sz="8" w:space="0" w:color="CBD5E1"/>
-            </w:tcBorders>
-            <w:shd w:val="clear" w:color="auto" w:fill="FFFFFF"/>
-            <w:vAlign w:val="center"/>
-          </w:tcPr>
-          <w:p>
-            <w:pPr>
-              <w:spacing w:after="0" w:line="259" w:lineRule="auto"/>
-              <w:ind w:left="13" w:firstLine="0"/>
-            </w:pPr>
-            <w:r>
-              <w:rPr>
-                <w:i/>
-                <w:color w:val="64748B"/>
-                <w:sz w:val="20"/>
-              </w:rPr>
-              <w:t>Part D</w:t>
-            </w:r>
-            <w:r>
-              <w:t xml:space="preserve"> </w:t>
-            </w:r>
-          </w:p>
-        </w:tc>
-      </w:tr>
-    </w:tbl>
-    <w:p>
-      <w:pPr>
-        <w:spacing w:after="217" w:line="259" w:lineRule="auto"/>
-        <w:ind w:left="0" w:firstLine="0"/>
-      </w:pPr>
-      <w:r>
-        <w:t xml:space="preserve"> </w:t>
-      </w:r>
-    </w:p>
-    <w:p>
-      <w:pPr>
-        <w:pStyle w:val="Heading3"/>
-        <w:ind w:left="-5"/>
-      </w:pPr>
-      <w:r>
-        <w:t xml:space="preserve">Shell Scripts (40 marks — 8 marks each) </w:t>
-      </w:r>
-    </w:p>
-    <w:p>
-      <w:pPr>
-        <w:ind w:left="-5"/>
-      </w:pPr>
-      <w:r>
-        <w:t xml:space="preserve">Each script is marked on three criteria: </w:t>
-      </w:r>
-    </w:p>
-    <w:p>
-      <w:pPr>
-        <w:spacing w:after="0" w:line="259" w:lineRule="auto"/>
-        <w:ind w:left="0" w:firstLine="0"/>
-      </w:pPr>
-      <w:r>
-        <w:t xml:space="preserve"> </w:t>
-      </w:r>
-    </w:p>
-    <w:tbl>
-      <w:tblPr>
-        <w:tblStyle w:val="TableGrid"/>
-        <w:tblW w:w="9360" w:type="dxa"/>
-        <w:tblInd w:w="8" w:type="dxa"/>
-        <w:tblCellMar>
-          <w:top w:w="150" w:type="dxa"/>
-          <w:left w:w="0" w:type="dxa"/>
-          <w:bottom w:w="0" w:type="dxa"/>
-          <w:right w:w="115" w:type="dxa"/>
-        </w:tblCellMar>
-        <w:tblLook w:val="04A0" w:firstRow="1" w:lastRow="0" w:firstColumn="1" w:lastColumn="0" w:noHBand="0" w:noVBand="1"/>
-      </w:tblPr>
-      <w:tblGrid>
-        <w:gridCol w:w="3123"/>
-        <w:gridCol w:w="977"/>
-        <w:gridCol w:w="1103"/>
-        <w:gridCol w:w="4157"/>
-      </w:tblGrid>
-      <w:tr>
-        <w:trPr>
-          <w:trHeight w:val="459"/>
-        </w:trPr>
-        <w:tc>
-          <w:tcPr>
-            <w:tcW w:w="3123" w:type="dxa"/>
-            <w:tcBorders>
-              <w:top w:val="single" w:sz="8" w:space="0" w:color="CBD5E1"/>
-              <w:left w:val="single" w:sz="8" w:space="0" w:color="CBD5E1"/>
-              <w:bottom w:val="single" w:sz="8" w:space="0" w:color="CBD5E1"/>
-              <w:right w:val="single" w:sz="8" w:space="0" w:color="CBD5E1"/>
-            </w:tcBorders>
-            <w:shd w:val="clear" w:color="auto" w:fill="1A2B3C"/>
-            <w:vAlign w:val="center"/>
-          </w:tcPr>
-          <w:p>
-            <w:pPr>
-              <w:spacing w:after="0" w:line="259" w:lineRule="auto"/>
-              <w:ind w:left="128" w:firstLine="0"/>
-            </w:pPr>
-            <w:r>
-              <w:rPr>
-                <w:b/>
-                <w:color w:val="FFFFFF"/>
-                <w:sz w:val="20"/>
-              </w:rPr>
-              <w:t>Criterion</w:t>
-            </w:r>
-            <w:r>
-              <w:t xml:space="preserve"> </w:t>
-            </w:r>
-          </w:p>
-        </w:tc>
-        <w:tc>
-          <w:tcPr>
-            <w:tcW w:w="977" w:type="dxa"/>
-            <w:tcBorders>
-              <w:top w:val="single" w:sz="8" w:space="0" w:color="CBD5E1"/>
-              <w:left w:val="single" w:sz="8" w:space="0" w:color="CBD5E1"/>
-              <w:bottom w:val="single" w:sz="8" w:space="0" w:color="CBD5E1"/>
-              <w:right w:val="nil"/>
-            </w:tcBorders>
-            <w:shd w:val="clear" w:color="auto" w:fill="1A2B3C"/>
-            <w:vAlign w:val="center"/>
-          </w:tcPr>
-          <w:p>
-            <w:pPr>
-              <w:spacing w:after="0" w:line="259" w:lineRule="auto"/>
-              <w:ind w:left="125" w:firstLine="0"/>
-            </w:pPr>
-            <w:r>
-              <w:rPr>
-                <w:b/>
-                <w:color w:val="FFFFFF"/>
-                <w:sz w:val="20"/>
-              </w:rPr>
-              <w:t>Marks</w:t>
-            </w:r>
-            <w:r>
-              <w:t xml:space="preserve"> </w:t>
-            </w:r>
-          </w:p>
-        </w:tc>
-        <w:tc>
-          <w:tcPr>
-            <w:tcW w:w="1103" w:type="dxa"/>
-            <w:tcBorders>
-              <w:top w:val="single" w:sz="8" w:space="0" w:color="CBD5E1"/>
-              <w:left w:val="nil"/>
-              <w:bottom w:val="single" w:sz="8" w:space="0" w:color="CBD5E1"/>
-              <w:right w:val="single" w:sz="8" w:space="0" w:color="CBD5E1"/>
-            </w:tcBorders>
-            <w:shd w:val="clear" w:color="auto" w:fill="1A2B3C"/>
-          </w:tcPr>
-          <w:p>
-            <w:pPr>
-              <w:spacing w:after="160" w:line="259" w:lineRule="auto"/>
-              <w:ind w:left="0" w:firstLine="0"/>
-            </w:pPr>
-          </w:p>
-        </w:tc>
-        <w:tc>
-          <w:tcPr>
-            <w:tcW w:w="4158" w:type="dxa"/>
-            <w:tcBorders>
-              <w:top w:val="single" w:sz="8" w:space="0" w:color="CBD5E1"/>
-              <w:left w:val="single" w:sz="8" w:space="0" w:color="CBD5E1"/>
-              <w:bottom w:val="single" w:sz="8" w:space="0" w:color="CBD5E1"/>
-              <w:right w:val="single" w:sz="8" w:space="0" w:color="CBD5E1"/>
-            </w:tcBorders>
-            <w:shd w:val="clear" w:color="auto" w:fill="1A2B3C"/>
-            <w:vAlign w:val="center"/>
-          </w:tcPr>
-          <w:p>
-            <w:pPr>
-              <w:spacing w:after="0" w:line="259" w:lineRule="auto"/>
-              <w:ind w:left="130" w:firstLine="0"/>
-            </w:pPr>
-            <w:r>
-              <w:rPr>
-                <w:b/>
-                <w:color w:val="FFFFFF"/>
-                <w:sz w:val="20"/>
-              </w:rPr>
-              <w:t>What we look for</w:t>
-            </w:r>
-            <w:r>
-              <w:t xml:space="preserve"> </w:t>
-            </w:r>
-          </w:p>
-        </w:tc>
-      </w:tr>
-      <w:tr>
-        <w:trPr>
-          <w:trHeight w:val="783"/>
-        </w:trPr>
-        <w:tc>
-          <w:tcPr>
-            <w:tcW w:w="3123" w:type="dxa"/>
-            <w:tcBorders>
-              <w:top w:val="single" w:sz="8" w:space="0" w:color="CBD5E1"/>
-              <w:left w:val="single" w:sz="8" w:space="0" w:color="CBD5E1"/>
-              <w:bottom w:val="single" w:sz="8" w:space="0" w:color="CBD5E1"/>
-              <w:right w:val="single" w:sz="8" w:space="0" w:color="CBD5E1"/>
-            </w:tcBorders>
-            <w:shd w:val="clear" w:color="auto" w:fill="F8FAFC"/>
-            <w:vAlign w:val="center"/>
-          </w:tcPr>
-          <w:p>
-            <w:pPr>
-              <w:spacing w:after="0" w:line="259" w:lineRule="auto"/>
-              <w:ind w:left="128" w:firstLine="0"/>
-            </w:pPr>
-            <w:r>
-              <w:rPr>
-                <w:sz w:val="20"/>
-              </w:rPr>
-              <w:t>Correctness — does it run without errors?</w:t>
-            </w:r>
-            <w:r>
-              <w:t xml:space="preserve"> </w:t>
-            </w:r>
-          </w:p>
-        </w:tc>
-        <w:tc>
-          <w:tcPr>
-            <w:tcW w:w="977" w:type="dxa"/>
-            <w:tcBorders>
-              <w:top w:val="single" w:sz="8" w:space="0" w:color="CBD5E1"/>
-              <w:left w:val="single" w:sz="8" w:space="0" w:color="CBD5E1"/>
-              <w:bottom w:val="single" w:sz="8" w:space="0" w:color="CBD5E1"/>
-              <w:right w:val="nil"/>
-            </w:tcBorders>
-            <w:shd w:val="clear" w:color="auto" w:fill="F8FAFC"/>
-          </w:tcPr>
-          <w:p>
-            <w:pPr>
-              <w:spacing w:after="160" w:line="259" w:lineRule="auto"/>
-              <w:ind w:left="0" w:firstLine="0"/>
-            </w:pPr>
-          </w:p>
-        </w:tc>
-        <w:tc>
-          <w:tcPr>
-            <w:tcW w:w="1103" w:type="dxa"/>
-            <w:tcBorders>
-              <w:top w:val="single" w:sz="8" w:space="0" w:color="CBD5E1"/>
-              <w:left w:val="nil"/>
-              <w:bottom w:val="single" w:sz="8" w:space="0" w:color="CBD5E1"/>
-              <w:right w:val="single" w:sz="8" w:space="0" w:color="CBD5E1"/>
-            </w:tcBorders>
-            <w:shd w:val="clear" w:color="auto" w:fill="F8FAFC"/>
-          </w:tcPr>
-          <w:p>
-            <w:pPr>
-              <w:spacing w:after="0" w:line="259" w:lineRule="auto"/>
-              <w:ind w:left="0" w:firstLine="0"/>
-            </w:pPr>
-            <w:r>
-              <w:rPr>
-                <w:b/>
-                <w:color w:val="2563EB"/>
-                <w:sz w:val="20"/>
-              </w:rPr>
-              <w:t>4</w:t>
-            </w:r>
-            <w:r>
-              <w:t xml:space="preserve"> </w:t>
-            </w:r>
-          </w:p>
-        </w:tc>
-        <w:tc>
-          <w:tcPr>
-            <w:tcW w:w="4158" w:type="dxa"/>
-            <w:tcBorders>
-              <w:top w:val="single" w:sz="8" w:space="0" w:color="CBD5E1"/>
-              <w:left w:val="single" w:sz="8" w:space="0" w:color="CBD5E1"/>
-              <w:bottom w:val="single" w:sz="8" w:space="0" w:color="CBD5E1"/>
-              <w:right w:val="single" w:sz="8" w:space="0" w:color="CBD5E1"/>
-            </w:tcBorders>
-            <w:shd w:val="clear" w:color="auto" w:fill="F8FAFC"/>
-            <w:vAlign w:val="center"/>
-          </w:tcPr>
-          <w:p>
-            <w:pPr>
-              <w:spacing w:after="0" w:line="259" w:lineRule="auto"/>
-              <w:ind w:left="130" w:firstLine="0"/>
-            </w:pPr>
-            <w:r>
-              <w:rPr>
-                <w:i/>
-                <w:color w:val="64748B"/>
-                <w:sz w:val="20"/>
-              </w:rPr>
-              <w:t>Script executes on Linux and produces expected output</w:t>
-            </w:r>
-            <w:r>
-              <w:t xml:space="preserve"> </w:t>
-            </w:r>
-          </w:p>
-        </w:tc>
-      </w:tr>
-      <w:tr>
-        <w:trPr>
-          <w:trHeight w:val="795"/>
-        </w:trPr>
-        <w:tc>
-          <w:tcPr>
-            <w:tcW w:w="3123" w:type="dxa"/>
-            <w:tcBorders>
-              <w:top w:val="single" w:sz="8" w:space="0" w:color="CBD5E1"/>
-              <w:left w:val="single" w:sz="8" w:space="0" w:color="CBD5E1"/>
-              <w:bottom w:val="single" w:sz="8" w:space="0" w:color="CBD5E1"/>
-              <w:right w:val="single" w:sz="8" w:space="0" w:color="CBD5E1"/>
-            </w:tcBorders>
-            <w:shd w:val="clear" w:color="auto" w:fill="FFFFFF"/>
-            <w:vAlign w:val="center"/>
-          </w:tcPr>
-          <w:p>
-            <w:pPr>
-              <w:spacing w:after="0" w:line="259" w:lineRule="auto"/>
-              <w:ind w:left="128" w:firstLine="0"/>
-            </w:pPr>
-            <w:r>
-              <w:rPr>
-                <w:sz w:val="20"/>
-              </w:rPr>
-              <w:lastRenderedPageBreak/>
-              <w:t>Concepts — does it use the right shell constructs?</w:t>
-            </w:r>
-            <w:r>
-              <w:t xml:space="preserve"> </w:t>
-            </w:r>
-          </w:p>
-        </w:tc>
-        <w:tc>
-          <w:tcPr>
-            <w:tcW w:w="977" w:type="dxa"/>
-            <w:tcBorders>
-              <w:top w:val="single" w:sz="8" w:space="0" w:color="CBD5E1"/>
-              <w:left w:val="single" w:sz="8" w:space="0" w:color="CBD5E1"/>
-              <w:bottom w:val="single" w:sz="8" w:space="0" w:color="CBD5E1"/>
-              <w:right w:val="nil"/>
-            </w:tcBorders>
-            <w:shd w:val="clear" w:color="auto" w:fill="FFFFFF"/>
-          </w:tcPr>
-          <w:p>
-            <w:pPr>
-              <w:spacing w:after="160" w:line="259" w:lineRule="auto"/>
-              <w:ind w:left="0" w:firstLine="0"/>
-            </w:pPr>
-          </w:p>
-        </w:tc>
-        <w:tc>
-          <w:tcPr>
-            <w:tcW w:w="1103" w:type="dxa"/>
-            <w:tcBorders>
-              <w:top w:val="single" w:sz="8" w:space="0" w:color="CBD5E1"/>
-              <w:left w:val="nil"/>
-              <w:bottom w:val="single" w:sz="8" w:space="0" w:color="CBD5E1"/>
-              <w:right w:val="single" w:sz="8" w:space="0" w:color="CBD5E1"/>
-            </w:tcBorders>
-            <w:shd w:val="clear" w:color="auto" w:fill="FFFFFF"/>
-          </w:tcPr>
-          <w:p>
-            <w:pPr>
-              <w:spacing w:after="0" w:line="259" w:lineRule="auto"/>
-              <w:ind w:left="0" w:firstLine="0"/>
-            </w:pPr>
-            <w:r>
-              <w:rPr>
-                <w:b/>
-                <w:color w:val="2563EB"/>
-                <w:sz w:val="20"/>
-              </w:rPr>
-              <w:t>2</w:t>
-            </w:r>
-            <w:r>
-              <w:t xml:space="preserve"> </w:t>
-            </w:r>
-          </w:p>
-        </w:tc>
-        <w:tc>
-          <w:tcPr>
-            <w:tcW w:w="4158" w:type="dxa"/>
-            <w:tcBorders>
-              <w:top w:val="single" w:sz="8" w:space="0" w:color="CBD5E1"/>
-              <w:left w:val="single" w:sz="8" w:space="0" w:color="CBD5E1"/>
-              <w:bottom w:val="single" w:sz="8" w:space="0" w:color="CBD5E1"/>
-              <w:right w:val="single" w:sz="8" w:space="0" w:color="CBD5E1"/>
-            </w:tcBorders>
-            <w:shd w:val="clear" w:color="auto" w:fill="FFFFFF"/>
-            <w:vAlign w:val="center"/>
-          </w:tcPr>
-          <w:p>
-            <w:pPr>
-              <w:spacing w:after="0" w:line="259" w:lineRule="auto"/>
-              <w:ind w:left="130" w:firstLine="0"/>
-            </w:pPr>
-            <w:r>
-              <w:rPr>
-                <w:i/>
-                <w:color w:val="64748B"/>
-                <w:sz w:val="20"/>
-              </w:rPr>
-              <w:t>Loops, if-then, case, variables used appropriately for the task</w:t>
-            </w:r>
-            <w:r>
-              <w:t xml:space="preserve"> </w:t>
-            </w:r>
-          </w:p>
-        </w:tc>
-      </w:tr>
-      <w:tr>
-        <w:trPr>
-          <w:trHeight w:val="780"/>
-        </w:trPr>
-        <w:tc>
-          <w:tcPr>
-            <w:tcW w:w="3123" w:type="dxa"/>
-            <w:tcBorders>
-              <w:top w:val="single" w:sz="8" w:space="0" w:color="CBD5E1"/>
-              <w:left w:val="single" w:sz="8" w:space="0" w:color="CBD5E1"/>
-              <w:bottom w:val="single" w:sz="8" w:space="0" w:color="CBD5E1"/>
-              <w:right w:val="single" w:sz="8" w:space="0" w:color="CBD5E1"/>
-            </w:tcBorders>
-            <w:shd w:val="clear" w:color="auto" w:fill="F8FAFC"/>
-          </w:tcPr>
-          <w:p>
-            <w:pPr>
-              <w:spacing w:after="0" w:line="259" w:lineRule="auto"/>
-              <w:ind w:left="128" w:firstLine="0"/>
-            </w:pPr>
-            <w:r>
-              <w:rPr>
-                <w:sz w:val="20"/>
-              </w:rPr>
-              <w:t>Comments and documentation</w:t>
-            </w:r>
-            <w:r>
-              <w:t xml:space="preserve"> </w:t>
-            </w:r>
-          </w:p>
-        </w:tc>
-        <w:tc>
-          <w:tcPr>
-            <w:tcW w:w="977" w:type="dxa"/>
-            <w:tcBorders>
-              <w:top w:val="single" w:sz="8" w:space="0" w:color="CBD5E1"/>
-              <w:left w:val="single" w:sz="8" w:space="0" w:color="CBD5E1"/>
-              <w:bottom w:val="single" w:sz="8" w:space="0" w:color="CBD5E1"/>
-              <w:right w:val="nil"/>
-            </w:tcBorders>
-            <w:shd w:val="clear" w:color="auto" w:fill="F8FAFC"/>
-          </w:tcPr>
-          <w:p>
-            <w:pPr>
-              <w:spacing w:after="160" w:line="259" w:lineRule="auto"/>
-              <w:ind w:left="0" w:firstLine="0"/>
-            </w:pPr>
-          </w:p>
-        </w:tc>
-        <w:tc>
-          <w:tcPr>
-            <w:tcW w:w="1103" w:type="dxa"/>
-            <w:tcBorders>
-              <w:top w:val="single" w:sz="8" w:space="0" w:color="CBD5E1"/>
-              <w:left w:val="nil"/>
-              <w:bottom w:val="single" w:sz="8" w:space="0" w:color="CBD5E1"/>
-              <w:right w:val="single" w:sz="8" w:space="0" w:color="CBD5E1"/>
-            </w:tcBorders>
-            <w:shd w:val="clear" w:color="auto" w:fill="F8FAFC"/>
-          </w:tcPr>
-          <w:p>
-            <w:pPr>
-              <w:spacing w:after="0" w:line="259" w:lineRule="auto"/>
-              <w:ind w:left="0" w:firstLine="0"/>
-            </w:pPr>
-            <w:r>
-              <w:rPr>
-                <w:b/>
-                <w:color w:val="2563EB"/>
-                <w:sz w:val="20"/>
-              </w:rPr>
-              <w:t>2</w:t>
-            </w:r>
-            <w:r>
-              <w:t xml:space="preserve"> </w:t>
-            </w:r>
-          </w:p>
-        </w:tc>
-        <w:tc>
-          <w:tcPr>
-            <w:tcW w:w="4158" w:type="dxa"/>
-            <w:tcBorders>
-              <w:top w:val="single" w:sz="8" w:space="0" w:color="CBD5E1"/>
-              <w:left w:val="single" w:sz="8" w:space="0" w:color="CBD5E1"/>
-              <w:bottom w:val="single" w:sz="8" w:space="0" w:color="CBD5E1"/>
-              <w:right w:val="single" w:sz="8" w:space="0" w:color="CBD5E1"/>
-            </w:tcBorders>
-            <w:shd w:val="clear" w:color="auto" w:fill="F8FAFC"/>
-            <w:vAlign w:val="center"/>
-          </w:tcPr>
-          <w:p>
-            <w:pPr>
-              <w:spacing w:after="0" w:line="259" w:lineRule="auto"/>
-              <w:ind w:left="130" w:firstLine="0"/>
-            </w:pPr>
-            <w:r>
-              <w:rPr>
-                <w:i/>
-                <w:color w:val="64748B"/>
-                <w:sz w:val="20"/>
-              </w:rPr>
-              <w:t>Every non-obvious line has a comment; script purpose is clear</w:t>
-            </w:r>
-            <w:r>
-              <w:t xml:space="preserve"> </w:t>
-            </w:r>
-          </w:p>
-        </w:tc>
-      </w:tr>
-    </w:tbl>
-    <w:p>
-      <w:pPr>
-        <w:spacing w:after="0" w:line="259" w:lineRule="auto"/>
-        <w:ind w:left="0" w:firstLine="0"/>
-      </w:pPr>
-      <w:r>
-        <w:t xml:space="preserve"> </w:t>
-      </w:r>
-    </w:p>
-    <w:tbl>
-      <w:tblPr>
-        <w:tblStyle w:val="TableGrid"/>
-        <w:tblW w:w="9360" w:type="dxa"/>
-        <w:tblInd w:w="8" w:type="dxa"/>
-        <w:tblCellMar>
-          <w:top w:w="0" w:type="dxa"/>
-          <w:left w:w="125" w:type="dxa"/>
-          <w:bottom w:w="0" w:type="dxa"/>
-          <w:right w:w="115" w:type="dxa"/>
-        </w:tblCellMar>
-        <w:tblLook w:val="04A0" w:firstRow="1" w:lastRow="0" w:firstColumn="1" w:lastColumn="0" w:noHBand="0" w:noVBand="1"/>
-      </w:tblPr>
-      <w:tblGrid>
-        <w:gridCol w:w="1203"/>
-        <w:gridCol w:w="8157"/>
-      </w:tblGrid>
-      <w:tr>
-        <w:trPr>
-          <w:trHeight w:val="1020"/>
-        </w:trPr>
-        <w:tc>
-          <w:tcPr>
-            <w:tcW w:w="1203" w:type="dxa"/>
-            <w:tcBorders>
-              <w:top w:val="single" w:sz="8" w:space="0" w:color="CBD5E1"/>
-              <w:left w:val="single" w:sz="8" w:space="0" w:color="CBD5E1"/>
-              <w:bottom w:val="single" w:sz="8" w:space="0" w:color="CBD5E1"/>
-              <w:right w:val="single" w:sz="8" w:space="0" w:color="CBD5E1"/>
-            </w:tcBorders>
-            <w:shd w:val="clear" w:color="auto" w:fill="FEE2E2"/>
-            <w:vAlign w:val="center"/>
-          </w:tcPr>
-          <w:p>
-            <w:pPr>
-              <w:spacing w:after="0" w:line="259" w:lineRule="auto"/>
-              <w:ind w:left="3" w:right="15" w:firstLine="0"/>
-            </w:pPr>
-            <w:proofErr w:type="spellStart"/>
-            <w:r>
-              <w:rPr>
-                <w:b/>
-                <w:sz w:val="20"/>
-              </w:rPr>
-              <w:t>Academi</w:t>
-            </w:r>
-            <w:proofErr w:type="spellEnd"/>
-            <w:r>
-              <w:rPr>
-                <w:b/>
-                <w:sz w:val="20"/>
-              </w:rPr>
-              <w:t xml:space="preserve"> c integrity</w:t>
-            </w:r>
-            <w:r>
-              <w:t xml:space="preserve"> </w:t>
-            </w:r>
-          </w:p>
-        </w:tc>
-        <w:tc>
-          <w:tcPr>
-            <w:tcW w:w="8158" w:type="dxa"/>
-            <w:tcBorders>
-              <w:top w:val="single" w:sz="8" w:space="0" w:color="CBD5E1"/>
-              <w:left w:val="single" w:sz="8" w:space="0" w:color="CBD5E1"/>
-              <w:bottom w:val="single" w:sz="8" w:space="0" w:color="CBD5E1"/>
-              <w:right w:val="single" w:sz="8" w:space="0" w:color="CBD5E1"/>
-            </w:tcBorders>
-            <w:shd w:val="clear" w:color="auto" w:fill="FEE2E2"/>
-            <w:vAlign w:val="center"/>
-          </w:tcPr>
-          <w:p>
-            <w:pPr>
-              <w:spacing w:after="0" w:line="259" w:lineRule="auto"/>
-              <w:ind w:left="0" w:firstLine="0"/>
-            </w:pPr>
-            <w:r>
-              <w:rPr>
-                <w:sz w:val="20"/>
-              </w:rPr>
-              <w:t>All written sections must be in your own words. Code that is copy-pasted from the internet without understanding will be zero-marked. Running a script and explaining what it does in a conversation is considered a passing demonstration of understanding.</w:t>
-            </w:r>
-            <w:r>
-              <w:t xml:space="preserve"> </w:t>
-            </w:r>
-          </w:p>
-        </w:tc>
-      </w:tr>
-    </w:tbl>
-    <w:p>
-      <w:pPr>
-        <w:spacing w:after="0" w:line="259" w:lineRule="auto"/>
-        <w:ind w:left="2325" w:firstLine="0"/>
-      </w:pPr>
-      <w:r>
-        <w:t xml:space="preserve"> </w:t>
-      </w:r>
-    </w:p>
-    <w:p>
-      <w:pPr>
-        <w:pStyle w:val="Heading2"/>
-        <w:ind w:left="-5"/>
-      </w:pPr>
-      <w:r>
-        <w:t xml:space="preserve">7. Reference Resources </w:t>
-      </w:r>
-    </w:p>
-    <w:p>
-      <w:pPr>
-        <w:ind w:left="-5"/>
-      </w:pPr>
-      <w:r>
-        <w:t xml:space="preserve">Use these as starting points, not as sources to copy from. The report must be in your own words. </w:t>
-      </w:r>
-    </w:p>
-    <w:p>
-      <w:pPr>
-        <w:spacing w:after="217" w:line="259" w:lineRule="auto"/>
-        <w:ind w:left="0" w:firstLine="0"/>
-      </w:pPr>
-      <w:r>
-        <w:t xml:space="preserve"> </w:t>
-      </w:r>
-    </w:p>
-    <w:p>
-      <w:pPr>
-        <w:pStyle w:val="Heading3"/>
-        <w:ind w:left="-5"/>
-      </w:pPr>
-      <w:r>
-        <w:t xml:space="preserve">On </w:t>
-      </w:r>
-      <w:proofErr w:type="gramStart"/>
-      <w:r>
-        <w:t>open source</w:t>
-      </w:r>
-      <w:proofErr w:type="gramEnd"/>
-      <w:r>
-        <w:t xml:space="preserve"> philosophy </w:t>
-      </w:r>
-    </w:p>
-    <w:p>
-      <w:pPr>
-        <w:numPr>
-          <w:ilvl w:val="0"/>
-          <w:numId w:val="6"/>
-        </w:numPr>
-        <w:ind w:hanging="360"/>
-      </w:pPr>
-      <w:r>
-        <w:t xml:space="preserve">GNU Project — 'The Free Software Definition': gnu.org/philosophy/free-sw.html </w:t>
-      </w:r>
-    </w:p>
-    <w:p>
-      <w:pPr>
-        <w:numPr>
-          <w:ilvl w:val="0"/>
-          <w:numId w:val="6"/>
-        </w:numPr>
-        <w:ind w:hanging="360"/>
-      </w:pPr>
-      <w:proofErr w:type="gramStart"/>
-      <w:r>
-        <w:t>Open Source</w:t>
-      </w:r>
-      <w:proofErr w:type="gramEnd"/>
-      <w:r>
-        <w:t xml:space="preserve"> Initiative — 'The </w:t>
-      </w:r>
-      <w:proofErr w:type="gramStart"/>
-      <w:r>
-        <w:t>Open Source</w:t>
-      </w:r>
-      <w:proofErr w:type="gramEnd"/>
-      <w:r>
-        <w:t xml:space="preserve"> Definition': opensource.org/</w:t>
-      </w:r>
-      <w:proofErr w:type="spellStart"/>
-      <w:r>
-        <w:t>osd</w:t>
-      </w:r>
-      <w:proofErr w:type="spellEnd"/>
-      <w:r>
-        <w:t xml:space="preserve"> </w:t>
-      </w:r>
-    </w:p>
-    <w:p>
-      <w:pPr>
-        <w:numPr>
-          <w:ilvl w:val="0"/>
-          <w:numId w:val="6"/>
-        </w:numPr>
-        <w:spacing w:after="9"/>
-        <w:ind w:hanging="360"/>
-      </w:pPr>
-      <w:r>
-        <w:t xml:space="preserve">Eric S. Raymond — 'The Cathedral and the Bazaar': </w:t>
-      </w:r>
-    </w:p>
-    <w:p>
-      <w:pPr>
-        <w:ind w:left="730"/>
-      </w:pPr>
-      <w:r>
-        <w:t>catb.org/~</w:t>
-      </w:r>
-      <w:proofErr w:type="spellStart"/>
-      <w:r>
-        <w:t>esr</w:t>
-      </w:r>
-      <w:proofErr w:type="spellEnd"/>
-      <w:r>
-        <w:t xml:space="preserve">/writings/cathedral-bazaar </w:t>
-      </w:r>
-    </w:p>
-    <w:p>
-      <w:pPr>
-        <w:numPr>
-          <w:ilvl w:val="0"/>
-          <w:numId w:val="6"/>
-        </w:numPr>
-        <w:spacing w:after="55"/>
-        <w:ind w:hanging="360"/>
-      </w:pPr>
-      <w:r>
-        <w:t xml:space="preserve">Linus Torvalds — 'Just for Fun' (autobiography, available at most libraries) </w:t>
-      </w:r>
-    </w:p>
-    <w:p>
-      <w:pPr>
-        <w:spacing w:after="217" w:line="259" w:lineRule="auto"/>
-        <w:ind w:left="0" w:firstLine="0"/>
-      </w:pPr>
-      <w:r>
-        <w:t xml:space="preserve"> </w:t>
-      </w:r>
-    </w:p>
-    <w:p>
-      <w:pPr>
-        <w:pStyle w:val="Heading3"/>
-        <w:ind w:left="-5"/>
-      </w:pPr>
-      <w:r>
-        <w:t xml:space="preserve">On Linux and shell scripting </w:t>
-      </w:r>
-    </w:p>
-    <w:p>
-      <w:pPr>
-        <w:numPr>
-          <w:ilvl w:val="0"/>
-          <w:numId w:val="7"/>
-        </w:numPr>
-        <w:ind w:hanging="360"/>
-      </w:pPr>
-      <w:r>
-        <w:t xml:space="preserve">The Linux Command Line by William Shotts — freely available at linuxcommand.org </w:t>
-      </w:r>
-    </w:p>
-    <w:p>
-      <w:pPr>
-        <w:numPr>
-          <w:ilvl w:val="0"/>
-          <w:numId w:val="7"/>
-        </w:numPr>
-        <w:ind w:hanging="360"/>
-      </w:pPr>
-      <w:r>
-        <w:t xml:space="preserve">GNU Bash Manual: gnu.org/software/bash/manual </w:t>
-      </w:r>
-    </w:p>
-    <w:p>
-      <w:pPr>
-        <w:numPr>
-          <w:ilvl w:val="0"/>
-          <w:numId w:val="7"/>
-        </w:numPr>
-        <w:spacing w:after="55"/>
-        <w:ind w:hanging="360"/>
-      </w:pPr>
-      <w:r>
-        <w:t xml:space="preserve">Linux man pages: man.cx (online) or type 'man &lt;command&gt;' in your terminal </w:t>
-      </w:r>
-    </w:p>
-    <w:p>
-      <w:pPr>
-        <w:spacing w:after="217" w:line="259" w:lineRule="auto"/>
-        <w:ind w:left="0" w:firstLine="0"/>
-      </w:pPr>
-      <w:r>
-        <w:t xml:space="preserve"> </w:t>
-      </w:r>
-    </w:p>
-    <w:p>
-      <w:pPr>
-        <w:pStyle w:val="Heading3"/>
-        <w:ind w:left="-5"/>
-      </w:pPr>
-      <w:r>
-        <w:t xml:space="preserve">For finding license texts </w:t>
-      </w:r>
-    </w:p>
-    <w:p>
-      <w:pPr>
-        <w:numPr>
-          <w:ilvl w:val="0"/>
-          <w:numId w:val="8"/>
-        </w:numPr>
-        <w:ind w:hanging="360"/>
-      </w:pPr>
-      <w:r>
-        <w:t xml:space="preserve">SPDX License List: spdx.org/licenses </w:t>
-      </w:r>
-    </w:p>
-    <w:p>
-      <w:pPr>
-        <w:numPr>
-          <w:ilvl w:val="0"/>
-          <w:numId w:val="8"/>
-        </w:numPr>
-        <w:spacing w:after="55"/>
-        <w:ind w:hanging="360"/>
-      </w:pPr>
-      <w:r>
-        <w:t xml:space="preserve">Choose a License: choosealicense.com </w:t>
-      </w:r>
-    </w:p>
-    <w:p>
-      <w:pPr>
-        <w:numPr>
-          <w:ilvl w:val="0"/>
-          <w:numId w:val="8"/>
-        </w:numPr>
-        <w:spacing w:after="51"/>
-        <w:ind w:hanging="360"/>
-      </w:pPr>
-      <w:r>
-        <w:t xml:space="preserve">Your software's official repository on GitHub or GitLab — the LICENSE file is always there </w:t>
-      </w:r>
-    </w:p>
-    <w:p>
-      <w:pPr>
-        <w:spacing w:after="217" w:line="259" w:lineRule="auto"/>
-        <w:ind w:left="0" w:firstLine="0"/>
-      </w:pPr>
-      <w:r>
-        <w:t xml:space="preserve"> </w:t>
-      </w:r>
-    </w:p>
-    <w:p>
-      <w:pPr>
-        <w:pStyle w:val="Heading3"/>
-        <w:ind w:left="-5"/>
-      </w:pPr>
-      <w:r>
-        <w:t xml:space="preserve">A closing thought </w:t>
-      </w:r>
-    </w:p>
-    <w:p>
-      <w:pPr>
-        <w:spacing w:after="365"/>
-        <w:ind w:left="-5"/>
-      </w:pPr>
-      <w:r>
-        <w:t xml:space="preserve">Every tool you will use in your career — the editor, the compiler, the server, the database — was shaped by people who chose to build in the open and share their work freely. Understanding why they made that choice, and what it means for the world, is not a footnote to your technical education. It is the foundation of it. </w:t>
-      </w:r>
-    </w:p>
-    <w:p>
-      <w:pPr>
-        <w:pStyle w:val="Heading2"/>
-        <w:spacing w:after="0"/>
-        <w:ind w:left="-5"/>
-      </w:pPr>
-      <w:r>
-        <w:lastRenderedPageBreak/>
-        <w:t xml:space="preserve">8.  Submission Requirements </w:t>
-      </w:r>
-    </w:p>
-    <w:p>
-      <w:pPr>
-        <w:spacing w:after="154" w:line="259" w:lineRule="auto"/>
-        <w:ind w:left="0" w:right="-32" w:firstLine="0"/>
-      </w:pPr>
-      <w:r>
-        <w:rPr>
-          <w:rFonts w:ascii="Calibri" w:eastAsia="Calibri" w:hAnsi="Calibri" w:cs="Calibri"/>
-          <w:noProof/>
-          <w:color w:val="000000"/>
-        </w:rPr>
-        <mc:AlternateContent>
-          <mc:Choice Requires="wpg">
-            <w:drawing>
-              <wp:inline distT="0" distB="0" distL="0" distR="0" wp14:anchorId="42E64709" wp14:editId="1740095A">
-                <wp:extent cx="5956300" cy="12700"/>
-                <wp:effectExtent l="0" t="0" r="0" b="0"/>
-                <wp:docPr id="40797" name="Group 40797"/>
-                <wp:cNvGraphicFramePr/>
-                <a:graphic xmlns:a="http://schemas.openxmlformats.org/drawingml/2006/main">
-                  <a:graphicData uri="http://schemas.microsoft.com/office/word/2010/wordprocessingGroup">
-                    <wpg:wgp>
-                      <wpg:cNvGrpSpPr/>
-                      <wpg:grpSpPr>
-                        <a:xfrm>
-                          <a:off x="0" y="0"/>
-                          <a:ext cx="5956300" cy="12700"/>
-                          <a:chOff x="0" y="0"/>
-                          <a:chExt cx="5956300" cy="12700"/>
-                        </a:xfrm>
-                      </wpg:grpSpPr>
-                      <wps:wsp>
-                        <wps:cNvPr id="5712" name="Shape 5712"/>
-                        <wps:cNvSpPr/>
-                        <wps:spPr>
-                          <a:xfrm>
-                            <a:off x="0" y="0"/>
-                            <a:ext cx="5956300" cy="0"/>
-                          </a:xfrm>
-                          <a:custGeom>
-                            <a:avLst/>
-                            <a:gdLst/>
-                            <a:ahLst/>
-                            <a:cxnLst/>
-                            <a:rect l="0" t="0" r="0" b="0"/>
-                            <a:pathLst>
-                              <a:path w="5956300">
-                                <a:moveTo>
-                                  <a:pt x="0" y="0"/>
-                                </a:moveTo>
-                                <a:lnTo>
-                                  <a:pt x="5956300" y="0"/>
-                                </a:lnTo>
-                              </a:path>
-                            </a:pathLst>
-                          </a:custGeom>
-                          <a:ln w="12700" cap="flat">
-                            <a:miter lim="127000"/>
-                          </a:ln>
-                        </wps:spPr>
-                        <wps:style>
-                          <a:lnRef idx="1">
-                            <a:srgbClr val="2563EB"/>
-                          </a:lnRef>
-                          <a:fillRef idx="0">
-                            <a:srgbClr val="000000">
-                              <a:alpha val="0"/>
-                            </a:srgbClr>
-                          </a:fillRef>
-                          <a:effectRef idx="0">
-                            <a:scrgbClr r="0" g="0" b="0"/>
-                          </a:effectRef>
-                          <a:fontRef idx="none"/>
-                        </wps:style>
-                        <wps:bodyPr/>
-                      </wps:wsp>
-                    </wpg:wgp>
-                  </a:graphicData>
-                </a:graphic>
-              </wp:inline>
-            </w:drawing>
-          </mc:Choice>
-          <mc:Fallback xmlns:a="http://schemas.openxmlformats.org/drawingml/2006/main">
-            <w:pict>
-              <v:group id="Group 40797" style="width:469pt;height:1pt;mso-position-horizontal-relative:char;mso-position-vertical-relative:line" coordsize="59563,127">
-                <v:shape id="Shape 5712" style="position:absolute;width:59563;height:0;left:0;top:0;" coordsize="5956300,0" path="m0,0l5956300,0">
-                  <v:stroke weight="1pt" endcap="flat" joinstyle="miter" miterlimit="10" on="true" color="#2563eb"/>
-                  <v:fill on="false" color="#000000" opacity="0"/>
-                </v:shape>
-              </v:group>
-            </w:pict>
-          </mc:Fallback>
-        </mc:AlternateContent>
-      </w:r>
-    </w:p>
-    <w:p>
-      <w:pPr>
-        <w:spacing w:after="229"/>
-        <w:ind w:left="-5"/>
-      </w:pPr>
-      <w:r>
-        <w:t xml:space="preserve">All submissions are made through the </w:t>
-      </w:r>
-      <w:proofErr w:type="spellStart"/>
-      <w:r>
-        <w:t>VITyarthi</w:t>
-      </w:r>
-      <w:proofErr w:type="spellEnd"/>
-      <w:r>
-        <w:t xml:space="preserve"> portal. You must submit three things: a public GitHub repository link, a README.md inside the repository, and a project report PDF. All three are compulsory. Incomplete submissions will not be evaluated. </w:t>
-      </w:r>
-    </w:p>
-    <w:p>
-      <w:pPr>
-        <w:pStyle w:val="Heading3"/>
-        <w:ind w:left="-5"/>
-      </w:pPr>
-      <w:r>
-        <w:t xml:space="preserve">What to submit on the </w:t>
-      </w:r>
-      <w:proofErr w:type="spellStart"/>
-      <w:r>
-        <w:t>VITyarthi</w:t>
-      </w:r>
-      <w:proofErr w:type="spellEnd"/>
-      <w:r>
-        <w:t xml:space="preserve"> portal </w:t>
-      </w:r>
-    </w:p>
-    <w:tbl>
-      <w:tblPr>
-        <w:tblStyle w:val="TableGrid"/>
-        <w:tblW w:w="9360" w:type="dxa"/>
-        <w:tblInd w:w="8" w:type="dxa"/>
-        <w:tblCellMar>
-          <w:top w:w="157" w:type="dxa"/>
-          <w:left w:w="128" w:type="dxa"/>
-          <w:bottom w:w="0" w:type="dxa"/>
-          <w:right w:w="92" w:type="dxa"/>
-        </w:tblCellMar>
-        <w:tblLook w:val="04A0" w:firstRow="1" w:lastRow="0" w:firstColumn="1" w:lastColumn="0" w:noHBand="0" w:noVBand="1"/>
-      </w:tblPr>
-      <w:tblGrid>
-        <w:gridCol w:w="1983"/>
-        <w:gridCol w:w="5577"/>
-        <w:gridCol w:w="1800"/>
-      </w:tblGrid>
-      <w:tr>
-        <w:trPr>
-          <w:trHeight w:val="460"/>
-        </w:trPr>
-        <w:tc>
-          <w:tcPr>
-            <w:tcW w:w="1983" w:type="dxa"/>
-            <w:tcBorders>
-              <w:top w:val="single" w:sz="8" w:space="0" w:color="CBD5E1"/>
-              <w:left w:val="single" w:sz="8" w:space="0" w:color="CBD5E1"/>
-              <w:bottom w:val="single" w:sz="8" w:space="0" w:color="CBD5E1"/>
-              <w:right w:val="single" w:sz="8" w:space="0" w:color="CBD5E1"/>
-            </w:tcBorders>
-            <w:shd w:val="clear" w:color="auto" w:fill="1A2B3C"/>
-            <w:vAlign w:val="center"/>
-          </w:tcPr>
-          <w:p>
-            <w:pPr>
-              <w:spacing w:after="0" w:line="259" w:lineRule="auto"/>
-              <w:ind w:left="0" w:firstLine="0"/>
-            </w:pPr>
-            <w:r>
-              <w:rPr>
-                <w:b/>
-                <w:color w:val="FFFFFF"/>
-                <w:sz w:val="20"/>
-              </w:rPr>
-              <w:t>Item</w:t>
-            </w:r>
-            <w:r>
-              <w:t xml:space="preserve"> </w:t>
-            </w:r>
-          </w:p>
-        </w:tc>
-        <w:tc>
-          <w:tcPr>
-            <w:tcW w:w="5578" w:type="dxa"/>
-            <w:tcBorders>
-              <w:top w:val="single" w:sz="8" w:space="0" w:color="CBD5E1"/>
-              <w:left w:val="single" w:sz="8" w:space="0" w:color="CBD5E1"/>
-              <w:bottom w:val="single" w:sz="8" w:space="0" w:color="CBD5E1"/>
-              <w:right w:val="single" w:sz="8" w:space="0" w:color="CBD5E1"/>
-            </w:tcBorders>
-            <w:shd w:val="clear" w:color="auto" w:fill="1A2B3C"/>
-            <w:vAlign w:val="center"/>
-          </w:tcPr>
-          <w:p>
-            <w:pPr>
-              <w:spacing w:after="0" w:line="259" w:lineRule="auto"/>
-              <w:ind w:left="13" w:firstLine="0"/>
-            </w:pPr>
-            <w:r>
-              <w:rPr>
-                <w:b/>
-                <w:color w:val="FFFFFF"/>
-                <w:sz w:val="20"/>
-              </w:rPr>
-              <w:t>Details</w:t>
-            </w:r>
-            <w:r>
-              <w:t xml:space="preserve"> </w:t>
-            </w:r>
-          </w:p>
-        </w:tc>
-        <w:tc>
-          <w:tcPr>
-            <w:tcW w:w="1800" w:type="dxa"/>
-            <w:tcBorders>
-              <w:top w:val="single" w:sz="8" w:space="0" w:color="CBD5E1"/>
-              <w:left w:val="single" w:sz="8" w:space="0" w:color="CBD5E1"/>
-              <w:bottom w:val="single" w:sz="8" w:space="0" w:color="CBD5E1"/>
-              <w:right w:val="single" w:sz="8" w:space="0" w:color="CBD5E1"/>
-            </w:tcBorders>
-            <w:shd w:val="clear" w:color="auto" w:fill="1A2B3C"/>
-            <w:vAlign w:val="center"/>
-          </w:tcPr>
-          <w:p>
-            <w:pPr>
-              <w:spacing w:after="0" w:line="259" w:lineRule="auto"/>
-              <w:ind w:left="0" w:firstLine="0"/>
-            </w:pPr>
-            <w:r>
-              <w:rPr>
-                <w:b/>
-                <w:color w:val="FFFFFF"/>
-                <w:sz w:val="20"/>
-              </w:rPr>
-              <w:t>Compulsory?</w:t>
-            </w:r>
-            <w:r>
-              <w:t xml:space="preserve"> </w:t>
-            </w:r>
-          </w:p>
-        </w:tc>
-      </w:tr>
-      <w:tr>
-        <w:trPr>
-          <w:trHeight w:val="918"/>
-        </w:trPr>
-        <w:tc>
-          <w:tcPr>
-            <w:tcW w:w="1983" w:type="dxa"/>
-            <w:tcBorders>
-              <w:top w:val="single" w:sz="8" w:space="0" w:color="CBD5E1"/>
-              <w:left w:val="single" w:sz="8" w:space="0" w:color="CBD5E1"/>
-              <w:bottom w:val="single" w:sz="8" w:space="0" w:color="CBD5E1"/>
-              <w:right w:val="single" w:sz="8" w:space="0" w:color="CBD5E1"/>
-            </w:tcBorders>
-            <w:shd w:val="clear" w:color="auto" w:fill="F8FAFC"/>
-          </w:tcPr>
-          <w:p>
-            <w:pPr>
-              <w:spacing w:after="0" w:line="259" w:lineRule="auto"/>
-              <w:ind w:left="0" w:firstLine="0"/>
-            </w:pPr>
-            <w:r>
-              <w:rPr>
-                <w:b/>
-                <w:sz w:val="20"/>
-              </w:rPr>
-              <w:t>GitHub repo link</w:t>
-            </w:r>
-            <w:r>
-              <w:t xml:space="preserve"> </w:t>
-            </w:r>
-          </w:p>
-        </w:tc>
-        <w:tc>
-          <w:tcPr>
-            <w:tcW w:w="5578" w:type="dxa"/>
-            <w:tcBorders>
-              <w:top w:val="single" w:sz="8" w:space="0" w:color="CBD5E1"/>
-              <w:left w:val="single" w:sz="8" w:space="0" w:color="CBD5E1"/>
-              <w:bottom w:val="single" w:sz="8" w:space="0" w:color="CBD5E1"/>
-              <w:right w:val="single" w:sz="8" w:space="0" w:color="CBD5E1"/>
-            </w:tcBorders>
-            <w:shd w:val="clear" w:color="auto" w:fill="F8FAFC"/>
-            <w:vAlign w:val="center"/>
-          </w:tcPr>
-          <w:p>
-            <w:pPr>
-              <w:spacing w:after="14" w:line="240" w:lineRule="auto"/>
-              <w:ind w:left="13" w:firstLine="0"/>
-            </w:pPr>
-            <w:r>
-              <w:rPr>
-                <w:sz w:val="20"/>
-              </w:rPr>
-              <w:t>The repository must be public. It must contain all five .</w:t>
-            </w:r>
-            <w:proofErr w:type="spellStart"/>
-            <w:r>
-              <w:rPr>
-                <w:sz w:val="20"/>
-              </w:rPr>
-              <w:t>sh</w:t>
-            </w:r>
-            <w:proofErr w:type="spellEnd"/>
-            <w:r>
-              <w:rPr>
-                <w:sz w:val="20"/>
-              </w:rPr>
-              <w:t xml:space="preserve"> script files and a README.md. Name the repo: </w:t>
-            </w:r>
-          </w:p>
-          <w:p>
-            <w:pPr>
-              <w:spacing w:after="0" w:line="259" w:lineRule="auto"/>
-              <w:ind w:left="13" w:firstLine="0"/>
-            </w:pPr>
-            <w:proofErr w:type="spellStart"/>
-            <w:r>
-              <w:rPr>
-                <w:sz w:val="20"/>
-              </w:rPr>
-              <w:t>oss</w:t>
-            </w:r>
-            <w:proofErr w:type="spellEnd"/>
-            <w:r>
-              <w:rPr>
-                <w:sz w:val="20"/>
-              </w:rPr>
-              <w:t>-audit-[</w:t>
-            </w:r>
-            <w:proofErr w:type="spellStart"/>
-            <w:r>
-              <w:rPr>
-                <w:sz w:val="20"/>
-              </w:rPr>
-              <w:t>rollnumber</w:t>
-            </w:r>
-            <w:proofErr w:type="spellEnd"/>
-            <w:r>
-              <w:rPr>
-                <w:sz w:val="20"/>
-              </w:rPr>
-              <w:t>]</w:t>
-            </w:r>
-            <w:r>
-              <w:t xml:space="preserve"> </w:t>
-            </w:r>
-          </w:p>
-        </w:tc>
-        <w:tc>
-          <w:tcPr>
-            <w:tcW w:w="1800" w:type="dxa"/>
-            <w:tcBorders>
-              <w:top w:val="single" w:sz="8" w:space="0" w:color="CBD5E1"/>
-              <w:left w:val="single" w:sz="8" w:space="0" w:color="CBD5E1"/>
-              <w:bottom w:val="single" w:sz="8" w:space="0" w:color="CBD5E1"/>
-              <w:right w:val="single" w:sz="8" w:space="0" w:color="CBD5E1"/>
-            </w:tcBorders>
-            <w:shd w:val="clear" w:color="auto" w:fill="DCFCE7"/>
-          </w:tcPr>
-          <w:p>
-            <w:pPr>
-              <w:spacing w:after="0" w:line="259" w:lineRule="auto"/>
-              <w:ind w:left="0" w:firstLine="0"/>
-            </w:pPr>
-            <w:r>
-              <w:rPr>
-                <w:b/>
-                <w:color w:val="166534"/>
-                <w:sz w:val="20"/>
-              </w:rPr>
-              <w:t>Yes</w:t>
-            </w:r>
-            <w:r>
-              <w:t xml:space="preserve"> </w:t>
-            </w:r>
-          </w:p>
-        </w:tc>
-      </w:tr>
-      <w:tr>
-        <w:trPr>
-          <w:trHeight w:val="1143"/>
-        </w:trPr>
-        <w:tc>
-          <w:tcPr>
-            <w:tcW w:w="1983" w:type="dxa"/>
-            <w:tcBorders>
-              <w:top w:val="single" w:sz="8" w:space="0" w:color="CBD5E1"/>
-              <w:left w:val="single" w:sz="8" w:space="0" w:color="CBD5E1"/>
-              <w:bottom w:val="single" w:sz="8" w:space="0" w:color="CBD5E1"/>
-              <w:right w:val="single" w:sz="8" w:space="0" w:color="CBD5E1"/>
-            </w:tcBorders>
-          </w:tcPr>
-          <w:p>
-            <w:pPr>
-              <w:spacing w:after="0" w:line="259" w:lineRule="auto"/>
-              <w:ind w:left="0" w:firstLine="0"/>
-            </w:pPr>
-            <w:r>
-              <w:rPr>
-                <w:b/>
-                <w:sz w:val="20"/>
-              </w:rPr>
-              <w:t>README.md</w:t>
-            </w:r>
-            <w:r>
-              <w:t xml:space="preserve"> </w:t>
-            </w:r>
-          </w:p>
-        </w:tc>
-        <w:tc>
-          <w:tcPr>
-            <w:tcW w:w="5578" w:type="dxa"/>
-            <w:tcBorders>
-              <w:top w:val="single" w:sz="8" w:space="0" w:color="CBD5E1"/>
-              <w:left w:val="single" w:sz="8" w:space="0" w:color="CBD5E1"/>
-              <w:bottom w:val="single" w:sz="8" w:space="0" w:color="CBD5E1"/>
-              <w:right w:val="single" w:sz="8" w:space="0" w:color="CBD5E1"/>
-            </w:tcBorders>
-            <w:vAlign w:val="center"/>
-          </w:tcPr>
-          <w:p>
-            <w:pPr>
-              <w:spacing w:after="0" w:line="259" w:lineRule="auto"/>
-              <w:ind w:left="13" w:firstLine="0"/>
-            </w:pPr>
-            <w:r>
-              <w:rPr>
-                <w:sz w:val="20"/>
-              </w:rPr>
-              <w:t>Must be inside the GitHub repository. Must include: student name and roll number, chosen software, description of each script, step-by-step instructions to run each script on Linux, and any dependencies required.</w:t>
-            </w:r>
-            <w:r>
-              <w:t xml:space="preserve"> </w:t>
-            </w:r>
-          </w:p>
-        </w:tc>
-        <w:tc>
-          <w:tcPr>
-            <w:tcW w:w="1800" w:type="dxa"/>
-            <w:tcBorders>
-              <w:top w:val="single" w:sz="8" w:space="0" w:color="CBD5E1"/>
-              <w:left w:val="single" w:sz="8" w:space="0" w:color="CBD5E1"/>
-              <w:bottom w:val="single" w:sz="8" w:space="0" w:color="CBD5E1"/>
-              <w:right w:val="single" w:sz="8" w:space="0" w:color="CBD5E1"/>
-            </w:tcBorders>
-            <w:shd w:val="clear" w:color="auto" w:fill="DCFCE7"/>
-          </w:tcPr>
-          <w:p>
-            <w:pPr>
-              <w:spacing w:after="0" w:line="259" w:lineRule="auto"/>
-              <w:ind w:left="0" w:firstLine="0"/>
-            </w:pPr>
-            <w:r>
-              <w:rPr>
-                <w:b/>
-                <w:color w:val="166534"/>
-                <w:sz w:val="20"/>
-              </w:rPr>
-              <w:t>Yes</w:t>
-            </w:r>
-            <w:r>
-              <w:t xml:space="preserve"> </w:t>
-            </w:r>
-          </w:p>
-        </w:tc>
-      </w:tr>
-    </w:tbl>
-    <w:p>
-      <w:pPr>
+    </w:p>
+    <w:p>
+      <w:pPr>
+        <w:ind w:left="0" w:firstLine="0"/>
         <w:sectPr>
-          <w:headerReference w:type="even" r:id="rId26"/>
-          <w:headerReference w:type="default" r:id="rId27"/>
-          <w:headerReference w:type="first" r:id="rId28"/>
+          <w:headerReference w:type="even" r:id="rId25"/>
+          <w:headerReference w:type="default" r:id="rId26"/>
+          <w:headerReference w:type="first" r:id="rId27"/>
           <w:pgSz w:w="11920" w:h="16840"/>
           <w:pgMar w:top="1507" w:right="1312" w:bottom="1570" w:left="1260" w:header="717" w:footer="720" w:gutter="0"/>
           <w:cols w:space="720"/>
         </w:sectPr>
       </w:pPr>
     </w:p>
-    <w:tbl>
-      <w:tblPr>
-        <w:tblStyle w:val="TableGrid"/>
-        <w:tblW w:w="9360" w:type="dxa"/>
-        <w:tblInd w:w="8" w:type="dxa"/>
-        <w:tblCellMar>
-          <w:top w:w="152" w:type="dxa"/>
-          <w:left w:w="128" w:type="dxa"/>
-          <w:bottom w:w="0" w:type="dxa"/>
-          <w:right w:w="115" w:type="dxa"/>
-        </w:tblCellMar>
-        <w:tblLook w:val="04A0" w:firstRow="1" w:lastRow="0" w:firstColumn="1" w:lastColumn="0" w:noHBand="0" w:noVBand="1"/>
-      </w:tblPr>
-      <w:tblGrid>
-        <w:gridCol w:w="1983"/>
-        <w:gridCol w:w="5577"/>
-        <w:gridCol w:w="1800"/>
-      </w:tblGrid>
-      <w:tr>
-        <w:trPr>
-          <w:trHeight w:val="903"/>
-        </w:trPr>
-        <w:tc>
-          <w:tcPr>
-            <w:tcW w:w="1983" w:type="dxa"/>
-            <w:tcBorders>
-              <w:top w:val="single" w:sz="8" w:space="0" w:color="CBD5E1"/>
-              <w:left w:val="single" w:sz="8" w:space="0" w:color="CBD5E1"/>
-              <w:bottom w:val="single" w:sz="8" w:space="0" w:color="CBD5E1"/>
-              <w:right w:val="single" w:sz="8" w:space="0" w:color="CBD5E1"/>
-            </w:tcBorders>
-            <w:shd w:val="clear" w:color="auto" w:fill="F8FAFC"/>
-          </w:tcPr>
-          <w:p>
-            <w:pPr>
-              <w:spacing w:after="0" w:line="259" w:lineRule="auto"/>
-              <w:ind w:left="0" w:firstLine="0"/>
-            </w:pPr>
-            <w:r>
-              <w:rPr>
-                <w:b/>
-                <w:sz w:val="20"/>
-              </w:rPr>
-              <w:lastRenderedPageBreak/>
-              <w:t xml:space="preserve">Project report </w:t>
-            </w:r>
-          </w:p>
-          <w:p>
-            <w:pPr>
-              <w:spacing w:after="0" w:line="259" w:lineRule="auto"/>
-              <w:ind w:left="0" w:firstLine="0"/>
-            </w:pPr>
-            <w:r>
-              <w:rPr>
-                <w:b/>
-                <w:sz w:val="20"/>
-              </w:rPr>
-              <w:t>PDF</w:t>
-            </w:r>
-            <w:r>
-              <w:t xml:space="preserve"> </w:t>
-            </w:r>
-          </w:p>
-        </w:tc>
-        <w:tc>
-          <w:tcPr>
-            <w:tcW w:w="5578" w:type="dxa"/>
-            <w:tcBorders>
-              <w:top w:val="single" w:sz="8" w:space="0" w:color="CBD5E1"/>
-              <w:left w:val="single" w:sz="8" w:space="0" w:color="CBD5E1"/>
-              <w:bottom w:val="single" w:sz="8" w:space="0" w:color="CBD5E1"/>
-              <w:right w:val="single" w:sz="8" w:space="0" w:color="CBD5E1"/>
-            </w:tcBorders>
-            <w:shd w:val="clear" w:color="auto" w:fill="F8FAFC"/>
-          </w:tcPr>
-          <w:p>
-            <w:pPr>
-              <w:spacing w:after="0" w:line="259" w:lineRule="auto"/>
-              <w:ind w:left="13" w:firstLine="0"/>
-            </w:pPr>
-            <w:r>
-              <w:rPr>
-                <w:sz w:val="20"/>
-              </w:rPr>
-              <w:t xml:space="preserve">Upload directly on the </w:t>
-            </w:r>
-            <w:proofErr w:type="spellStart"/>
-            <w:r>
-              <w:rPr>
-                <w:sz w:val="20"/>
-              </w:rPr>
-              <w:t>VITyarthi</w:t>
-            </w:r>
-            <w:proofErr w:type="spellEnd"/>
-            <w:r>
-              <w:rPr>
-                <w:sz w:val="20"/>
-              </w:rPr>
-              <w:t xml:space="preserve"> portal. Must follow the structure in Section 3. Must be 12 to 16 pages. Must be your own writing.</w:t>
-            </w:r>
-            <w:r>
-              <w:t xml:space="preserve"> </w:t>
-            </w:r>
-          </w:p>
-        </w:tc>
-        <w:tc>
-          <w:tcPr>
-            <w:tcW w:w="1800" w:type="dxa"/>
-            <w:tcBorders>
-              <w:top w:val="single" w:sz="8" w:space="0" w:color="CBD5E1"/>
-              <w:left w:val="single" w:sz="8" w:space="0" w:color="CBD5E1"/>
-              <w:bottom w:val="single" w:sz="8" w:space="0" w:color="CBD5E1"/>
-              <w:right w:val="single" w:sz="8" w:space="0" w:color="CBD5E1"/>
-            </w:tcBorders>
-            <w:shd w:val="clear" w:color="auto" w:fill="DCFCE7"/>
-          </w:tcPr>
-          <w:p>
-            <w:pPr>
-              <w:spacing w:after="0" w:line="259" w:lineRule="auto"/>
-              <w:ind w:left="0" w:firstLine="0"/>
-            </w:pPr>
-            <w:r>
-              <w:rPr>
-                <w:b/>
-                <w:color w:val="166534"/>
-                <w:sz w:val="20"/>
-              </w:rPr>
-              <w:t>Yes</w:t>
-            </w:r>
-            <w:r>
-              <w:t xml:space="preserve"> </w:t>
-            </w:r>
-          </w:p>
-        </w:tc>
-      </w:tr>
-    </w:tbl>
-    <w:p>
-      <w:pPr>
-        <w:spacing w:after="229"/>
-        <w:ind w:left="-5"/>
-      </w:pPr>
-      <w:r>
-        <w:t xml:space="preserve">On the </w:t>
-      </w:r>
-      <w:proofErr w:type="spellStart"/>
-      <w:r>
-        <w:t>VITyarthi</w:t>
-      </w:r>
-      <w:proofErr w:type="spellEnd"/>
-      <w:r>
-        <w:t xml:space="preserve"> portal submission form, paste the GitHub repository URL, confirm the README is present in the repository, and upload the project report PDF. All three must be submitted together in a single submission — partial submissions will not be accepted. </w:t>
-      </w:r>
-    </w:p>
-    <w:p>
-      <w:pPr>
-        <w:pStyle w:val="Heading3"/>
-        <w:ind w:left="-5"/>
-      </w:pPr>
-      <w:r>
-        <w:t xml:space="preserve">Evaluation pipeline </w:t>
-      </w:r>
-    </w:p>
-    <w:p>
-      <w:pPr>
-        <w:spacing w:after="9"/>
-        <w:ind w:left="-5"/>
-      </w:pPr>
-      <w:r>
-        <w:t xml:space="preserve">Every submission goes through an automated evaluation pipeline before it reaches an evaluator. Be aware of the following checks that run on every submitted report and script set. </w:t>
-      </w:r>
-    </w:p>
-    <w:tbl>
-      <w:tblPr>
-        <w:tblStyle w:val="TableGrid"/>
-        <w:tblW w:w="9363" w:type="dxa"/>
-        <w:tblInd w:w="8" w:type="dxa"/>
-        <w:tblCellMar>
-          <w:top w:w="156" w:type="dxa"/>
-          <w:left w:w="128" w:type="dxa"/>
-          <w:bottom w:w="0" w:type="dxa"/>
-          <w:right w:w="96" w:type="dxa"/>
-        </w:tblCellMar>
-        <w:tblLook w:val="04A0" w:firstRow="1" w:lastRow="0" w:firstColumn="1" w:lastColumn="0" w:noHBand="0" w:noVBand="1"/>
-      </w:tblPr>
-      <w:tblGrid>
-        <w:gridCol w:w="2203"/>
-        <w:gridCol w:w="4360"/>
-        <w:gridCol w:w="2800"/>
-      </w:tblGrid>
-      <w:tr>
-        <w:trPr>
-          <w:trHeight w:val="459"/>
-        </w:trPr>
-        <w:tc>
-          <w:tcPr>
-            <w:tcW w:w="2203" w:type="dxa"/>
-            <w:tcBorders>
-              <w:top w:val="single" w:sz="8" w:space="0" w:color="CBD5E1"/>
-              <w:left w:val="single" w:sz="8" w:space="0" w:color="CBD5E1"/>
-              <w:bottom w:val="single" w:sz="8" w:space="0" w:color="CBD5E1"/>
-              <w:right w:val="single" w:sz="8" w:space="0" w:color="CBD5E1"/>
-            </w:tcBorders>
-            <w:shd w:val="clear" w:color="auto" w:fill="1A2B3C"/>
-            <w:vAlign w:val="center"/>
-          </w:tcPr>
-          <w:p>
-            <w:pPr>
-              <w:spacing w:after="0" w:line="259" w:lineRule="auto"/>
-              <w:ind w:left="0" w:firstLine="0"/>
-            </w:pPr>
-            <w:r>
-              <w:rPr>
-                <w:b/>
-                <w:color w:val="FFFFFF"/>
-                <w:sz w:val="20"/>
-              </w:rPr>
-              <w:t>Check</w:t>
-            </w:r>
-            <w:r>
-              <w:t xml:space="preserve"> </w:t>
-            </w:r>
-          </w:p>
-        </w:tc>
-        <w:tc>
-          <w:tcPr>
-            <w:tcW w:w="4360" w:type="dxa"/>
-            <w:tcBorders>
-              <w:top w:val="single" w:sz="8" w:space="0" w:color="CBD5E1"/>
-              <w:left w:val="single" w:sz="8" w:space="0" w:color="CBD5E1"/>
-              <w:bottom w:val="single" w:sz="8" w:space="0" w:color="CBD5E1"/>
-              <w:right w:val="single" w:sz="8" w:space="0" w:color="CBD5E1"/>
-            </w:tcBorders>
-            <w:shd w:val="clear" w:color="auto" w:fill="1A2B3C"/>
-            <w:vAlign w:val="center"/>
-          </w:tcPr>
-          <w:p>
-            <w:pPr>
-              <w:spacing w:after="0" w:line="259" w:lineRule="auto"/>
-              <w:ind w:left="3" w:firstLine="0"/>
-            </w:pPr>
-            <w:r>
-              <w:rPr>
-                <w:b/>
-                <w:color w:val="FFFFFF"/>
-                <w:sz w:val="20"/>
-              </w:rPr>
-              <w:t>What it detects</w:t>
-            </w:r>
-            <w:r>
-              <w:t xml:space="preserve"> </w:t>
-            </w:r>
-          </w:p>
-        </w:tc>
-        <w:tc>
-          <w:tcPr>
-            <w:tcW w:w="2800" w:type="dxa"/>
-            <w:tcBorders>
-              <w:top w:val="single" w:sz="8" w:space="0" w:color="CBD5E1"/>
-              <w:left w:val="single" w:sz="8" w:space="0" w:color="CBD5E1"/>
-              <w:bottom w:val="single" w:sz="8" w:space="0" w:color="CBD5E1"/>
-              <w:right w:val="single" w:sz="8" w:space="0" w:color="CBD5E1"/>
-            </w:tcBorders>
-            <w:shd w:val="clear" w:color="auto" w:fill="1A2B3C"/>
-            <w:vAlign w:val="center"/>
-          </w:tcPr>
-          <w:p>
-            <w:pPr>
-              <w:spacing w:after="0" w:line="259" w:lineRule="auto"/>
-              <w:ind w:left="8" w:firstLine="0"/>
-            </w:pPr>
-            <w:r>
-              <w:rPr>
-                <w:b/>
-                <w:color w:val="FFFFFF"/>
-                <w:sz w:val="20"/>
-              </w:rPr>
-              <w:t>Consequence</w:t>
-            </w:r>
-            <w:r>
-              <w:t xml:space="preserve"> </w:t>
-            </w:r>
-          </w:p>
-        </w:tc>
-      </w:tr>
-      <w:tr>
-        <w:trPr>
-          <w:trHeight w:val="1381"/>
-        </w:trPr>
-        <w:tc>
-          <w:tcPr>
-            <w:tcW w:w="2203" w:type="dxa"/>
-            <w:tcBorders>
-              <w:top w:val="single" w:sz="8" w:space="0" w:color="CBD5E1"/>
-              <w:left w:val="single" w:sz="8" w:space="0" w:color="CBD5E1"/>
-              <w:bottom w:val="single" w:sz="8" w:space="0" w:color="CBD5E1"/>
-              <w:right w:val="single" w:sz="8" w:space="0" w:color="CBD5E1"/>
-            </w:tcBorders>
-            <w:shd w:val="clear" w:color="auto" w:fill="FEE2E2"/>
-          </w:tcPr>
-          <w:p>
-            <w:pPr>
-              <w:spacing w:after="0" w:line="259" w:lineRule="auto"/>
-              <w:ind w:left="0" w:right="24" w:firstLine="0"/>
-            </w:pPr>
-            <w:r>
-              <w:rPr>
-                <w:b/>
-                <w:color w:val="991B1B"/>
-                <w:sz w:val="20"/>
-              </w:rPr>
-              <w:t>Plagiarism detection</w:t>
-            </w:r>
-            <w:r>
-              <w:t xml:space="preserve"> </w:t>
-            </w:r>
-          </w:p>
-        </w:tc>
-        <w:tc>
-          <w:tcPr>
-            <w:tcW w:w="4360" w:type="dxa"/>
-            <w:tcBorders>
-              <w:top w:val="single" w:sz="8" w:space="0" w:color="CBD5E1"/>
-              <w:left w:val="single" w:sz="8" w:space="0" w:color="CBD5E1"/>
-              <w:bottom w:val="single" w:sz="8" w:space="0" w:color="CBD5E1"/>
-              <w:right w:val="single" w:sz="8" w:space="0" w:color="CBD5E1"/>
-            </w:tcBorders>
-            <w:shd w:val="clear" w:color="auto" w:fill="FEE2E2"/>
-            <w:vAlign w:val="center"/>
-          </w:tcPr>
-          <w:p>
-            <w:pPr>
-              <w:spacing w:after="0" w:line="259" w:lineRule="auto"/>
-              <w:ind w:left="3" w:firstLine="0"/>
-            </w:pPr>
-            <w:r>
-              <w:rPr>
-                <w:sz w:val="20"/>
-              </w:rPr>
-              <w:t>Report text copied from websites, Wikipedia, other students’ submissions, or any published source without attribution. Cross-submission similarity between enrolled students is also flagged.</w:t>
-            </w:r>
-            <w:r>
-              <w:t xml:space="preserve"> </w:t>
-            </w:r>
-          </w:p>
-        </w:tc>
-        <w:tc>
-          <w:tcPr>
-            <w:tcW w:w="2800" w:type="dxa"/>
-            <w:tcBorders>
-              <w:top w:val="single" w:sz="8" w:space="0" w:color="CBD5E1"/>
-              <w:left w:val="single" w:sz="8" w:space="0" w:color="CBD5E1"/>
-              <w:bottom w:val="single" w:sz="8" w:space="0" w:color="CBD5E1"/>
-              <w:right w:val="single" w:sz="8" w:space="0" w:color="CBD5E1"/>
-            </w:tcBorders>
-            <w:shd w:val="clear" w:color="auto" w:fill="FEE2E2"/>
-          </w:tcPr>
-          <w:p>
-            <w:pPr>
-              <w:spacing w:after="0" w:line="259" w:lineRule="auto"/>
-              <w:ind w:left="8" w:firstLine="0"/>
-            </w:pPr>
-            <w:r>
-              <w:rPr>
-                <w:color w:val="991B1B"/>
-                <w:sz w:val="20"/>
-              </w:rPr>
-              <w:t>Zero on the full report. Referred to disciplinary committee if similarity exceeds 40%.</w:t>
-            </w:r>
-            <w:r>
-              <w:t xml:space="preserve"> </w:t>
-            </w:r>
-          </w:p>
-        </w:tc>
-      </w:tr>
-      <w:tr>
-        <w:trPr>
-          <w:trHeight w:val="1364"/>
-        </w:trPr>
-        <w:tc>
-          <w:tcPr>
-            <w:tcW w:w="2203" w:type="dxa"/>
-            <w:tcBorders>
-              <w:top w:val="single" w:sz="8" w:space="0" w:color="CBD5E1"/>
-              <w:left w:val="single" w:sz="8" w:space="0" w:color="CBD5E1"/>
-              <w:bottom w:val="single" w:sz="8" w:space="0" w:color="CBD5E1"/>
-              <w:right w:val="single" w:sz="8" w:space="0" w:color="CBD5E1"/>
-            </w:tcBorders>
-            <w:shd w:val="clear" w:color="auto" w:fill="FEE2E2"/>
-          </w:tcPr>
-          <w:p>
-            <w:pPr>
-              <w:spacing w:after="0" w:line="259" w:lineRule="auto"/>
-              <w:ind w:left="0" w:firstLine="0"/>
-            </w:pPr>
-            <w:r>
-              <w:rPr>
-                <w:b/>
-                <w:color w:val="991B1B"/>
-                <w:sz w:val="20"/>
-              </w:rPr>
-              <w:t>AI generation detection</w:t>
-            </w:r>
-            <w:r>
-              <w:t xml:space="preserve"> </w:t>
-            </w:r>
-          </w:p>
-        </w:tc>
-        <w:tc>
-          <w:tcPr>
-            <w:tcW w:w="4360" w:type="dxa"/>
-            <w:tcBorders>
-              <w:top w:val="single" w:sz="8" w:space="0" w:color="CBD5E1"/>
-              <w:left w:val="single" w:sz="8" w:space="0" w:color="CBD5E1"/>
-              <w:bottom w:val="single" w:sz="8" w:space="0" w:color="CBD5E1"/>
-              <w:right w:val="single" w:sz="8" w:space="0" w:color="CBD5E1"/>
-            </w:tcBorders>
-            <w:shd w:val="clear" w:color="auto" w:fill="FEE2E2"/>
-            <w:vAlign w:val="center"/>
-          </w:tcPr>
-          <w:p>
-            <w:pPr>
-              <w:spacing w:after="0" w:line="259" w:lineRule="auto"/>
-              <w:ind w:left="3" w:firstLine="0"/>
-            </w:pPr>
-            <w:r>
-              <w:rPr>
-                <w:sz w:val="20"/>
-              </w:rPr>
-              <w:t>Report sections generated by AI tools such as ChatGPT, Gemini, Claude, or similar. The pipeline checks for linguistic patterns, sentence uniformity, and structural signatures common to AI-generated text.</w:t>
-            </w:r>
-            <w:r>
-              <w:t xml:space="preserve"> </w:t>
-            </w:r>
-          </w:p>
-        </w:tc>
-        <w:tc>
-          <w:tcPr>
-            <w:tcW w:w="2800" w:type="dxa"/>
-            <w:tcBorders>
-              <w:top w:val="single" w:sz="8" w:space="0" w:color="CBD5E1"/>
-              <w:left w:val="single" w:sz="8" w:space="0" w:color="CBD5E1"/>
-              <w:bottom w:val="single" w:sz="8" w:space="0" w:color="CBD5E1"/>
-              <w:right w:val="single" w:sz="8" w:space="0" w:color="CBD5E1"/>
-            </w:tcBorders>
-            <w:shd w:val="clear" w:color="auto" w:fill="FEE2E2"/>
-            <w:vAlign w:val="center"/>
-          </w:tcPr>
-          <w:p>
-            <w:pPr>
-              <w:spacing w:after="0" w:line="259" w:lineRule="auto"/>
-              <w:ind w:left="8" w:firstLine="0"/>
-            </w:pPr>
-            <w:r>
-              <w:rPr>
-                <w:color w:val="991B1B"/>
-                <w:sz w:val="20"/>
-              </w:rPr>
-              <w:t>Flagged submissions are called for a mandatory viva. If the student cannot explain the content, zero marks are awarded.</w:t>
-            </w:r>
-            <w:r>
-              <w:t xml:space="preserve"> </w:t>
-            </w:r>
-          </w:p>
-        </w:tc>
-      </w:tr>
-    </w:tbl>
     <w:p>
       <w:pPr>
         <w:spacing w:after="0" w:line="236" w:lineRule="auto"/>
         <w:ind w:left="0" w:firstLine="0"/>
       </w:pPr>
-      <w:r>
-        <w:rPr>
-          <w:i/>
-          <w:color w:val="64748B"/>
-          <w:sz w:val="20"/>
-        </w:rPr>
-        <w:t>A note on AI tools: you may use AI to understand concepts, debug scripts, or get explanations. You may not use AI to write your report. The distinction is the same as using a calculator versus asking someone else to sit your exam. The report must reflect your thinking, your words, and your conclusions.</w:t>
-      </w:r>
-      <w:r>
-        <w:t xml:space="preserve"> </w:t>
-      </w:r>
     </w:p>
     <w:sectPr>
-      <w:headerReference w:type="even" r:id="rId29"/>
-      <w:headerReference w:type="default" r:id="rId30"/>
-      <w:headerReference w:type="first" r:id="rId31"/>
+      <w:headerReference w:type="even" r:id="rId28"/>
+      <w:headerReference w:type="default" r:id="rId29"/>
+      <w:headerReference w:type="first" r:id="rId30"/>
       <w:pgSz w:w="11920" w:h="16840"/>
       <w:pgMar w:top="1440" w:right="1286" w:bottom="1440" w:left="1260" w:header="717" w:footer="720" w:gutter="0"/>
       <w:cols w:space="720"/>
@@ -34280,15 +29884,6 @@
   </w:num>
   <w:num w:numId="65" w16cid:durableId="688872541">
     <w:abstractNumId w:val="21"/>
-    <w:lvlOverride w:ilvl="0"/>
-    <w:lvlOverride w:ilvl="1"/>
-    <w:lvlOverride w:ilvl="2"/>
-    <w:lvlOverride w:ilvl="3"/>
-    <w:lvlOverride w:ilvl="4"/>
-    <w:lvlOverride w:ilvl="5"/>
-    <w:lvlOverride w:ilvl="6"/>
-    <w:lvlOverride w:ilvl="7"/>
-    <w:lvlOverride w:ilvl="8"/>
   </w:num>
   <w:num w:numId="66" w16cid:durableId="782501656">
     <w:abstractNumId w:val="31"/>
